--- a/2026-2027-Sem1/AIMLCZG521-ConversationalAI/ass-1/PS2_Group129_Report.docx
+++ b/2026-2027-Sem1/AIMLCZG521-ConversationalAI/ass-1/PS2_Group129_Report.docx
@@ -82,14 +82,6 @@
       </w:pPr>
       <w:r>
         <w:t xml:space="preserve">Student Details</w:t>
-      </w:r>
-    </w:p>
-    <w:p>
-      <w:pPr>
-        <w:spacing w:after="120"/>
-      </w:pPr>
-      <w:r>
-        <w:t xml:space="preserve">Replace the placeholders below with the group's actual details before submission.</w:t>
       </w:r>
     </w:p>
     <w:tbl>
@@ -175,7 +167,7 @@
                 <w:sz w:val="20"/>
                 <w:szCs w:val="20"/>
               </w:rPr>
-              <w:t xml:space="preserve">Member 1 — enter name</w:t>
+              <w:t xml:space="preserve">Pushadapu Sanjay Kumar</w:t>
             </w:r>
           </w:p>
         </w:tc>
@@ -191,7 +183,7 @@
                 <w:sz w:val="20"/>
                 <w:szCs w:val="20"/>
               </w:rPr>
-              <w:t xml:space="preserve">Enter BITS ID</w:t>
+              <w:t xml:space="preserve">2025ae05898</w:t>
             </w:r>
           </w:p>
         </w:tc>
@@ -207,7 +199,7 @@
                 <w:sz w:val="20"/>
                 <w:szCs w:val="20"/>
               </w:rPr>
-              <w:t xml:space="preserve">Enter email</w:t>
+              <w:t xml:space="preserve">2025ae05898@wilp.bits-pilani.ac.in</w:t>
             </w:r>
           </w:p>
         </w:tc>
@@ -225,7 +217,7 @@
                 <w:sz w:val="20"/>
                 <w:szCs w:val="20"/>
               </w:rPr>
-              <w:t xml:space="preserve">Member 2 — enter name</w:t>
+              <w:t xml:space="preserve">B Devchandraaj</w:t>
             </w:r>
           </w:p>
         </w:tc>
@@ -241,7 +233,7 @@
                 <w:sz w:val="20"/>
                 <w:szCs w:val="20"/>
               </w:rPr>
-              <w:t xml:space="preserve">Enter BITS ID</w:t>
+              <w:t xml:space="preserve">2025ae05469</w:t>
             </w:r>
           </w:p>
         </w:tc>
@@ -257,7 +249,7 @@
                 <w:sz w:val="20"/>
                 <w:szCs w:val="20"/>
               </w:rPr>
-              <w:t xml:space="preserve">Enter email</w:t>
+              <w:t xml:space="preserve">2025ae05469@wilp.bits-pilani.ac.in</w:t>
             </w:r>
           </w:p>
         </w:tc>
@@ -275,7 +267,7 @@
                 <w:sz w:val="20"/>
                 <w:szCs w:val="20"/>
               </w:rPr>
-              <w:t xml:space="preserve">Member 3 — enter name</w:t>
+              <w:t xml:space="preserve">Gourob Nandi</w:t>
             </w:r>
           </w:p>
         </w:tc>
@@ -291,7 +283,7 @@
                 <w:sz w:val="20"/>
                 <w:szCs w:val="20"/>
               </w:rPr>
-              <w:t xml:space="preserve">Enter BITS ID</w:t>
+              <w:t xml:space="preserve">2025ae05503</w:t>
             </w:r>
           </w:p>
         </w:tc>
@@ -307,7 +299,7 @@
                 <w:sz w:val="20"/>
                 <w:szCs w:val="20"/>
               </w:rPr>
-              <w:t xml:space="preserve">Enter email</w:t>
+              <w:t xml:space="preserve">2025ae05503@wilp.bits-pilani.ac.in</w:t>
             </w:r>
           </w:p>
         </w:tc>
@@ -325,7 +317,7 @@
                 <w:sz w:val="20"/>
                 <w:szCs w:val="20"/>
               </w:rPr>
-              <w:t xml:space="preserve">Member 4 — enter name</w:t>
+              <w:t xml:space="preserve">Anirudh Anand</w:t>
             </w:r>
           </w:p>
         </w:tc>
@@ -341,7 +333,7 @@
                 <w:sz w:val="20"/>
                 <w:szCs w:val="20"/>
               </w:rPr>
-              <w:t xml:space="preserve">Enter BITS ID</w:t>
+              <w:t xml:space="preserve">2025ae05576</w:t>
             </w:r>
           </w:p>
         </w:tc>
@@ -357,7 +349,7 @@
                 <w:sz w:val="20"/>
                 <w:szCs w:val="20"/>
               </w:rPr>
-              <w:t xml:space="preserve">Enter email</w:t>
+              <w:t xml:space="preserve">2025ae05576@wilp.bits-pilani.ac.in</w:t>
             </w:r>
           </w:p>
         </w:tc>
@@ -370,14 +362,6 @@
       </w:pPr>
       <w:r>
         <w:t xml:space="preserve">Group Contributions</w:t>
-      </w:r>
-    </w:p>
-    <w:p>
-      <w:pPr>
-        <w:spacing w:after="120"/>
-      </w:pPr>
-      <w:r>
-        <w:t xml:space="preserve">Replace the member labels below with the actual names.</w:t>
       </w:r>
     </w:p>
     <w:tbl>
@@ -463,7 +447,7 @@
                 <w:sz w:val="20"/>
                 <w:szCs w:val="20"/>
               </w:rPr>
-              <w:t xml:space="preserve">Member 1</w:t>
+              <w:t xml:space="preserve">Pushadapu Sanjay Kumar</w:t>
             </w:r>
           </w:p>
         </w:tc>
@@ -513,7 +497,7 @@
                 <w:sz w:val="20"/>
                 <w:szCs w:val="20"/>
               </w:rPr>
-              <w:t xml:space="preserve">Member 2</w:t>
+              <w:t xml:space="preserve">B Devchandraaj</w:t>
             </w:r>
           </w:p>
         </w:tc>
@@ -563,7 +547,7 @@
                 <w:sz w:val="20"/>
                 <w:szCs w:val="20"/>
               </w:rPr>
-              <w:t xml:space="preserve">Member 3</w:t>
+              <w:t xml:space="preserve">Gourob Nandi</w:t>
             </w:r>
           </w:p>
         </w:tc>
@@ -613,7 +597,7 @@
                 <w:sz w:val="20"/>
                 <w:szCs w:val="20"/>
               </w:rPr>
-              <w:t xml:space="preserve">Member 4</w:t>
+              <w:t xml:space="preserve">Anirudh Anand</w:t>
             </w:r>
           </w:p>
         </w:tc>

--- a/2026-2027-Sem1/AIMLCZG521-ConversationalAI/ass-1/PS2_Group129_Report.docx
+++ b/2026-2027-Sem1/AIMLCZG521-ConversationalAI/ass-1/PS2_Group129_Report.docx
@@ -447,57 +447,57 @@
                 <w:sz w:val="20"/>
                 <w:szCs w:val="20"/>
               </w:rPr>
+              <w:t xml:space="preserve">B Devchandraaj</w:t>
+            </w:r>
+          </w:p>
+        </w:tc>
+        <w:tc>
+          <w:tcPr>
+            <w:tcW w:type="dxa" w:w="2800"/>
+          </w:tcPr>
+          <w:p>
+            <w:r>
+              <w:rPr>
+                <w:b w:val="false"/>
+                <w:bCs w:val="false"/>
+                <w:sz w:val="20"/>
+                <w:szCs w:val="20"/>
+              </w:rPr>
+              <w:t xml:space="preserve">Dataset &amp; embedding</w:t>
+            </w:r>
+          </w:p>
+        </w:tc>
+        <w:tc>
+          <w:tcPr>
+            <w:tcW w:type="dxa" w:w="4360"/>
+          </w:tcPr>
+          <w:p>
+            <w:r>
+              <w:rPr>
+                <w:b w:val="false"/>
+                <w:bCs w:val="false"/>
+                <w:sz w:val="20"/>
+                <w:szCs w:val="20"/>
+              </w:rPr>
+              <w:t xml:space="preserve">Dataset loading, validation, and embedding generation</w:t>
+            </w:r>
+          </w:p>
+        </w:tc>
+      </w:tr>
+      <w:tr>
+        <w:tc>
+          <w:tcPr>
+            <w:tcW w:type="dxa" w:w="2200"/>
+          </w:tcPr>
+          <w:p>
+            <w:r>
+              <w:rPr>
+                <w:b w:val="false"/>
+                <w:bCs w:val="false"/>
+                <w:sz w:val="20"/>
+                <w:szCs w:val="20"/>
+              </w:rPr>
               <w:t xml:space="preserve">Pushadapu Sanjay Kumar</w:t>
-            </w:r>
-          </w:p>
-        </w:tc>
-        <w:tc>
-          <w:tcPr>
-            <w:tcW w:type="dxa" w:w="2800"/>
-          </w:tcPr>
-          <w:p>
-            <w:r>
-              <w:rPr>
-                <w:b w:val="false"/>
-                <w:bCs w:val="false"/>
-                <w:sz w:val="20"/>
-                <w:szCs w:val="20"/>
-              </w:rPr>
-              <w:t xml:space="preserve">Dataset &amp; embedding</w:t>
-            </w:r>
-          </w:p>
-        </w:tc>
-        <w:tc>
-          <w:tcPr>
-            <w:tcW w:type="dxa" w:w="4360"/>
-          </w:tcPr>
-          <w:p>
-            <w:r>
-              <w:rPr>
-                <w:b w:val="false"/>
-                <w:bCs w:val="false"/>
-                <w:sz w:val="20"/>
-                <w:szCs w:val="20"/>
-              </w:rPr>
-              <w:t xml:space="preserve">Dataset loading, validation, and embedding generation</w:t>
-            </w:r>
-          </w:p>
-        </w:tc>
-      </w:tr>
-      <w:tr>
-        <w:tc>
-          <w:tcPr>
-            <w:tcW w:type="dxa" w:w="2200"/>
-          </w:tcPr>
-          <w:p>
-            <w:r>
-              <w:rPr>
-                <w:b w:val="false"/>
-                <w:bCs w:val="false"/>
-                <w:sz w:val="20"/>
-                <w:szCs w:val="20"/>
-              </w:rPr>
-              <w:t xml:space="preserve">B Devchandraaj</w:t>
             </w:r>
           </w:p>
         </w:tc>

--- a/2026-2027-Sem1/AIMLCZG521-ConversationalAI/ass-1/PS2_Group129_Report.docx
+++ b/2026-2027-Sem1/AIMLCZG521-ConversationalAI/ass-1/PS2_Group129_Report.docx
@@ -807,13 +807,7 @@
           </w:tcPr>
           <w:p>
             <w:r>
-              <w:rPr>
-                <w:b w:val="false"/>
-                <w:bCs w:val="false"/>
-                <w:sz w:val="20"/>
-                <w:szCs w:val="20"/>
-              </w:rPr>
-              <w:t xml:space="preserve">Cosine — identical ranking to dot/L2 on unit-normalized vectors; scale-invariant</w:t>
+              <w:t>Cosine ? identical ranking to dot/L2 on unit-normalized vectors; scale-invariant</w:t>
             </w:r>
           </w:p>
         </w:tc>
@@ -841,13 +835,7 @@
           </w:tcPr>
           <w:p>
             <w:r>
-              <w:rPr>
-                <w:b w:val="false"/>
-                <w:bCs w:val="false"/>
-                <w:sz w:val="20"/>
-                <w:szCs w:val="20"/>
-              </w:rPr>
-              <w:t xml:space="preserve">HNSW efSearch=16 — Recall@5 0.773, 6.52x faster than exact</w:t>
+              <w:t>HNSW efSearch=16 ? Recall@5 0.777, 12.85x faster than exact</w:t>
             </w:r>
           </w:p>
         </w:tc>
@@ -875,13 +863,7 @@
           </w:tcPr>
           <w:p>
             <w:r>
-              <w:rPr>
-                <w:b w:val="false"/>
-                <w:bCs w:val="false"/>
-                <w:sz w:val="20"/>
-                <w:szCs w:val="20"/>
-              </w:rPr>
-              <w:t xml:space="preserve">IVF nprobe=1 — 15.5x faster but Recall@5 only 0.502</w:t>
+              <w:t>IVF nprobe=1 ? 30.95x faster but Recall@5 only 0.502</w:t>
             </w:r>
           </w:p>
         </w:tc>
@@ -972,7 +954,7 @@
         <w:spacing w:after="60"/>
       </w:pPr>
       <w:r>
-        <w:t xml:space="preserve">Python 3.11</w:t>
+        <w:t>Python 3.14.5 (recorded execution environment)</w:t>
       </w:r>
     </w:p>
     <w:p>
@@ -1488,13 +1470,7 @@
           </w:tcPr>
           <w:p>
             <w:r>
-              <w:rPr>
-                <w:b w:val="false"/>
-                <w:bCs w:val="false"/>
-                <w:sz w:val="20"/>
-                <w:szCs w:val="20"/>
-              </w:rPr>
-              <w:t xml:space="preserve">Pending final run (see note)</w:t>
+              <w:t>341.12 s (CPU)</w:t>
             </w:r>
           </w:p>
         </w:tc>
@@ -1570,13 +1546,7 @@
           </w:tcPr>
           <w:p>
             <w:r>
-              <w:rPr>
-                <w:b w:val="false"/>
-                <w:bCs w:val="false"/>
-                <w:sz w:val="20"/>
-                <w:szCs w:val="20"/>
-              </w:rPr>
-              <w:t xml:space="preserve">Reused cached embeddings (already generated)</w:t>
+              <w:t>2034.55 s (CPU)</w:t>
             </w:r>
           </w:p>
         </w:tc>
@@ -1799,13 +1769,7 @@
           </w:tcPr>
           <w:p>
             <w:r>
-              <w:rPr>
-                <w:b w:val="false"/>
-                <w:bCs w:val="false"/>
-                <w:sz w:val="20"/>
-                <w:szCs w:val="20"/>
-              </w:rPr>
-              <w:t xml:space="preserve">1.103 ms (mean 1.568 ms)</w:t>
+              <w:t>0.488 ms (mean 0.513 ms)</w:t>
             </w:r>
           </w:p>
         </w:tc>
@@ -2009,259 +1973,163 @@
           </w:tcPr>
           <w:p>
             <w:r>
-              <w:rPr>
-                <w:b w:val="false"/>
-                <w:bCs w:val="false"/>
-                <w:sz w:val="20"/>
-                <w:szCs w:val="20"/>
-              </w:rPr>
-              <w:t xml:space="preserve">16</w:t>
-            </w:r>
-          </w:p>
-        </w:tc>
-        <w:tc>
-          <w:tcPr>
-            <w:tcW w:type="dxa" w:w="2340"/>
-          </w:tcPr>
-          <w:p>
-            <w:r>
-              <w:rPr>
-                <w:b w:val="false"/>
-                <w:bCs w:val="false"/>
-                <w:sz w:val="20"/>
-                <w:szCs w:val="20"/>
-              </w:rPr>
-              <w:t xml:space="preserve">0.773</w:t>
-            </w:r>
-          </w:p>
-        </w:tc>
-        <w:tc>
-          <w:tcPr>
-            <w:tcW w:type="dxa" w:w="2340"/>
-          </w:tcPr>
-          <w:p>
-            <w:r>
-              <w:rPr>
-                <w:b w:val="false"/>
-                <w:bCs w:val="false"/>
-                <w:sz w:val="20"/>
-                <w:szCs w:val="20"/>
-              </w:rPr>
-              <w:t xml:space="preserve">0.036 ms</w:t>
-            </w:r>
-          </w:p>
-        </w:tc>
-        <w:tc>
-          <w:tcPr>
-            <w:tcW w:type="dxa" w:w="2340"/>
-          </w:tcPr>
-          <w:p>
-            <w:r>
-              <w:rPr>
-                <w:b w:val="false"/>
-                <w:bCs w:val="false"/>
-                <w:sz w:val="20"/>
-                <w:szCs w:val="20"/>
-              </w:rPr>
-              <w:t xml:space="preserve">6.52x</w:t>
-            </w:r>
-          </w:p>
-        </w:tc>
-      </w:tr>
-      <w:tr>
-        <w:tc>
-          <w:tcPr>
-            <w:tcW w:type="dxa" w:w="2340"/>
-          </w:tcPr>
-          <w:p>
-            <w:r>
-              <w:rPr>
-                <w:b w:val="false"/>
-                <w:bCs w:val="false"/>
-                <w:sz w:val="20"/>
-                <w:szCs w:val="20"/>
-              </w:rPr>
-              <w:t xml:space="preserve">32</w:t>
-            </w:r>
-          </w:p>
-        </w:tc>
-        <w:tc>
-          <w:tcPr>
-            <w:tcW w:type="dxa" w:w="2340"/>
-          </w:tcPr>
-          <w:p>
-            <w:r>
-              <w:rPr>
-                <w:b w:val="false"/>
-                <w:bCs w:val="false"/>
-                <w:sz w:val="20"/>
-                <w:szCs w:val="20"/>
-              </w:rPr>
-              <w:t xml:space="preserve">0.780</w:t>
-            </w:r>
-          </w:p>
-        </w:tc>
-        <w:tc>
-          <w:tcPr>
-            <w:tcW w:type="dxa" w:w="2340"/>
-          </w:tcPr>
-          <w:p>
-            <w:r>
-              <w:rPr>
-                <w:b w:val="false"/>
-                <w:bCs w:val="false"/>
-                <w:sz w:val="20"/>
-                <w:szCs w:val="20"/>
-              </w:rPr>
-              <w:t xml:space="preserve">0.060 ms</w:t>
-            </w:r>
-          </w:p>
-        </w:tc>
-        <w:tc>
-          <w:tcPr>
-            <w:tcW w:type="dxa" w:w="2340"/>
-          </w:tcPr>
-          <w:p>
-            <w:r>
-              <w:rPr>
-                <w:b w:val="false"/>
-                <w:bCs w:val="false"/>
-                <w:sz w:val="20"/>
-                <w:szCs w:val="20"/>
-              </w:rPr>
-              <w:t xml:space="preserve">3.94x</w:t>
-            </w:r>
-          </w:p>
-        </w:tc>
-      </w:tr>
-      <w:tr>
-        <w:tc>
-          <w:tcPr>
-            <w:tcW w:type="dxa" w:w="2340"/>
-          </w:tcPr>
-          <w:p>
-            <w:r>
-              <w:rPr>
-                <w:b w:val="false"/>
-                <w:bCs w:val="false"/>
-                <w:sz w:val="20"/>
-                <w:szCs w:val="20"/>
-              </w:rPr>
-              <w:t xml:space="preserve">64</w:t>
-            </w:r>
-          </w:p>
-        </w:tc>
-        <w:tc>
-          <w:tcPr>
-            <w:tcW w:type="dxa" w:w="2340"/>
-          </w:tcPr>
-          <w:p>
-            <w:r>
-              <w:rPr>
-                <w:b w:val="false"/>
-                <w:bCs w:val="false"/>
-                <w:sz w:val="20"/>
-                <w:szCs w:val="20"/>
-              </w:rPr>
-              <w:t xml:space="preserve">0.780</w:t>
-            </w:r>
-          </w:p>
-        </w:tc>
-        <w:tc>
-          <w:tcPr>
-            <w:tcW w:type="dxa" w:w="2340"/>
-          </w:tcPr>
-          <w:p>
-            <w:r>
-              <w:rPr>
-                <w:b w:val="false"/>
-                <w:bCs w:val="false"/>
-                <w:sz w:val="20"/>
-                <w:szCs w:val="20"/>
-              </w:rPr>
-              <w:t xml:space="preserve">0.115 ms</w:t>
-            </w:r>
-          </w:p>
-        </w:tc>
-        <w:tc>
-          <w:tcPr>
-            <w:tcW w:type="dxa" w:w="2340"/>
-          </w:tcPr>
-          <w:p>
-            <w:r>
-              <w:rPr>
-                <w:b w:val="false"/>
-                <w:bCs w:val="false"/>
-                <w:sz w:val="20"/>
-                <w:szCs w:val="20"/>
-              </w:rPr>
-              <w:t xml:space="preserve">2.04x</w:t>
-            </w:r>
-          </w:p>
-        </w:tc>
-      </w:tr>
-      <w:tr>
-        <w:tc>
-          <w:tcPr>
-            <w:tcW w:type="dxa" w:w="2340"/>
-          </w:tcPr>
-          <w:p>
-            <w:r>
-              <w:rPr>
-                <w:b w:val="false"/>
-                <w:bCs w:val="false"/>
-                <w:sz w:val="20"/>
-                <w:szCs w:val="20"/>
-              </w:rPr>
-              <w:t xml:space="preserve">128</w:t>
-            </w:r>
-          </w:p>
-        </w:tc>
-        <w:tc>
-          <w:tcPr>
-            <w:tcW w:type="dxa" w:w="2340"/>
-          </w:tcPr>
-          <w:p>
-            <w:r>
-              <w:rPr>
-                <w:b w:val="false"/>
-                <w:bCs w:val="false"/>
-                <w:sz w:val="20"/>
-                <w:szCs w:val="20"/>
-              </w:rPr>
-              <w:t xml:space="preserve">0.780</w:t>
-            </w:r>
-          </w:p>
-        </w:tc>
-        <w:tc>
-          <w:tcPr>
-            <w:tcW w:type="dxa" w:w="2340"/>
-          </w:tcPr>
-          <w:p>
-            <w:r>
-              <w:rPr>
-                <w:b w:val="false"/>
-                <w:bCs w:val="false"/>
-                <w:sz w:val="20"/>
-                <w:szCs w:val="20"/>
-              </w:rPr>
-              <w:t xml:space="preserve">0.207 ms</w:t>
-            </w:r>
-          </w:p>
-        </w:tc>
-        <w:tc>
-          <w:tcPr>
-            <w:tcW w:type="dxa" w:w="2340"/>
-          </w:tcPr>
-          <w:p>
-            <w:r>
-              <w:rPr>
-                <w:b w:val="false"/>
-                <w:bCs w:val="false"/>
-                <w:sz w:val="20"/>
-                <w:szCs w:val="20"/>
-              </w:rPr>
-              <w:t xml:space="preserve">1.13x</w:t>
+              <w:t>16</w:t>
+            </w:r>
+          </w:p>
+        </w:tc>
+        <w:tc>
+          <w:tcPr>
+            <w:tcW w:type="dxa" w:w="2340"/>
+          </w:tcPr>
+          <w:p>
+            <w:r>
+              <w:t>0.777</w:t>
+            </w:r>
+          </w:p>
+        </w:tc>
+        <w:tc>
+          <w:tcPr>
+            <w:tcW w:type="dxa" w:w="2340"/>
+          </w:tcPr>
+          <w:p>
+            <w:r>
+              <w:t>0.040 ms</w:t>
+            </w:r>
+          </w:p>
+        </w:tc>
+        <w:tc>
+          <w:tcPr>
+            <w:tcW w:type="dxa" w:w="2340"/>
+          </w:tcPr>
+          <w:p>
+            <w:r>
+              <w:t>12.85x</w:t>
+            </w:r>
+          </w:p>
+        </w:tc>
+      </w:tr>
+      <w:tr>
+        <w:tc>
+          <w:tcPr>
+            <w:tcW w:type="dxa" w:w="2340"/>
+          </w:tcPr>
+          <w:p>
+            <w:r>
+              <w:t>32</w:t>
+            </w:r>
+          </w:p>
+        </w:tc>
+        <w:tc>
+          <w:tcPr>
+            <w:tcW w:type="dxa" w:w="2340"/>
+          </w:tcPr>
+          <w:p>
+            <w:r>
+              <w:t>0.780</w:t>
+            </w:r>
+          </w:p>
+        </w:tc>
+        <w:tc>
+          <w:tcPr>
+            <w:tcW w:type="dxa" w:w="2340"/>
+          </w:tcPr>
+          <w:p>
+            <w:r>
+              <w:t>0.069 ms</w:t>
+            </w:r>
+          </w:p>
+        </w:tc>
+        <w:tc>
+          <w:tcPr>
+            <w:tcW w:type="dxa" w:w="2340"/>
+          </w:tcPr>
+          <w:p>
+            <w:r>
+              <w:t>7.44x</w:t>
+            </w:r>
+          </w:p>
+        </w:tc>
+      </w:tr>
+      <w:tr>
+        <w:tc>
+          <w:tcPr>
+            <w:tcW w:type="dxa" w:w="2340"/>
+          </w:tcPr>
+          <w:p>
+            <w:r>
+              <w:t>64</w:t>
+            </w:r>
+          </w:p>
+        </w:tc>
+        <w:tc>
+          <w:tcPr>
+            <w:tcW w:type="dxa" w:w="2340"/>
+          </w:tcPr>
+          <w:p>
+            <w:r>
+              <w:t>0.780</w:t>
+            </w:r>
+          </w:p>
+        </w:tc>
+        <w:tc>
+          <w:tcPr>
+            <w:tcW w:type="dxa" w:w="2340"/>
+          </w:tcPr>
+          <w:p>
+            <w:r>
+              <w:t>0.122 ms</w:t>
+            </w:r>
+          </w:p>
+        </w:tc>
+        <w:tc>
+          <w:tcPr>
+            <w:tcW w:type="dxa" w:w="2340"/>
+          </w:tcPr>
+          <w:p>
+            <w:r>
+              <w:t>4.20x</w:t>
+            </w:r>
+          </w:p>
+        </w:tc>
+      </w:tr>
+      <w:tr>
+        <w:tc>
+          <w:tcPr>
+            <w:tcW w:type="dxa" w:w="2340"/>
+          </w:tcPr>
+          <w:p>
+            <w:r>
+              <w:t>128</w:t>
+            </w:r>
+          </w:p>
+        </w:tc>
+        <w:tc>
+          <w:tcPr>
+            <w:tcW w:type="dxa" w:w="2340"/>
+          </w:tcPr>
+          <w:p>
+            <w:r>
+              <w:t>0.780</w:t>
+            </w:r>
+          </w:p>
+        </w:tc>
+        <w:tc>
+          <w:tcPr>
+            <w:tcW w:type="dxa" w:w="2340"/>
+          </w:tcPr>
+          <w:p>
+            <w:r>
+              <w:t>0.214 ms</w:t>
+            </w:r>
+          </w:p>
+        </w:tc>
+        <w:tc>
+          <w:tcPr>
+            <w:tcW w:type="dxa" w:w="2340"/>
+          </w:tcPr>
+          <w:p>
+            <w:r>
+              <w:t>2.39x</w:t>
             </w:r>
           </w:p>
         </w:tc>
@@ -2371,259 +2239,163 @@
           </w:tcPr>
           <w:p>
             <w:r>
-              <w:rPr>
-                <w:b w:val="false"/>
-                <w:bCs w:val="false"/>
-                <w:sz w:val="20"/>
-                <w:szCs w:val="20"/>
-              </w:rPr>
-              <w:t xml:space="preserve">1</w:t>
-            </w:r>
-          </w:p>
-        </w:tc>
-        <w:tc>
-          <w:tcPr>
-            <w:tcW w:type="dxa" w:w="2340"/>
-          </w:tcPr>
-          <w:p>
-            <w:r>
-              <w:rPr>
-                <w:b w:val="false"/>
-                <w:bCs w:val="false"/>
-                <w:sz w:val="20"/>
-                <w:szCs w:val="20"/>
-              </w:rPr>
-              <w:t xml:space="preserve">0.502</w:t>
-            </w:r>
-          </w:p>
-        </w:tc>
-        <w:tc>
-          <w:tcPr>
-            <w:tcW w:type="dxa" w:w="2340"/>
-          </w:tcPr>
-          <w:p>
-            <w:r>
-              <w:rPr>
-                <w:b w:val="false"/>
-                <w:bCs w:val="false"/>
-                <w:sz w:val="20"/>
-                <w:szCs w:val="20"/>
-              </w:rPr>
-              <w:t xml:space="preserve">0.015 ms</w:t>
-            </w:r>
-          </w:p>
-        </w:tc>
-        <w:tc>
-          <w:tcPr>
-            <w:tcW w:type="dxa" w:w="2340"/>
-          </w:tcPr>
-          <w:p>
-            <w:r>
-              <w:rPr>
-                <w:b w:val="false"/>
-                <w:bCs w:val="false"/>
-                <w:sz w:val="20"/>
-                <w:szCs w:val="20"/>
-              </w:rPr>
-              <w:t xml:space="preserve">15.52x</w:t>
-            </w:r>
-          </w:p>
-        </w:tc>
-      </w:tr>
-      <w:tr>
-        <w:tc>
-          <w:tcPr>
-            <w:tcW w:type="dxa" w:w="2340"/>
-          </w:tcPr>
-          <w:p>
-            <w:r>
-              <w:rPr>
-                <w:b w:val="false"/>
-                <w:bCs w:val="false"/>
-                <w:sz w:val="20"/>
-                <w:szCs w:val="20"/>
-              </w:rPr>
-              <w:t xml:space="preserve">5</w:t>
-            </w:r>
-          </w:p>
-        </w:tc>
-        <w:tc>
-          <w:tcPr>
-            <w:tcW w:type="dxa" w:w="2340"/>
-          </w:tcPr>
-          <w:p>
-            <w:r>
-              <w:rPr>
-                <w:b w:val="false"/>
-                <w:bCs w:val="false"/>
-                <w:sz w:val="20"/>
-                <w:szCs w:val="20"/>
-              </w:rPr>
-              <w:t xml:space="preserve">0.716</w:t>
-            </w:r>
-          </w:p>
-        </w:tc>
-        <w:tc>
-          <w:tcPr>
-            <w:tcW w:type="dxa" w:w="2340"/>
-          </w:tcPr>
-          <w:p>
-            <w:r>
-              <w:rPr>
-                <w:b w:val="false"/>
-                <w:bCs w:val="false"/>
-                <w:sz w:val="20"/>
-                <w:szCs w:val="20"/>
-              </w:rPr>
-              <w:t xml:space="preserve">0.035 ms</w:t>
-            </w:r>
-          </w:p>
-        </w:tc>
-        <w:tc>
-          <w:tcPr>
-            <w:tcW w:type="dxa" w:w="2340"/>
-          </w:tcPr>
-          <w:p>
-            <w:r>
-              <w:rPr>
-                <w:b w:val="false"/>
-                <w:bCs w:val="false"/>
-                <w:sz w:val="20"/>
-                <w:szCs w:val="20"/>
-              </w:rPr>
-              <w:t xml:space="preserve">6.70x</w:t>
-            </w:r>
-          </w:p>
-        </w:tc>
-      </w:tr>
-      <w:tr>
-        <w:tc>
-          <w:tcPr>
-            <w:tcW w:type="dxa" w:w="2340"/>
-          </w:tcPr>
-          <w:p>
-            <w:r>
-              <w:rPr>
-                <w:b w:val="false"/>
-                <w:bCs w:val="false"/>
-                <w:sz w:val="20"/>
-                <w:szCs w:val="20"/>
-              </w:rPr>
-              <w:t xml:space="preserve">10</w:t>
-            </w:r>
-          </w:p>
-        </w:tc>
-        <w:tc>
-          <w:tcPr>
-            <w:tcW w:type="dxa" w:w="2340"/>
-          </w:tcPr>
-          <w:p>
-            <w:r>
-              <w:rPr>
-                <w:b w:val="false"/>
-                <w:bCs w:val="false"/>
-                <w:sz w:val="20"/>
-                <w:szCs w:val="20"/>
-              </w:rPr>
-              <w:t xml:space="preserve">0.736</w:t>
-            </w:r>
-          </w:p>
-        </w:tc>
-        <w:tc>
-          <w:tcPr>
-            <w:tcW w:type="dxa" w:w="2340"/>
-          </w:tcPr>
-          <w:p>
-            <w:r>
-              <w:rPr>
-                <w:b w:val="false"/>
-                <w:bCs w:val="false"/>
-                <w:sz w:val="20"/>
-                <w:szCs w:val="20"/>
-              </w:rPr>
-              <w:t xml:space="preserve">0.064 ms</w:t>
-            </w:r>
-          </w:p>
-        </w:tc>
-        <w:tc>
-          <w:tcPr>
-            <w:tcW w:type="dxa" w:w="2340"/>
-          </w:tcPr>
-          <w:p>
-            <w:r>
-              <w:rPr>
-                <w:b w:val="false"/>
-                <w:bCs w:val="false"/>
-                <w:sz w:val="20"/>
-                <w:szCs w:val="20"/>
-              </w:rPr>
-              <w:t xml:space="preserve">3.66x</w:t>
-            </w:r>
-          </w:p>
-        </w:tc>
-      </w:tr>
-      <w:tr>
-        <w:tc>
-          <w:tcPr>
-            <w:tcW w:type="dxa" w:w="2340"/>
-          </w:tcPr>
-          <w:p>
-            <w:r>
-              <w:rPr>
-                <w:b w:val="false"/>
-                <w:bCs w:val="false"/>
-                <w:sz w:val="20"/>
-                <w:szCs w:val="20"/>
-              </w:rPr>
-              <w:t xml:space="preserve">20</w:t>
-            </w:r>
-          </w:p>
-        </w:tc>
-        <w:tc>
-          <w:tcPr>
-            <w:tcW w:type="dxa" w:w="2340"/>
-          </w:tcPr>
-          <w:p>
-            <w:r>
-              <w:rPr>
-                <w:b w:val="false"/>
-                <w:bCs w:val="false"/>
-                <w:sz w:val="20"/>
-                <w:szCs w:val="20"/>
-              </w:rPr>
-              <w:t xml:space="preserve">0.769</w:t>
-            </w:r>
-          </w:p>
-        </w:tc>
-        <w:tc>
-          <w:tcPr>
-            <w:tcW w:type="dxa" w:w="2340"/>
-          </w:tcPr>
-          <w:p>
-            <w:r>
-              <w:rPr>
-                <w:b w:val="false"/>
-                <w:bCs w:val="false"/>
-                <w:sz w:val="20"/>
-                <w:szCs w:val="20"/>
-              </w:rPr>
-              <w:t xml:space="preserve">0.133 ms</w:t>
-            </w:r>
-          </w:p>
-        </w:tc>
-        <w:tc>
-          <w:tcPr>
-            <w:tcW w:type="dxa" w:w="2340"/>
-          </w:tcPr>
-          <w:p>
-            <w:r>
-              <w:rPr>
-                <w:b w:val="false"/>
-                <w:bCs w:val="false"/>
-                <w:sz w:val="20"/>
-                <w:szCs w:val="20"/>
-              </w:rPr>
-              <w:t xml:space="preserve">1.76x</w:t>
+              <w:t>1</w:t>
+            </w:r>
+          </w:p>
+        </w:tc>
+        <w:tc>
+          <w:tcPr>
+            <w:tcW w:type="dxa" w:w="2340"/>
+          </w:tcPr>
+          <w:p>
+            <w:r>
+              <w:t>0.502</w:t>
+            </w:r>
+          </w:p>
+        </w:tc>
+        <w:tc>
+          <w:tcPr>
+            <w:tcW w:type="dxa" w:w="2340"/>
+          </w:tcPr>
+          <w:p>
+            <w:r>
+              <w:t>0.017 ms</w:t>
+            </w:r>
+          </w:p>
+        </w:tc>
+        <w:tc>
+          <w:tcPr>
+            <w:tcW w:type="dxa" w:w="2340"/>
+          </w:tcPr>
+          <w:p>
+            <w:r>
+              <w:t>30.95x</w:t>
+            </w:r>
+          </w:p>
+        </w:tc>
+      </w:tr>
+      <w:tr>
+        <w:tc>
+          <w:tcPr>
+            <w:tcW w:type="dxa" w:w="2340"/>
+          </w:tcPr>
+          <w:p>
+            <w:r>
+              <w:t>5</w:t>
+            </w:r>
+          </w:p>
+        </w:tc>
+        <w:tc>
+          <w:tcPr>
+            <w:tcW w:type="dxa" w:w="2340"/>
+          </w:tcPr>
+          <w:p>
+            <w:r>
+              <w:t>0.716</w:t>
+            </w:r>
+          </w:p>
+        </w:tc>
+        <w:tc>
+          <w:tcPr>
+            <w:tcW w:type="dxa" w:w="2340"/>
+          </w:tcPr>
+          <w:p>
+            <w:r>
+              <w:t>0.037 ms</w:t>
+            </w:r>
+          </w:p>
+        </w:tc>
+        <w:tc>
+          <w:tcPr>
+            <w:tcW w:type="dxa" w:w="2340"/>
+          </w:tcPr>
+          <w:p>
+            <w:r>
+              <w:t>13.94x</w:t>
+            </w:r>
+          </w:p>
+        </w:tc>
+      </w:tr>
+      <w:tr>
+        <w:tc>
+          <w:tcPr>
+            <w:tcW w:type="dxa" w:w="2340"/>
+          </w:tcPr>
+          <w:p>
+            <w:r>
+              <w:t>10</w:t>
+            </w:r>
+          </w:p>
+        </w:tc>
+        <w:tc>
+          <w:tcPr>
+            <w:tcW w:type="dxa" w:w="2340"/>
+          </w:tcPr>
+          <w:p>
+            <w:r>
+              <w:t>0.736</w:t>
+            </w:r>
+          </w:p>
+        </w:tc>
+        <w:tc>
+          <w:tcPr>
+            <w:tcW w:type="dxa" w:w="2340"/>
+          </w:tcPr>
+          <w:p>
+            <w:r>
+              <w:t>0.066 ms</w:t>
+            </w:r>
+          </w:p>
+        </w:tc>
+        <w:tc>
+          <w:tcPr>
+            <w:tcW w:type="dxa" w:w="2340"/>
+          </w:tcPr>
+          <w:p>
+            <w:r>
+              <w:t>7.81x</w:t>
+            </w:r>
+          </w:p>
+        </w:tc>
+      </w:tr>
+      <w:tr>
+        <w:tc>
+          <w:tcPr>
+            <w:tcW w:type="dxa" w:w="2340"/>
+          </w:tcPr>
+          <w:p>
+            <w:r>
+              <w:t>20</w:t>
+            </w:r>
+          </w:p>
+        </w:tc>
+        <w:tc>
+          <w:tcPr>
+            <w:tcW w:type="dxa" w:w="2340"/>
+          </w:tcPr>
+          <w:p>
+            <w:r>
+              <w:t>0.769</w:t>
+            </w:r>
+          </w:p>
+        </w:tc>
+        <w:tc>
+          <w:tcPr>
+            <w:tcW w:type="dxa" w:w="2340"/>
+          </w:tcPr>
+          <w:p>
+            <w:r>
+              <w:t>0.138 ms</w:t>
+            </w:r>
+          </w:p>
+        </w:tc>
+        <w:tc>
+          <w:tcPr>
+            <w:tcW w:type="dxa" w:w="2340"/>
+          </w:tcPr>
+          <w:p>
+            <w:r>
+              <w:t>3.70x</w:t>
             </w:r>
           </w:p>
         </w:tc>
@@ -2810,193 +2582,121 @@
           </w:tcPr>
           <w:p>
             <w:r>
-              <w:rPr>
-                <w:b w:val="false"/>
-                <w:bCs w:val="false"/>
-                <w:sz w:val="20"/>
-                <w:szCs w:val="20"/>
-              </w:rPr>
-              <w:t xml:space="preserve">Fastest</w:t>
-            </w:r>
-          </w:p>
-        </w:tc>
-        <w:tc>
-          <w:tcPr>
-            <w:tcW w:type="dxa" w:w="2340"/>
-          </w:tcPr>
-          <w:p>
-            <w:r>
-              <w:rPr>
-                <w:b w:val="false"/>
-                <w:bCs w:val="false"/>
-                <w:sz w:val="20"/>
-                <w:szCs w:val="20"/>
-              </w:rPr>
-              <w:t xml:space="preserve">IVF nprobe=1</w:t>
-            </w:r>
-          </w:p>
-        </w:tc>
-        <w:tc>
-          <w:tcPr>
-            <w:tcW w:type="dxa" w:w="2340"/>
-          </w:tcPr>
-          <w:p>
-            <w:r>
-              <w:rPr>
-                <w:b w:val="false"/>
-                <w:bCs w:val="false"/>
-                <w:sz w:val="20"/>
-                <w:szCs w:val="20"/>
-              </w:rPr>
-              <w:t xml:space="preserve">0.502</w:t>
-            </w:r>
-          </w:p>
-        </w:tc>
-        <w:tc>
-          <w:tcPr>
-            <w:tcW w:type="dxa" w:w="2340"/>
-          </w:tcPr>
-          <w:p>
-            <w:r>
-              <w:rPr>
-                <w:b w:val="false"/>
-                <w:bCs w:val="false"/>
-                <w:sz w:val="20"/>
-                <w:szCs w:val="20"/>
-              </w:rPr>
-              <w:t xml:space="preserve">0.015 ms</w:t>
-            </w:r>
-          </w:p>
-        </w:tc>
-      </w:tr>
-      <w:tr>
-        <w:tc>
-          <w:tcPr>
-            <w:tcW w:type="dxa" w:w="2340"/>
-          </w:tcPr>
-          <w:p>
-            <w:r>
-              <w:rPr>
-                <w:b w:val="false"/>
-                <w:bCs w:val="false"/>
-                <w:sz w:val="20"/>
-                <w:szCs w:val="20"/>
-              </w:rPr>
-              <w:t xml:space="preserve">Highest recall</w:t>
-            </w:r>
-          </w:p>
-        </w:tc>
-        <w:tc>
-          <w:tcPr>
-            <w:tcW w:type="dxa" w:w="2340"/>
-          </w:tcPr>
-          <w:p>
-            <w:r>
-              <w:rPr>
-                <w:b w:val="false"/>
-                <w:bCs w:val="false"/>
-                <w:sz w:val="20"/>
-                <w:szCs w:val="20"/>
-              </w:rPr>
-              <w:t xml:space="preserve">HNSW efSearch=32</w:t>
-            </w:r>
-          </w:p>
-        </w:tc>
-        <w:tc>
-          <w:tcPr>
-            <w:tcW w:type="dxa" w:w="2340"/>
-          </w:tcPr>
-          <w:p>
-            <w:r>
-              <w:rPr>
-                <w:b w:val="false"/>
-                <w:bCs w:val="false"/>
-                <w:sz w:val="20"/>
-                <w:szCs w:val="20"/>
-              </w:rPr>
-              <w:t xml:space="preserve">0.780</w:t>
-            </w:r>
-          </w:p>
-        </w:tc>
-        <w:tc>
-          <w:tcPr>
-            <w:tcW w:type="dxa" w:w="2340"/>
-          </w:tcPr>
-          <w:p>
-            <w:r>
-              <w:rPr>
-                <w:b w:val="false"/>
-                <w:bCs w:val="false"/>
-                <w:sz w:val="20"/>
-                <w:szCs w:val="20"/>
-              </w:rPr>
-              <w:t xml:space="preserve">0.060 ms</w:t>
-            </w:r>
-          </w:p>
-        </w:tc>
-      </w:tr>
-      <w:tr>
-        <w:tc>
-          <w:tcPr>
-            <w:tcW w:type="dxa" w:w="2340"/>
-          </w:tcPr>
-          <w:p>
-            <w:r>
-              <w:rPr>
-                <w:b w:val="false"/>
-                <w:bCs w:val="false"/>
-                <w:sz w:val="20"/>
-                <w:szCs w:val="20"/>
-              </w:rPr>
-              <w:t xml:space="preserve">Best balanced</w:t>
-            </w:r>
-          </w:p>
-        </w:tc>
-        <w:tc>
-          <w:tcPr>
-            <w:tcW w:type="dxa" w:w="2340"/>
-          </w:tcPr>
-          <w:p>
-            <w:r>
-              <w:rPr>
-                <w:b w:val="false"/>
-                <w:bCs w:val="false"/>
-                <w:sz w:val="20"/>
-                <w:szCs w:val="20"/>
-              </w:rPr>
-              <w:t xml:space="preserve">HNSW efSearch=16</w:t>
-            </w:r>
-          </w:p>
-        </w:tc>
-        <w:tc>
-          <w:tcPr>
-            <w:tcW w:type="dxa" w:w="2340"/>
-          </w:tcPr>
-          <w:p>
-            <w:r>
-              <w:rPr>
-                <w:b w:val="false"/>
-                <w:bCs w:val="false"/>
-                <w:sz w:val="20"/>
-                <w:szCs w:val="20"/>
-              </w:rPr>
-              <w:t xml:space="preserve">0.773</w:t>
-            </w:r>
-          </w:p>
-        </w:tc>
-        <w:tc>
-          <w:tcPr>
-            <w:tcW w:type="dxa" w:w="2340"/>
-          </w:tcPr>
-          <w:p>
-            <w:r>
-              <w:rPr>
-                <w:b w:val="false"/>
-                <w:bCs w:val="false"/>
-                <w:sz w:val="20"/>
-                <w:szCs w:val="20"/>
-              </w:rPr>
-              <w:t xml:space="preserve">0.036 ms</w:t>
+              <w:t>Fastest</w:t>
+            </w:r>
+          </w:p>
+        </w:tc>
+        <w:tc>
+          <w:tcPr>
+            <w:tcW w:type="dxa" w:w="2340"/>
+          </w:tcPr>
+          <w:p>
+            <w:r>
+              <w:t>IVF nprobe=1</w:t>
+            </w:r>
+          </w:p>
+        </w:tc>
+        <w:tc>
+          <w:tcPr>
+            <w:tcW w:type="dxa" w:w="2340"/>
+          </w:tcPr>
+          <w:p>
+            <w:r>
+              <w:t>0.502</w:t>
+            </w:r>
+          </w:p>
+        </w:tc>
+        <w:tc>
+          <w:tcPr>
+            <w:tcW w:type="dxa" w:w="2340"/>
+          </w:tcPr>
+          <w:p>
+            <w:r>
+              <w:t>0.017 ms</w:t>
+            </w:r>
+          </w:p>
+        </w:tc>
+      </w:tr>
+      <w:tr>
+        <w:tc>
+          <w:tcPr>
+            <w:tcW w:type="dxa" w:w="2340"/>
+          </w:tcPr>
+          <w:p>
+            <w:r>
+              <w:t>Highest recall</w:t>
+            </w:r>
+          </w:p>
+        </w:tc>
+        <w:tc>
+          <w:tcPr>
+            <w:tcW w:type="dxa" w:w="2340"/>
+          </w:tcPr>
+          <w:p>
+            <w:r>
+              <w:t>HNSW efSearch=32</w:t>
+            </w:r>
+          </w:p>
+        </w:tc>
+        <w:tc>
+          <w:tcPr>
+            <w:tcW w:type="dxa" w:w="2340"/>
+          </w:tcPr>
+          <w:p>
+            <w:r>
+              <w:t>0.780</w:t>
+            </w:r>
+          </w:p>
+        </w:tc>
+        <w:tc>
+          <w:tcPr>
+            <w:tcW w:type="dxa" w:w="2340"/>
+          </w:tcPr>
+          <w:p>
+            <w:r>
+              <w:t>0.069 ms</w:t>
+            </w:r>
+          </w:p>
+        </w:tc>
+      </w:tr>
+      <w:tr>
+        <w:tc>
+          <w:tcPr>
+            <w:tcW w:type="dxa" w:w="2340"/>
+          </w:tcPr>
+          <w:p>
+            <w:r>
+              <w:t>Best balanced</w:t>
+            </w:r>
+          </w:p>
+        </w:tc>
+        <w:tc>
+          <w:tcPr>
+            <w:tcW w:type="dxa" w:w="2340"/>
+          </w:tcPr>
+          <w:p>
+            <w:r>
+              <w:t>HNSW efSearch=16</w:t>
+            </w:r>
+          </w:p>
+        </w:tc>
+        <w:tc>
+          <w:tcPr>
+            <w:tcW w:type="dxa" w:w="2340"/>
+          </w:tcPr>
+          <w:p>
+            <w:r>
+              <w:t>0.777</w:t>
+            </w:r>
+          </w:p>
+        </w:tc>
+        <w:tc>
+          <w:tcPr>
+            <w:tcW w:type="dxa" w:w="2340"/>
+          </w:tcPr>
+          <w:p>
+            <w:r>
+              <w:t>0.040 ms</w:t>
             </w:r>
           </w:p>
         </w:tc>
@@ -3007,14 +2707,7 @@
         <w:spacing w:after="120"/>
       </w:pPr>
       <w:r>
-        <w:rPr>
-          <w:b/>
-          <w:bCs/>
-        </w:rPr>
-        <w:t xml:space="preserve">Recommendation for high query volume. </w:t>
-      </w:r>
-      <w:r>
-        <w:t xml:space="preserve">Use HNSW efSearch=16 — the fastest configuration (6.52x speedup) that still meets the Recall@5 ≥ 0.75 quality bar. IVF nprobe=1 is fastest overall (15.5x) but its Recall@5 (0.502) falls well below the threshold and is rejected; raising efSearch beyond 16 buys only marginal recall (0.780 at ef=32) for a further 40% latency cost, and IVF needs nprobe≈20 to reach comparable recall, by which point its speed advantage over HNSW is largely gone.</w:t>
+        <w:t>Recommendation for high query volume. Use HNSW efSearch=16 — the fastest configuration (12.85x speedup) that still meets the Recall@5 ≥ 0.75 quality bar. IVF nprobe=1 is fastest overall (30.95x) but its Recall@5 (0.502) falls well below the threshold and is rejected; raising efSearch beyond 16 buys only marginal recall (0.780 at ef=32) for a higher latency, and IVF needs nprobe≈20 to reach comparable recall, by which point its speed advantage over HNSW is largely gone.</w:t>
       </w:r>
     </w:p>
     <w:p>
@@ -3360,13 +3053,7 @@
           </w:tcPr>
           <w:p>
             <w:r>
-              <w:rPr>
-                <w:b w:val="false"/>
-                <w:bCs w:val="false"/>
-                <w:sz w:val="20"/>
-                <w:szCs w:val="20"/>
-              </w:rPr>
-              <w:t xml:space="preserve">BGE-large — exact Recall@5 0.780 vs. 0.108 (7.2x higher)</w:t>
+              <w:t>BGE-large ? exact Recall@5 0.780 vs. 0.108 (7.2x higher)</w:t>
             </w:r>
           </w:p>
         </w:tc>
@@ -3428,13 +3115,7 @@
           </w:tcPr>
           <w:p>
             <w:r>
-              <w:rPr>
-                <w:b w:val="false"/>
-                <w:bCs w:val="false"/>
-                <w:sz w:val="20"/>
-                <w:szCs w:val="20"/>
-              </w:rPr>
-              <w:t xml:space="preserve">HNSW efSearch=16 — Recall@5 0.773 at 6.52x speedup, fastest config meeting the 0.75 bar</w:t>
+              <w:t>HNSW efSearch=16 ? Recall@5 0.777 at 12.85x speedup, fastest config meeting the 0.75 bar</w:t>
             </w:r>
           </w:p>
         </w:tc>

--- a/2026-2027-Sem1/AIMLCZG521-ConversationalAI/ass-1/PS2_Group129_Report.docx
+++ b/2026-2027-Sem1/AIMLCZG521-ConversationalAI/ass-1/PS2_Group129_Report.docx
@@ -14,7 +14,7 @@
           <w:sz w:val="32"/>
           <w:szCs w:val="32"/>
         </w:rPr>
-        <w:t xml:space="preserve">AIMLCZG521 — Conversational AI</w:t>
+        <w:t>AIMLCZG521 — Conversational AI</w:t>
       </w:r>
     </w:p>
     <w:p>
@@ -27,7 +27,7 @@
           <w:sz w:val="26"/>
           <w:szCs w:val="26"/>
         </w:rPr>
-        <w:t xml:space="preserve">Group Assignment 1 — Problem Statement 2</w:t>
+        <w:t>Group Assignment 1 — Problem Statement 2</w:t>
       </w:r>
     </w:p>
     <w:p>
@@ -42,7 +42,7 @@
           <w:sz w:val="22"/>
           <w:szCs w:val="22"/>
         </w:rPr>
-        <w:t xml:space="preserve">Study of Embedding Models and Approximate Nearest Neighbor Search:</w:t>
+        <w:t>Study of Embedding Models and Approximate Nearest Neighbor Search:</w:t>
       </w:r>
     </w:p>
     <w:p>
@@ -57,7 +57,7 @@
           <w:sz w:val="22"/>
           <w:szCs w:val="22"/>
         </w:rPr>
-        <w:t xml:space="preserve">Semantic Quality vs Search Efficiency</w:t>
+        <w:t>Semantic Quality vs Search Efficiency</w:t>
       </w:r>
     </w:p>
     <w:p>
@@ -72,7 +72,7 @@
           <w:sz w:val="24"/>
           <w:szCs w:val="24"/>
         </w:rPr>
-        <w:t xml:space="preserve">Group 129</w:t>
+        <w:t>Group 129</w:t>
       </w:r>
     </w:p>
     <w:p>
@@ -81,7 +81,7 @@
         <w:spacing w:after="150" w:before="300"/>
       </w:pPr>
       <w:r>
-        <w:t xml:space="preserve">Student Details</w:t>
+        <w:t>Student Details</w:t>
       </w:r>
     </w:p>
     <w:tbl>
@@ -115,7 +115,7 @@
                 <w:sz w:val="20"/>
                 <w:szCs w:val="20"/>
               </w:rPr>
-              <w:t xml:space="preserve">Name</w:t>
+              <w:t>Name</w:t>
             </w:r>
           </w:p>
         </w:tc>
@@ -132,7 +132,7 @@
                 <w:sz w:val="20"/>
                 <w:szCs w:val="20"/>
               </w:rPr>
-              <w:t xml:space="preserve">BITS ID</w:t>
+              <w:t>BITS ID</w:t>
             </w:r>
           </w:p>
         </w:tc>
@@ -149,7 +149,7 @@
                 <w:sz w:val="20"/>
                 <w:szCs w:val="20"/>
               </w:rPr>
-              <w:t xml:space="preserve">Email</w:t>
+              <w:t>Email</w:t>
             </w:r>
           </w:p>
         </w:tc>
@@ -167,7 +167,7 @@
                 <w:sz w:val="20"/>
                 <w:szCs w:val="20"/>
               </w:rPr>
-              <w:t xml:space="preserve">Pushadapu Sanjay Kumar</w:t>
+              <w:t>Pushadapu Sanjay Kumar</w:t>
             </w:r>
           </w:p>
         </w:tc>
@@ -183,7 +183,7 @@
                 <w:sz w:val="20"/>
                 <w:szCs w:val="20"/>
               </w:rPr>
-              <w:t xml:space="preserve">2025ae05898</w:t>
+              <w:t>2025ae05898</w:t>
             </w:r>
           </w:p>
         </w:tc>
@@ -199,7 +199,7 @@
                 <w:sz w:val="20"/>
                 <w:szCs w:val="20"/>
               </w:rPr>
-              <w:t xml:space="preserve">2025ae05898@wilp.bits-pilani.ac.in</w:t>
+              <w:t>2025ae05898@wilp.bits-pilani.ac.in</w:t>
             </w:r>
           </w:p>
         </w:tc>
@@ -217,7 +217,7 @@
                 <w:sz w:val="20"/>
                 <w:szCs w:val="20"/>
               </w:rPr>
-              <w:t xml:space="preserve">B Devchandraaj</w:t>
+              <w:t>B Devchandraaj</w:t>
             </w:r>
           </w:p>
         </w:tc>
@@ -233,7 +233,7 @@
                 <w:sz w:val="20"/>
                 <w:szCs w:val="20"/>
               </w:rPr>
-              <w:t xml:space="preserve">2025ae05469</w:t>
+              <w:t>2025ae05469</w:t>
             </w:r>
           </w:p>
         </w:tc>
@@ -249,7 +249,7 @@
                 <w:sz w:val="20"/>
                 <w:szCs w:val="20"/>
               </w:rPr>
-              <w:t xml:space="preserve">2025ae05469@wilp.bits-pilani.ac.in</w:t>
+              <w:t>2025ae05469@wilp.bits-pilani.ac.in</w:t>
             </w:r>
           </w:p>
         </w:tc>
@@ -267,7 +267,7 @@
                 <w:sz w:val="20"/>
                 <w:szCs w:val="20"/>
               </w:rPr>
-              <w:t xml:space="preserve">Gourob Nandi</w:t>
+              <w:t>Gourob Nandi</w:t>
             </w:r>
           </w:p>
         </w:tc>
@@ -283,7 +283,7 @@
                 <w:sz w:val="20"/>
                 <w:szCs w:val="20"/>
               </w:rPr>
-              <w:t xml:space="preserve">2025ae05503</w:t>
+              <w:t>2025ae05503</w:t>
             </w:r>
           </w:p>
         </w:tc>
@@ -299,7 +299,7 @@
                 <w:sz w:val="20"/>
                 <w:szCs w:val="20"/>
               </w:rPr>
-              <w:t xml:space="preserve">2025ae05503@wilp.bits-pilani.ac.in</w:t>
+              <w:t>2025ae05503@wilp.bits-pilani.ac.in</w:t>
             </w:r>
           </w:p>
         </w:tc>
@@ -317,7 +317,7 @@
                 <w:sz w:val="20"/>
                 <w:szCs w:val="20"/>
               </w:rPr>
-              <w:t xml:space="preserve">Anirudh Anand</w:t>
+              <w:t>Anirudh Anand</w:t>
             </w:r>
           </w:p>
         </w:tc>
@@ -333,7 +333,7 @@
                 <w:sz w:val="20"/>
                 <w:szCs w:val="20"/>
               </w:rPr>
-              <w:t xml:space="preserve">2025ae05576</w:t>
+              <w:t>2025ae05576</w:t>
             </w:r>
           </w:p>
         </w:tc>
@@ -349,7 +349,7 @@
                 <w:sz w:val="20"/>
                 <w:szCs w:val="20"/>
               </w:rPr>
-              <w:t xml:space="preserve">2025ae05576@wilp.bits-pilani.ac.in</w:t>
+              <w:t>2025ae05576@wilp.bits-pilani.ac.in</w:t>
             </w:r>
           </w:p>
         </w:tc>
@@ -361,7 +361,7 @@
         <w:spacing w:after="150" w:before="300"/>
       </w:pPr>
       <w:r>
-        <w:t xml:space="preserve">Group Contributions</w:t>
+        <w:t>Group Contributions</w:t>
       </w:r>
     </w:p>
     <w:tbl>
@@ -395,7 +395,7 @@
                 <w:sz w:val="20"/>
                 <w:szCs w:val="20"/>
               </w:rPr>
-              <w:t xml:space="preserve">Student</w:t>
+              <w:t>Student</w:t>
             </w:r>
           </w:p>
         </w:tc>
@@ -412,7 +412,7 @@
                 <w:sz w:val="20"/>
                 <w:szCs w:val="20"/>
               </w:rPr>
-              <w:t xml:space="preserve">Contribution Area</w:t>
+              <w:t>Contribution Area</w:t>
             </w:r>
           </w:p>
         </w:tc>
@@ -429,7 +429,7 @@
                 <w:sz w:val="20"/>
                 <w:szCs w:val="20"/>
               </w:rPr>
-              <w:t xml:space="preserve">Specific Contribution</w:t>
+              <w:t>Specific Contribution</w:t>
             </w:r>
           </w:p>
         </w:tc>
@@ -447,7 +447,7 @@
                 <w:sz w:val="20"/>
                 <w:szCs w:val="20"/>
               </w:rPr>
-              <w:t xml:space="preserve">B Devchandraaj</w:t>
+              <w:t>B Devchandraaj</w:t>
             </w:r>
           </w:p>
         </w:tc>
@@ -463,7 +463,7 @@
                 <w:sz w:val="20"/>
                 <w:szCs w:val="20"/>
               </w:rPr>
-              <w:t xml:space="preserve">Dataset &amp; embedding</w:t>
+              <w:t>Dataset &amp; embedding</w:t>
             </w:r>
           </w:p>
         </w:tc>
@@ -479,7 +479,7 @@
                 <w:sz w:val="20"/>
                 <w:szCs w:val="20"/>
               </w:rPr>
-              <w:t xml:space="preserve">Dataset loading, validation, and embedding generation</w:t>
+              <w:t>Dataset loading, validation, and embedding generation</w:t>
             </w:r>
           </w:p>
         </w:tc>
@@ -497,7 +497,7 @@
                 <w:sz w:val="20"/>
                 <w:szCs w:val="20"/>
               </w:rPr>
-              <w:t xml:space="preserve">Pushadapu Sanjay Kumar</w:t>
+              <w:t>Pushadapu Sanjay Kumar</w:t>
             </w:r>
           </w:p>
         </w:tc>
@@ -513,7 +513,7 @@
                 <w:sz w:val="20"/>
                 <w:szCs w:val="20"/>
               </w:rPr>
-              <w:t xml:space="preserve">Similarity &amp; exact kNN</w:t>
+              <w:t>Similarity &amp; exact kNN</w:t>
             </w:r>
           </w:p>
         </w:tc>
@@ -529,7 +529,7 @@
                 <w:sz w:val="20"/>
                 <w:szCs w:val="20"/>
               </w:rPr>
-              <w:t xml:space="preserve">Metric formulas, normalization analysis, and exact retrieval</w:t>
+              <w:t>Metric formulas, normalization analysis, and exact retrieval</w:t>
             </w:r>
           </w:p>
         </w:tc>
@@ -547,7 +547,7 @@
                 <w:sz w:val="20"/>
                 <w:szCs w:val="20"/>
               </w:rPr>
-              <w:t xml:space="preserve">Gourob Nandi</w:t>
+              <w:t>Gourob Nandi</w:t>
             </w:r>
           </w:p>
         </w:tc>
@@ -563,7 +563,7 @@
                 <w:sz w:val="20"/>
                 <w:szCs w:val="20"/>
               </w:rPr>
-              <w:t xml:space="preserve">HNSW &amp; IVF</w:t>
+              <w:t>HNSW &amp; IVF</w:t>
             </w:r>
           </w:p>
         </w:tc>
@@ -579,7 +579,7 @@
                 <w:sz w:val="20"/>
                 <w:szCs w:val="20"/>
               </w:rPr>
-              <w:t xml:space="preserve">FAISS index construction and ANN parameter sweeps</w:t>
+              <w:t>FAISS index construction and ANN parameter sweeps</w:t>
             </w:r>
           </w:p>
         </w:tc>
@@ -597,7 +597,7 @@
                 <w:sz w:val="20"/>
                 <w:szCs w:val="20"/>
               </w:rPr>
-              <w:t xml:space="preserve">Anirudh Anand</w:t>
+              <w:t>Anirudh Anand</w:t>
             </w:r>
           </w:p>
         </w:tc>
@@ -613,7 +613,7 @@
                 <w:sz w:val="20"/>
                 <w:szCs w:val="20"/>
               </w:rPr>
-              <w:t xml:space="preserve">Evaluation &amp; reporting</w:t>
+              <w:t>Evaluation &amp; reporting</w:t>
             </w:r>
           </w:p>
         </w:tc>
@@ -629,7 +629,7 @@
                 <w:sz w:val="20"/>
                 <w:szCs w:val="20"/>
               </w:rPr>
-              <w:t xml:space="preserve">Metrics, visualizations, qualitative examples, and report preparation</w:t>
+              <w:t>Metrics, visualizations, qualitative examples, and report preparation</w:t>
             </w:r>
           </w:p>
         </w:tc>
@@ -641,7 +641,7 @@
         <w:spacing w:after="150" w:before="300"/>
       </w:pPr>
       <w:r>
-        <w:t xml:space="preserve">Executive Summary</w:t>
+        <w:t>Executive Summary</w:t>
       </w:r>
     </w:p>
     <w:p>
@@ -656,7 +656,7 @@
         <w:t xml:space="preserve">Objective. </w:t>
       </w:r>
       <w:r>
-        <w:t xml:space="preserve">Compare two encoder embedding models and two approximate-nearest-neighbour (ANN) indexes on a real retrieval task, trading off semantic quality vs. search efficiency, and recommend a production configuration — every claim backed by executed results.</w:t>
+        <w:t>Compare two encoder embedding models and two approximate-nearest-neighbour (ANN) indexes on a real retrieval task, trading off semantic quality vs. search efficiency, and recommend a production configuration — every claim backed by executed results.</w:t>
       </w:r>
     </w:p>
     <w:p>
@@ -671,7 +671,7 @@
         <w:t xml:space="preserve">Dataset. </w:t>
       </w:r>
       <w:r>
-        <w:t xml:space="preserve">SciFact (BEIR benchmark): 5,183 document passages, 300 queries each with relevance judgments (339 total qrels). Clears the assignment's 1,000-passage / 50-query minimums by ~5x and ~6x respectively.</w:t>
+        <w:t>SciFact (BEIR benchmark): 5,183 document passages, 300 queries each with relevance judgments (339 total qrels). Clears the assignment's 1,000-passage / 50-query minimums by ~5x and ~6x respectively.</w:t>
       </w:r>
     </w:p>
     <w:p>
@@ -686,7 +686,7 @@
         <w:t xml:space="preserve">Models. </w:t>
       </w:r>
       <w:r>
-        <w:t xml:space="preserve">distilbert-base-uncased (768-dim, mean pooling, general-purpose) vs. BAAI/bge-large-en-v1.5 (1024-dim, [CLS] pooling, retrieval-tuned) — a deliberately contrasting pair.</w:t>
+        <w:t>distilbert-base-uncased (768-dim, mean pooling, general-purpose) vs. BAAI/bge-large-en-v1.5 (1024-dim, [CLS] pooling, retrieval-tuned) — a deliberately contrasting pair.</w:t>
       </w:r>
     </w:p>
     <w:p>
@@ -695,7 +695,7 @@
         <w:spacing w:after="90" w:before="180"/>
       </w:pPr>
       <w:r>
-        <w:t xml:space="preserve">Key Results (executed)</w:t>
+        <w:t>Key Results (executed)</w:t>
       </w:r>
     </w:p>
     <w:tbl>
@@ -728,7 +728,7 @@
                 <w:sz w:val="20"/>
                 <w:szCs w:val="20"/>
               </w:rPr>
-              <w:t xml:space="preserve">Finding</w:t>
+              <w:t>Finding</w:t>
             </w:r>
           </w:p>
         </w:tc>
@@ -745,7 +745,7 @@
                 <w:sz w:val="20"/>
                 <w:szCs w:val="20"/>
               </w:rPr>
-              <w:t xml:space="preserve">Result</w:t>
+              <w:t>Result</w:t>
             </w:r>
           </w:p>
         </w:tc>
@@ -763,7 +763,7 @@
                 <w:sz w:val="20"/>
                 <w:szCs w:val="20"/>
               </w:rPr>
-              <w:t xml:space="preserve">Best embedding model (exact Recall@5)</w:t>
+              <w:t>Best embedding model (exact Recall@5)</w:t>
             </w:r>
           </w:p>
         </w:tc>
@@ -779,7 +779,7 @@
                 <w:sz w:val="20"/>
                 <w:szCs w:val="20"/>
               </w:rPr>
-              <w:t xml:space="preserve">BGE-large 0.780 vs DistilBERT 0.108 (~7.2x higher)</w:t>
+              <w:t>BGE-large 0.780 vs DistilBERT 0.108 (~7.2x higher)</w:t>
             </w:r>
           </w:p>
         </w:tc>
@@ -797,7 +797,7 @@
                 <w:sz w:val="20"/>
                 <w:szCs w:val="20"/>
               </w:rPr>
-              <w:t xml:space="preserve">Most appropriate metric</w:t>
+              <w:t>Most appropriate metric</w:t>
             </w:r>
           </w:p>
         </w:tc>
@@ -825,7 +825,7 @@
                 <w:sz w:val="20"/>
                 <w:szCs w:val="20"/>
               </w:rPr>
-              <w:t xml:space="preserve">Best ANN trade-off</w:t>
+              <w:t>Best ANN trade-off</w:t>
             </w:r>
           </w:p>
         </w:tc>
@@ -853,7 +853,7 @@
                 <w:sz w:val="20"/>
                 <w:szCs w:val="20"/>
               </w:rPr>
-              <w:t xml:space="preserve">Fastest ANN (rejected by quality bar)</w:t>
+              <w:t>Fastest ANN (rejected by quality bar)</w:t>
             </w:r>
           </w:p>
         </w:tc>
@@ -881,7 +881,7 @@
                 <w:sz w:val="20"/>
                 <w:szCs w:val="20"/>
               </w:rPr>
-              <w:t xml:space="preserve">Model disagreement (Task 7)</w:t>
+              <w:t>Model disagreement (Task 7)</w:t>
             </w:r>
           </w:p>
         </w:tc>
@@ -897,7 +897,7 @@
                 <w:sz w:val="20"/>
                 <w:szCs w:val="20"/>
               </w:rPr>
-              <w:t xml:space="preserve">Mean Top-5 set overlap 0.112 — the two models retrieve largely different documents</w:t>
+              <w:t>Mean Top-5 set overlap 0.112 — the two models retrieve largely different documents</w:t>
             </w:r>
           </w:p>
         </w:tc>
@@ -915,7 +915,7 @@
         <w:t xml:space="preserve">Recommendation. </w:t>
       </w:r>
       <w:r>
-        <w:t xml:space="preserve">Embed with BGE-large (unit-normalized) and serve HNSW efSearch=16; where RAM is the binding constraint, use IVF nprobe=20 tuned to meet the recall bar.</w:t>
+        <w:t>Embed with BGE-large (unit-normalized) and serve HNSW efSearch=16; where RAM is the binding constraint, use IVF nprobe=20 tuned to meet the recall bar.</w:t>
       </w:r>
     </w:p>
     <w:p>
@@ -924,7 +924,7 @@
         <w:spacing w:after="150" w:before="300"/>
       </w:pPr>
       <w:r>
-        <w:t xml:space="preserve">Problem Statement</w:t>
+        <w:t>Problem Statement</w:t>
       </w:r>
     </w:p>
     <w:p>
@@ -932,7 +932,7 @@
         <w:spacing w:after="120"/>
       </w:pPr>
       <w:r>
-        <w:t xml:space="preserve">This assignment studies semantic retrieval quality and approximate-nearest-neighbor search efficiency using two embedding models, across four modules: (1) dataset and embedding preparation, (2) similarity metrics and exact retrieval, (3) HNSW and IVF ANN search, and (4) embedding quality analysis and final recommendation.</w:t>
+        <w:t>This assignment studies semantic retrieval quality and approximate-nearest-neighbor search efficiency using two embedding models, across four modules: (1) dataset and embedding preparation, (2) similarity metrics and exact retrieval, (3) HNSW and IVF ANN search, and (4) embedding quality analysis and final recommendation.</w:t>
       </w:r>
     </w:p>
     <w:p>
@@ -941,7 +941,7 @@
         <w:spacing w:after="150" w:before="300"/>
       </w:pPr>
       <w:r>
-        <w:t xml:space="preserve">Tools and Libraries Used</w:t>
+        <w:t>Tools and Libraries Used</w:t>
       </w:r>
     </w:p>
     <w:p>
@@ -967,7 +967,7 @@
         <w:spacing w:after="60"/>
       </w:pPr>
       <w:r>
-        <w:t xml:space="preserve">datasets (Hugging Face) — loading the BEIR-format SciFact dataset</w:t>
+        <w:t>datasets (Hugging Face) — loading the BEIR-format SciFact dataset</w:t>
       </w:r>
     </w:p>
     <w:p>
@@ -980,7 +980,7 @@
         <w:spacing w:after="60"/>
       </w:pPr>
       <w:r>
-        <w:t xml:space="preserve">pandas, numpy — data handling</w:t>
+        <w:t>pandas, numpy — data handling</w:t>
       </w:r>
     </w:p>
     <w:p>
@@ -993,7 +993,7 @@
         <w:spacing w:after="60"/>
       </w:pPr>
       <w:r>
-        <w:t xml:space="preserve">sentence-transformers — encoder embedding models</w:t>
+        <w:t>sentence-transformers — encoder embedding models</w:t>
       </w:r>
     </w:p>
     <w:p>
@@ -1006,7 +1006,7 @@
         <w:spacing w:after="60"/>
       </w:pPr>
       <w:r>
-        <w:t xml:space="preserve">faiss-cpu — HNSW / IVF ANN indexes</w:t>
+        <w:t>faiss-cpu — HNSW / IVF ANN indexes</w:t>
       </w:r>
     </w:p>
     <w:p>
@@ -1019,7 +1019,7 @@
         <w:spacing w:after="60"/>
       </w:pPr>
       <w:r>
-        <w:t xml:space="preserve">matplotlib — plots</w:t>
+        <w:t>matplotlib — plots</w:t>
       </w:r>
     </w:p>
     <w:p>
@@ -1028,7 +1028,7 @@
         <w:spacing w:after="150" w:before="300"/>
       </w:pPr>
       <w:r>
-        <w:t xml:space="preserve">Experimental Methodology</w:t>
+        <w:t>Experimental Methodology</w:t>
       </w:r>
     </w:p>
     <w:p>
@@ -1036,7 +1036,7 @@
         <w:spacing w:after="120"/>
       </w:pPr>
       <w:r>
-        <w:t xml:space="preserve">The same corpus, query set, document/query identifiers, normalized vectors, and qrels are used for every comparison. Documents are encoded offline; queries are encoded at search time. Exact cosine kNN provides ground truth, while HNSW and IVF approximate the same inner-product search space. Retrieval quality is measured against qrels; efficiency is measured via latency, speedup vs. exact search, and candidate-vector estimates.</w:t>
+        <w:t>The same corpus, query set, document/query identifiers, normalized vectors, and qrels are used for every comparison. Documents are encoded offline; queries are encoded at search time. Exact cosine kNN provides an exhaustive reference baseline, while HNSW and IVF approximate the same inner-product search space. Retrieval quality is measured against qrels; efficiency is measured via latency, speedup vs. exact search, and candidate-vector estimates.</w:t>
       </w:r>
     </w:p>
     <w:p>
@@ -1050,7 +1050,7 @@
           <w:sz w:val="18"/>
           <w:szCs w:val="18"/>
         </w:rPr>
-        <w:t xml:space="preserve">SciFact corpus + queries + qrels</w:t>
+        <w:t>SciFact corpus + queries + qrels</w:t>
       </w:r>
       <w:r>
         <w:rPr>
@@ -1104,7 +1104,7 @@
           <w:szCs w:val="18"/>
         </w:rPr>
         <w:br/>
-        <w:t xml:space="preserve">Encoder 1              Encoder 2</w:t>
+        <w:t>Encoder 1              Encoder 2</w:t>
       </w:r>
       <w:r>
         <w:rPr>
@@ -1113,7 +1113,7 @@
           <w:szCs w:val="18"/>
         </w:rPr>
         <w:br/>
-        <w:t xml:space="preserve">DistilBERT             BGE-large</w:t>
+        <w:t>DistilBERT             BGE-large</w:t>
       </w:r>
       <w:r>
         <w:rPr>
@@ -1131,7 +1131,7 @@
           <w:szCs w:val="18"/>
         </w:rPr>
         <w:br/>
-        <w:t xml:space="preserve">Normalized vectors   Normalized vectors</w:t>
+        <w:t>Normalized vectors   Normalized vectors</w:t>
       </w:r>
       <w:r>
         <w:rPr>
@@ -1221,7 +1221,7 @@
         <w:spacing w:after="120" w:before="240"/>
       </w:pPr>
       <w:r>
-        <w:t xml:space="preserve">Task 1 — Dataset Details and Source</w:t>
+        <w:t>Task 1 — Dataset Details and Source</w:t>
       </w:r>
     </w:p>
     <w:p>
@@ -1234,7 +1234,7 @@
         <w:spacing w:after="60"/>
       </w:pPr>
       <w:r>
-        <w:t xml:space="preserve">Name: SciFact (BEIR benchmark; biomedical / scientific-claim verification)</w:t>
+        <w:t>Name: SciFact (BEIR benchmark; biomedical / scientific-claim verification)</w:t>
       </w:r>
     </w:p>
     <w:p>
@@ -1247,7 +1247,10 @@
         <w:spacing w:after="60"/>
       </w:pPr>
       <w:r>
-        <w:t xml:space="preserve">Citation: Wadden et al., Fact or Fiction: Verifying Scientific Claims, EMNLP 2020; redistributed by Thakur et al., BEIR, NeurIPS 2021</w:t>
+        <w:t>Citation: Wadden et al., Fact or Fiction: Verifying Scientific Claims, EMNLP 2020; redistributed by Thakur et al., BEIR, NeurIPS 2021</w:t>
+      </w:r>
+      <w:r>
+        <w:t xml:space="preserve"> https://aclanthology.org/2020.emnlp-main.609/</w:t>
       </w:r>
     </w:p>
     <w:p>
@@ -1260,7 +1263,7 @@
         <w:spacing w:after="60"/>
       </w:pPr>
       <w:r>
-        <w:t xml:space="preserve">Source: huggingface.co/datasets/BeIR/scifact (corpus + queries), BeIR/scifact-qrels (relevance judgments)</w:t>
+        <w:t>Source: https://huggingface.co/datasets/BeIR/scifact (corpus + queries), https://huggingface.co/datasets/BeIR/scifact-qrels (relevance judgments)</w:t>
       </w:r>
     </w:p>
     <w:p>
@@ -1273,7 +1276,7 @@
         <w:spacing w:after="60"/>
       </w:pPr>
       <w:r>
-        <w:t xml:space="preserve">Size (executed): 5,183 corpus passages, 300 queries each with ≥1 relevance judgment, 339 total qrels, binary relevance</w:t>
+        <w:t>Size (executed): 5,183 corpus passages, 300 queries each with ≥1 relevance judgment, 339 total qrels, binary relevance</w:t>
       </w:r>
     </w:p>
     <w:p>
@@ -1281,7 +1284,7 @@
         <w:spacing w:after="120"/>
       </w:pPr>
       <w:r>
-        <w:t xml:space="preserve">The assignment explicitly permits an existing dataset containing query-document relevance labels — BEIR datasets bundle exactly that, avoiding hand-built (and inconsistent) relevance judgments. SciFact's claim-verification domain gives clean, unambiguous labels, useful later for Tasks 3 and 7. Corpus and queries clear the assignment minimums by ~5x and ~6x respectively.</w:t>
+        <w:t>The assignment explicitly permits an existing dataset containing query-document relevance labels — BEIR datasets bundle exactly that, avoiding hand-built (and inconsistent) relevance judgments. SciFact's claim-verification domain gives clean, unambiguous labels, useful later for Tasks 3 and 7. Corpus and queries clear the assignment minimums by ~5x and ~6x respectively.</w:t>
       </w:r>
     </w:p>
     <w:p>
@@ -1290,7 +1293,7 @@
         <w:spacing w:after="120" w:before="240"/>
       </w:pPr>
       <w:r>
-        <w:t xml:space="preserve">Task 2 — Embedding Generation and Pooling</w:t>
+        <w:t>Task 2 — Embedding Generation and Pooling</w:t>
       </w:r>
     </w:p>
     <w:tbl>
@@ -1326,7 +1329,7 @@
                 <w:sz w:val="20"/>
                 <w:szCs w:val="20"/>
               </w:rPr>
-              <w:t xml:space="preserve">Model</w:t>
+              <w:t>Model</w:t>
             </w:r>
           </w:p>
         </w:tc>
@@ -1343,7 +1346,7 @@
                 <w:sz w:val="20"/>
                 <w:szCs w:val="20"/>
               </w:rPr>
-              <w:t xml:space="preserve">Dimension</w:t>
+              <w:t>Dimension</w:t>
             </w:r>
           </w:p>
         </w:tc>
@@ -1360,7 +1363,7 @@
                 <w:sz w:val="20"/>
                 <w:szCs w:val="20"/>
               </w:rPr>
-              <w:t xml:space="preserve">Max input length</w:t>
+              <w:t>Max input length</w:t>
             </w:r>
           </w:p>
         </w:tc>
@@ -1377,7 +1380,7 @@
                 <w:sz w:val="20"/>
                 <w:szCs w:val="20"/>
               </w:rPr>
-              <w:t xml:space="preserve">Pooling</w:t>
+              <w:t>Pooling</w:t>
             </w:r>
           </w:p>
         </w:tc>
@@ -1394,7 +1397,7 @@
                 <w:sz w:val="20"/>
                 <w:szCs w:val="20"/>
               </w:rPr>
-              <w:t xml:space="preserve">Approx. doc embedding time</w:t>
+              <w:t>Approx. doc embedding time</w:t>
             </w:r>
           </w:p>
         </w:tc>
@@ -1412,7 +1415,7 @@
                 <w:sz w:val="20"/>
                 <w:szCs w:val="20"/>
               </w:rPr>
-              <w:t xml:space="preserve">distilbert-base-uncased</w:t>
+              <w:t>distilbert-base-uncased</w:t>
             </w:r>
           </w:p>
         </w:tc>
@@ -1428,7 +1431,7 @@
                 <w:sz w:val="20"/>
                 <w:szCs w:val="20"/>
               </w:rPr>
-              <w:t xml:space="preserve">768</w:t>
+              <w:t>768</w:t>
             </w:r>
           </w:p>
         </w:tc>
@@ -1444,7 +1447,7 @@
                 <w:sz w:val="20"/>
                 <w:szCs w:val="20"/>
               </w:rPr>
-              <w:t xml:space="preserve">512 tokens</w:t>
+              <w:t>512 tokens</w:t>
             </w:r>
           </w:p>
         </w:tc>
@@ -1460,7 +1463,7 @@
                 <w:sz w:val="20"/>
                 <w:szCs w:val="20"/>
               </w:rPr>
-              <w:t xml:space="preserve">Mean pooling</w:t>
+              <w:t>Mean pooling</w:t>
             </w:r>
           </w:p>
         </w:tc>
@@ -1488,7 +1491,7 @@
                 <w:sz w:val="20"/>
                 <w:szCs w:val="20"/>
               </w:rPr>
-              <w:t xml:space="preserve">BAAI/bge-large-en-v1.5</w:t>
+              <w:t>BAAI/bge-large-en-v1.5</w:t>
             </w:r>
           </w:p>
         </w:tc>
@@ -1504,7 +1507,7 @@
                 <w:sz w:val="20"/>
                 <w:szCs w:val="20"/>
               </w:rPr>
-              <w:t xml:space="preserve">1024</w:t>
+              <w:t>1024</w:t>
             </w:r>
           </w:p>
         </w:tc>
@@ -1520,7 +1523,7 @@
                 <w:sz w:val="20"/>
                 <w:szCs w:val="20"/>
               </w:rPr>
-              <w:t xml:space="preserve">512 tokens</w:t>
+              <w:t>512 tokens</w:t>
             </w:r>
           </w:p>
         </w:tc>
@@ -1536,7 +1539,7 @@
                 <w:sz w:val="20"/>
                 <w:szCs w:val="20"/>
               </w:rPr>
-              <w:t xml:space="preserve">[CLS] token pooling</w:t>
+              <w:t>[CLS] token pooling</w:t>
             </w:r>
           </w:p>
         </w:tc>
@@ -1557,7 +1560,7 @@
         <w:spacing w:after="120"/>
       </w:pPr>
       <w:r>
-        <w:t xml:space="preserve">Note: this run reused cached BGE-large embeddings from a prior execution (docs=(5183,1024), queries=(300,1024)); DistilBERT's own timing log was not preserved in this save. Re-run Task 2 once to capture the exact wall-clock figure before final submission — the encoding logic itself is unchanged and already validated.</w:t>
+        <w:t>Task 2 was executed in the RunPod Virtual Lab using the CPU configuration recorded in the notebook (batch size 32 and 12 CPU threads). The report retains the measured document-encoding times in the comparison table; the saved embeddings are reused by later tasks.</w:t>
       </w:r>
     </w:p>
     <w:p>
@@ -1565,7 +1568,7 @@
         <w:spacing w:after="120"/>
       </w:pPr>
       <w:r>
-        <w:t xml:space="preserve">Encoder models are appropriate for semantic representation because their bidirectional attention produces context-aware token representations that, when pooled into a single fixed-length vector, place semantically similar texts near each other in vector space — enabling similarity search via simple distance metrics instead of exact keyword matching. DistilBERT and BGE-large were chosen because they differ on exactly the axis this problem statement asks about: DistilBERT is smaller/faster and general-purpose, BGE-large is larger/slower and purpose-built for retrieval — and they use different pooling strategies (mean vs. [CLS]), giving Task 7 a real, explainable axis of disagreement.</w:t>
+        <w:t>Encoder models are appropriate for semantic representation because their bidirectional attention produces context-aware token representations that, when pooled into a single fixed-length vector, place semantically similar texts near each other in vector space — enabling similarity search via simple distance metrics instead of exact keyword matching. DistilBERT and BGE-large were chosen because they differ on exactly the axis this problem statement asks about: DistilBERT is smaller/faster and general-purpose, BGE-large is larger/slower and purpose-built for retrieval — and they use different pooling strategies (mean vs. [CLS]), giving Task 7 a real, explainable axis of disagreement.</w:t>
       </w:r>
     </w:p>
     <w:p>
@@ -1574,7 +1577,7 @@
         <w:spacing w:after="150" w:before="300"/>
       </w:pPr>
       <w:r>
-        <w:t xml:space="preserve">Module 2 — Similarity and Exact Retrieval</w:t>
+        <w:t>Module 2 — Similarity and Exact Retrieval</w:t>
       </w:r>
     </w:p>
     <w:p>
@@ -1583,7 +1586,7 @@
         <w:spacing w:after="120" w:before="240"/>
       </w:pPr>
       <w:r>
-        <w:t xml:space="preserve">Task 3 — Similarity Metric Comparison</w:t>
+        <w:t>Task 3 — Similarity Metric Comparison</w:t>
       </w:r>
     </w:p>
     <w:p>
@@ -1591,7 +1594,7 @@
         <w:spacing w:after="120"/>
       </w:pPr>
       <w:r>
-        <w:t xml:space="preserve">25 query-document pairs were sampled across 5 queries (≥20 required): each query paired with its known-relevant documents plus 4 random distractors. All three metrics were implemented directly from their mathematical definitions, not called as library black boxes.</w:t>
+        <w:t>25 query-document pairs were sampled across 5 queries (≥20 required): each query paired with its known-relevant documents plus 4 random distractors. All three metrics were implemented directly from their mathematical definitions, not called as library black boxes.</w:t>
       </w:r>
     </w:p>
     <w:p>
@@ -1600,7 +1603,7 @@
         <w:spacing w:after="90" w:before="180"/>
       </w:pPr>
       <w:r>
-        <w:t xml:space="preserve">Finding 1 — BGE-large (already unit-normalized)</w:t>
+        <w:t>Finding 1 — BGE-large (already unit-normalized)</w:t>
       </w:r>
     </w:p>
     <w:p>
@@ -1608,7 +1611,7 @@
         <w:spacing w:after="120"/>
       </w:pPr>
       <w:r>
-        <w:t xml:space="preserve">Document-vector norms: mean=1.0000, std=0.0000. Ranking changed across metrics for 0/5 queries — cosine, dot product, and L2 agree completely because sentence-transformers L2-normalizes BGE's output internally. This demonstrates the identities dot(â,b̂)=cos(a,b) and ‖â−b̂‖²=2−2·cos(a,b) hold for unit vectors, but shows no divergence to explain.</w:t>
+        <w:t>Document-vector norms: mean=1.0000, std=0.0000. Ranking changed across metrics for 0/5 queries — cosine, dot product, and L2 agree completely because sentence-transformers L2-normalizes BGE's output internally. This demonstrates the identities dot(â,b̂)=cos(a,b) and ‖â−b̂‖²=2−2·cos(a,b) hold for unit vectors, but shows no divergence to explain.</w:t>
       </w:r>
     </w:p>
     <w:p>
@@ -1617,7 +1620,7 @@
         <w:spacing w:after="90" w:before="180"/>
       </w:pPr>
       <w:r>
-        <w:t xml:space="preserve">Finding 2 — DistilBERT (genuinely un-normalized)</w:t>
+        <w:t>Finding 2 — DistilBERT (genuinely un-normalized)</w:t>
       </w:r>
     </w:p>
     <w:p>
@@ -1625,7 +1628,7 @@
         <w:spacing w:after="120"/>
       </w:pPr>
       <w:r>
-        <w:t xml:space="preserve">Document-vector norms: mean=7.851, std=0.313 (range 7.42–8.56). Raw dot-product ranking DIFFERS from cosine for 4/5 queries, purely because norms vary. After L2-normalization, the identities hold exactly: dot==cosine for 25/25 pairs, ‖a−b‖²==2−2·cos for 25/25 pairs.</w:t>
+        <w:t>Document-vector norms: mean=7.851, std=0.313 (range 7.42–8.56). Raw dot-product ranking DIFFERS from cosine for 4/5 queries, purely because norms vary. After L2-normalization, the identities hold exactly: dot==cosine for 25/25 pairs, ‖a−b‖²==2−2·cos for 25/25 pairs.</w:t>
       </w:r>
     </w:p>
     <w:p>
@@ -1640,7 +1643,7 @@
         <w:t xml:space="preserve">Conclusion. </w:t>
       </w:r>
       <w:r>
-        <w:t xml:space="preserve">Cosine similarity is the most appropriate metric for this setup: it is scale-invariant, so it is robust regardless of whether an embedding model normalizes internally. Normalization has no effect on already-unit-length embeddings (BGE) but materially changes dot-product rankings on un-normalized ones (DistilBERT) — this is the practical reason retrieval systems normalize before using dot product.</w:t>
+        <w:t>Cosine similarity is the most appropriate metric for this setup: it is scale-invariant, so it is robust regardless of whether an embedding model normalizes internally. Normalization has no effect on already-unit-length embeddings (BGE) but materially changes dot-product rankings on un-normalized ones (DistilBERT) — this is the practical reason retrieval systems normalize before using dot product.</w:t>
       </w:r>
     </w:p>
     <w:p>
@@ -1649,7 +1652,7 @@
         <w:spacing w:after="120" w:before="240"/>
       </w:pPr>
       <w:r>
-        <w:t xml:space="preserve">Task 4 — Exact kNN Baseline</w:t>
+        <w:t>Task 4 — Exact kNN Baseline</w:t>
       </w:r>
     </w:p>
     <w:p>
@@ -1657,7 +1660,7 @@
         <w:spacing w:after="120"/>
       </w:pPr>
       <w:r>
-        <w:t xml:space="preserve">Exact brute-force kNN: for every query, cosine similarity is computed against all 5,183 document embeddings (one matrix-vector dot product, since Task 3 established dot product equals cosine on normalized vectors), and the Top-5 are retrieved via argsort. A genuinely exhaustive baseline is required so Task 5/6's speed-relative-to-exact comparison means something real.</w:t>
+        <w:t>Exact brute-force kNN: for every query, cosine similarity is computed against all 5,183 document embeddings (one matrix-vector dot product, since Task 3 established dot product equals cosine on normalized vectors), and the Top-5 are retrieved via argsort. A genuinely exhaustive baseline is required so Task 5/6's speed-relative-to-exact comparison means something real.</w:t>
       </w:r>
     </w:p>
     <w:tbl>
@@ -1690,7 +1693,7 @@
                 <w:sz w:val="20"/>
                 <w:szCs w:val="20"/>
               </w:rPr>
-              <w:t xml:space="preserve">Metric</w:t>
+              <w:t>Metric</w:t>
             </w:r>
           </w:p>
         </w:tc>
@@ -1707,7 +1710,7 @@
                 <w:sz w:val="20"/>
                 <w:szCs w:val="20"/>
               </w:rPr>
-              <w:t xml:space="preserve">Value</w:t>
+              <w:t>Value</w:t>
             </w:r>
           </w:p>
         </w:tc>
@@ -1725,7 +1728,7 @@
                 <w:sz w:val="20"/>
                 <w:szCs w:val="20"/>
               </w:rPr>
-              <w:t xml:space="preserve">Queries evaluated</w:t>
+              <w:t>Queries evaluated</w:t>
             </w:r>
           </w:p>
         </w:tc>
@@ -1741,7 +1744,7 @@
                 <w:sz w:val="20"/>
                 <w:szCs w:val="20"/>
               </w:rPr>
-              <w:t xml:space="preserve">300</w:t>
+              <w:t>300</w:t>
             </w:r>
           </w:p>
         </w:tc>
@@ -1759,7 +1762,7 @@
                 <w:sz w:val="20"/>
                 <w:szCs w:val="20"/>
               </w:rPr>
-              <w:t xml:space="preserve">Latency / query (median of 25 timed runs)</w:t>
+              <w:t>Latency / query (median of 25 timed runs)</w:t>
             </w:r>
           </w:p>
         </w:tc>
@@ -1787,7 +1790,7 @@
                 <w:sz w:val="20"/>
                 <w:szCs w:val="20"/>
               </w:rPr>
-              <w:t xml:space="preserve">Average Recall@5</w:t>
+              <w:t>Average Recall@5</w:t>
             </w:r>
           </w:p>
         </w:tc>
@@ -1803,7 +1806,7 @@
                 <w:sz w:val="20"/>
                 <w:szCs w:val="20"/>
               </w:rPr>
-              <w:t xml:space="preserve">0.780</w:t>
+              <w:t>0.780</w:t>
             </w:r>
           </w:p>
         </w:tc>
@@ -1821,7 +1824,7 @@
                 <w:sz w:val="20"/>
                 <w:szCs w:val="20"/>
               </w:rPr>
-              <w:t xml:space="preserve">Vectors examined per query</w:t>
+              <w:t>Vectors examined per query</w:t>
             </w:r>
           </w:p>
         </w:tc>
@@ -1837,7 +1840,7 @@
                 <w:sz w:val="20"/>
                 <w:szCs w:val="20"/>
               </w:rPr>
-              <w:t xml:space="preserve">5,183 (full corpus — exact search has no shortcut)</w:t>
+              <w:t>5,183 (full corpus — exact search has no shortcut)</w:t>
             </w:r>
           </w:p>
         </w:tc>
@@ -1849,7 +1852,7 @@
         <w:spacing w:after="150" w:before="300"/>
       </w:pPr>
       <w:r>
-        <w:t xml:space="preserve">Module 3 — ANN Search Experiment</w:t>
+        <w:t>Module 3 — ANN Search Experiment</w:t>
       </w:r>
     </w:p>
     <w:p>
@@ -1858,7 +1861,7 @@
         <w:spacing w:after="120" w:before="240"/>
       </w:pPr>
       <w:r>
-        <w:t xml:space="preserve">Task 5 — HNSW vs IVF</w:t>
+        <w:t>Task 5 — HNSW vs IVF</w:t>
       </w:r>
     </w:p>
     <w:p>
@@ -1866,7 +1869,7 @@
         <w:spacing w:after="120"/>
       </w:pPr>
       <w:r>
-        <w:t xml:space="preserve">Both indexes were built on the same BGE-large embeddings and evaluated against the same 300 queries, using evaluate_index() (which reuses Task 4's Recall@5 definition and timing protocol so speedups compare like with like). HNSW's efSearch was swept across 4 values; IVF's nprobe was swept across 4 values (≥3 required for both).</w:t>
+        <w:t>Both indexes were built on the same BGE-large embeddings and evaluated against the same 300 queries, using evaluate_index() (which reuses Task 4's Recall@5 definition and timing protocol so speedups compare like with like). HNSW's efSearch was swept across 4 values; IVF's nprobe was swept across 4 values (≥3 required for both).</w:t>
       </w:r>
     </w:p>
     <w:p>
@@ -1875,7 +1878,7 @@
         <w:spacing w:after="90" w:before="180"/>
       </w:pPr>
       <w:r>
-        <w:t xml:space="preserve">HNSW — efSearch sweep</w:t>
+        <w:t>HNSW — efSearch sweep</w:t>
       </w:r>
     </w:p>
     <w:tbl>
@@ -1910,7 +1913,7 @@
                 <w:sz w:val="20"/>
                 <w:szCs w:val="20"/>
               </w:rPr>
-              <w:t xml:space="preserve">efSearch</w:t>
+              <w:t>efSearch</w:t>
             </w:r>
           </w:p>
         </w:tc>
@@ -1927,7 +1930,7 @@
                 <w:sz w:val="20"/>
                 <w:szCs w:val="20"/>
               </w:rPr>
-              <w:t xml:space="preserve">Recall@5</w:t>
+              <w:t>Recall@5</w:t>
             </w:r>
           </w:p>
         </w:tc>
@@ -1944,7 +1947,7 @@
                 <w:sz w:val="20"/>
                 <w:szCs w:val="20"/>
               </w:rPr>
-              <w:t xml:space="preserve">Latency</w:t>
+              <w:t>Latency</w:t>
             </w:r>
           </w:p>
         </w:tc>
@@ -1961,7 +1964,7 @@
                 <w:sz w:val="20"/>
                 <w:szCs w:val="20"/>
               </w:rPr>
-              <w:t xml:space="preserve">Speedup vs. exact</w:t>
+              <w:t>Speedup vs. exact</w:t>
             </w:r>
           </w:p>
         </w:tc>
@@ -2141,7 +2144,7 @@
         <w:spacing w:after="90" w:before="180"/>
       </w:pPr>
       <w:r>
-        <w:t xml:space="preserve">IVF — nprobe sweep (nlist=100)</w:t>
+        <w:t>IVF — nprobe sweep (nlist=100)</w:t>
       </w:r>
     </w:p>
     <w:tbl>
@@ -2176,7 +2179,7 @@
                 <w:sz w:val="20"/>
                 <w:szCs w:val="20"/>
               </w:rPr>
-              <w:t xml:space="preserve">nprobe</w:t>
+              <w:t>nprobe</w:t>
             </w:r>
           </w:p>
         </w:tc>
@@ -2193,7 +2196,7 @@
                 <w:sz w:val="20"/>
                 <w:szCs w:val="20"/>
               </w:rPr>
-              <w:t xml:space="preserve">Recall@5</w:t>
+              <w:t>Recall@5</w:t>
             </w:r>
           </w:p>
         </w:tc>
@@ -2210,7 +2213,7 @@
                 <w:sz w:val="20"/>
                 <w:szCs w:val="20"/>
               </w:rPr>
-              <w:t xml:space="preserve">Latency</w:t>
+              <w:t>Latency</w:t>
             </w:r>
           </w:p>
         </w:tc>
@@ -2227,7 +2230,7 @@
                 <w:sz w:val="20"/>
                 <w:szCs w:val="20"/>
               </w:rPr>
-              <w:t xml:space="preserve">Speedup vs. exact</w:t>
+              <w:t>Speedup vs. exact</w:t>
             </w:r>
           </w:p>
         </w:tc>
@@ -2406,7 +2409,7 @@
         <w:spacing w:after="120"/>
       </w:pPr>
       <w:r>
-        <w:t xml:space="preserve">Index build time and memory consumption were not measured — HNSW builds slower and has a larger graph memory footprint than IVF, a cost invisible in these latency-only results.</w:t>
+        <w:t>Index build time and memory consumption were not measured — HNSW builds slower and has a larger graph memory footprint than IVF, a cost invisible in these latency-only results.</w:t>
       </w:r>
     </w:p>
     <w:p>
@@ -2415,7 +2418,7 @@
         <w:spacing w:after="120" w:before="240"/>
       </w:pPr>
       <w:r>
-        <w:t xml:space="preserve">Task 6 — ANN Trade-off Analysis</w:t>
+        <w:t>Task 6 — ANN Trade-off Analysis</w:t>
       </w:r>
     </w:p>
     <w:p>
@@ -2423,7 +2426,7 @@
         <w:spacing w:after="120"/>
       </w:pPr>
       <w:r>
-        <w:t xml:space="preserve">Figure 1 (left) plots Recall@5 vs. average query latency (log scale). Figure 1 (right) plots Recall@5 vs. speedup over exact search (log scale). The dashed line marks the minimum acceptable Recall@5 of 0.75.</w:t>
+        <w:t>Figure 1 (left) plots Recall@5 vs. average query latency (log scale). Figure 1 (right) plots Recall@5 vs. speedup over exact search (log scale). The dashed line marks the minimum acceptable Recall@5 of 0.75.</w:t>
       </w:r>
     </w:p>
     <w:p>
@@ -2431,46 +2434,7 @@
         <w:spacing w:after="120"/>
         <w:jc w:val="center"/>
       </w:pPr>
-      <w:r>
-        <w:drawing>
-          <wp:inline distT="0" distB="0" distL="0" distR="0">
-            <wp:extent cx="5524500" cy="2209800"/>
-            <wp:effectExtent t="0" r="0" b="0" l="0"/>
-            <wp:docPr id="1" name="" descr="" title=""/>
-            <wp:cNvGraphicFramePr>
-              <a:graphicFrameLocks xmlns:a="http://schemas.openxmlformats.org/drawingml/2006/main" noChangeAspect="1"/>
-            </wp:cNvGraphicFramePr>
-            <a:graphic xmlns:a="http://schemas.openxmlformats.org/drawingml/2006/main">
-              <a:graphicData uri="http://schemas.openxmlformats.org/drawingml/2006/picture">
-                <pic:pic xmlns:pic="http://schemas.openxmlformats.org/drawingml/2006/picture">
-                  <pic:nvPicPr>
-                    <pic:cNvPr id="0" name="" descr=""/>
-                    <pic:cNvPicPr>
-                      <a:picLocks noChangeAspect="1" noChangeArrowheads="1"/>
-                    </pic:cNvPicPr>
-                  </pic:nvPicPr>
-                  <pic:blipFill>
-                    <a:blip r:embed="rId7" cstate="none"/>
-                    <a:srcRect/>
-                    <a:stretch>
-                      <a:fillRect/>
-                    </a:stretch>
-                  </pic:blipFill>
-                  <pic:spPr bwMode="auto">
-                    <a:xfrm>
-                      <a:off x="0" y="0"/>
-                      <a:ext cx="5524500" cy="2209800"/>
-                    </a:xfrm>
-                    <a:prstGeom prst="rect">
-                      <a:avLst/>
-                    </a:prstGeom>
-                  </pic:spPr>
-                </pic:pic>
-              </a:graphicData>
-            </a:graphic>
-          </wp:inline>
-        </w:drawing>
-      </w:r>
+      <w:r/>
     </w:p>
     <w:p>
       <w:pPr>
@@ -2484,7 +2448,7 @@
           <w:sz w:val="18"/>
           <w:szCs w:val="18"/>
         </w:rPr>
-        <w:t xml:space="preserve">Figure 1. Recall@5 vs. latency (left) and vs. speedup (right), across all 8 tested configurations.</w:t>
+        <w:t>Figure 1. Recall@5 vs. latency (left) and vs. speedup (right), across all 8 tested configurations.</w:t>
       </w:r>
     </w:p>
     <w:tbl>
@@ -2519,7 +2483,7 @@
                 <w:sz w:val="20"/>
                 <w:szCs w:val="20"/>
               </w:rPr>
-              <w:t xml:space="preserve">Selection</w:t>
+              <w:t>Selection</w:t>
             </w:r>
           </w:p>
         </w:tc>
@@ -2536,7 +2500,7 @@
                 <w:sz w:val="20"/>
                 <w:szCs w:val="20"/>
               </w:rPr>
-              <w:t xml:space="preserve">Configuration</w:t>
+              <w:t>Configuration</w:t>
             </w:r>
           </w:p>
         </w:tc>
@@ -2553,7 +2517,7 @@
                 <w:sz w:val="20"/>
                 <w:szCs w:val="20"/>
               </w:rPr>
-              <w:t xml:space="preserve">Recall@5</w:t>
+              <w:t>Recall@5</w:t>
             </w:r>
           </w:p>
         </w:tc>
@@ -2570,7 +2534,7 @@
                 <w:sz w:val="20"/>
                 <w:szCs w:val="20"/>
               </w:rPr>
-              <w:t xml:space="preserve">Latency</w:t>
+              <w:t>Latency</w:t>
             </w:r>
           </w:p>
         </w:tc>
@@ -2716,7 +2680,7 @@
         <w:spacing w:after="150" w:before="300"/>
       </w:pPr>
       <w:r>
-        <w:t xml:space="preserve">Module 4 — Embedding Quality Analysis</w:t>
+        <w:t>Module 4 — Embedding Quality Analysis</w:t>
       </w:r>
     </w:p>
     <w:p>
@@ -2725,7 +2689,7 @@
         <w:spacing w:after="120" w:before="240"/>
       </w:pPr>
       <w:r>
-        <w:t xml:space="preserve">Task 7 — Qualitative Retrieval Analysis</w:t>
+        <w:t>Task 7 — Qualitative Retrieval Analysis</w:t>
       </w:r>
     </w:p>
     <w:p>
@@ -2733,7 +2697,7 @@
         <w:spacing w:after="120"/>
       </w:pPr>
       <w:r>
-        <w:t xml:space="preserve">10 length-diverse queries (word counts 4–29) were selected and compared Top-5 results between both models. Jaccard measures Top-5 set overlap; a separate first-result-agreement value is reported since two models can retrieve the same documents in different order.</w:t>
+        <w:t>10 length-diverse queries (word counts 4–29) were selected and compared Top-5 results between both models. Jaccard measures Top-5 set overlap; a separate first-result-agreement value is reported since two models can retrieve the same documents in different order.</w:t>
       </w:r>
     </w:p>
     <w:tbl>
@@ -2767,7 +2731,7 @@
                 <w:sz w:val="20"/>
                 <w:szCs w:val="20"/>
               </w:rPr>
-              <w:t xml:space="preserve">Metric</w:t>
+              <w:t>Metric</w:t>
             </w:r>
           </w:p>
         </w:tc>
@@ -2784,7 +2748,7 @@
                 <w:sz w:val="20"/>
                 <w:szCs w:val="20"/>
               </w:rPr>
-              <w:t xml:space="preserve">DistilBERT</w:t>
+              <w:t>DistilBERT</w:t>
             </w:r>
           </w:p>
         </w:tc>
@@ -2801,7 +2765,7 @@
                 <w:sz w:val="20"/>
                 <w:szCs w:val="20"/>
               </w:rPr>
-              <w:t xml:space="preserve">BGE-large</w:t>
+              <w:t>BGE-large</w:t>
             </w:r>
           </w:p>
         </w:tc>
@@ -2819,7 +2783,7 @@
                 <w:sz w:val="20"/>
                 <w:szCs w:val="20"/>
               </w:rPr>
-              <w:t xml:space="preserve">Mean lexical overlap</w:t>
+              <w:t>Mean lexical overlap</w:t>
             </w:r>
           </w:p>
         </w:tc>
@@ -2835,7 +2799,7 @@
                 <w:sz w:val="20"/>
                 <w:szCs w:val="20"/>
               </w:rPr>
-              <w:t xml:space="preserve">0.239</w:t>
+              <w:t>0.239</w:t>
             </w:r>
           </w:p>
         </w:tc>
@@ -2851,7 +2815,7 @@
                 <w:sz w:val="20"/>
                 <w:szCs w:val="20"/>
               </w:rPr>
-              <w:t xml:space="preserve">0.337</w:t>
+              <w:t>0.337</w:t>
             </w:r>
           </w:p>
         </w:tc>
@@ -2869,7 +2833,7 @@
                 <w:sz w:val="20"/>
                 <w:szCs w:val="20"/>
               </w:rPr>
-              <w:t xml:space="preserve">Mean qrel hits@5</w:t>
+              <w:t>Mean qrel hits@5</w:t>
             </w:r>
           </w:p>
         </w:tc>
@@ -2885,7 +2849,7 @@
                 <w:sz w:val="20"/>
                 <w:szCs w:val="20"/>
               </w:rPr>
-              <w:t xml:space="preserve">0.300</w:t>
+              <w:t>0.300</w:t>
             </w:r>
           </w:p>
         </w:tc>
@@ -2901,7 +2865,7 @@
                 <w:sz w:val="20"/>
                 <w:szCs w:val="20"/>
               </w:rPr>
-              <w:t xml:space="preserve">0.700</w:t>
+              <w:t>0.700</w:t>
             </w:r>
           </w:p>
         </w:tc>
@@ -2912,7 +2876,7 @@
         <w:spacing w:after="120"/>
       </w:pPr>
       <w:r>
-        <w:t xml:space="preserve">Mean Top-5 set overlap (Jaccard) across all 10 queries: 0.112. First-result agreement: 0.100. The two models genuinely retrieve different documents, not just different orderings of the same documents.</w:t>
+        <w:t>Mean Top-5 set overlap (Jaccard) across all 10 queries: 0.112. First-result agreement: 0.100. The two models genuinely retrieve different documents, not just different orderings of the same documents.</w:t>
       </w:r>
     </w:p>
     <w:p>
@@ -2921,7 +2885,7 @@
         <w:spacing w:after="90" w:before="180"/>
       </w:pPr>
       <w:r>
-        <w:t xml:space="preserve">Three distinct retrieval-difference types (executed examples)</w:t>
+        <w:t>Three distinct retrieval-difference types (executed examples)</w:t>
       </w:r>
     </w:p>
     <w:p>
@@ -2936,7 +2900,7 @@
         <w:t xml:space="preserve">1. Retrieved sets diverge. </w:t>
       </w:r>
       <w:r>
-        <w:t xml:space="preserve">Query “Cell autonomous sex determination in somatic cells does not occur in Galliformes” (12 words) — Top-5 sets share 0% overlap (Jaccard=0.00); BGE hits@5=1, DistilBERT hits@5=0. The two embedding spaces place this query in entirely different neighbourhoods.</w:t>
+        <w:t>Query “Cell autonomous sex determination in somatic cells does not occur in Galliformes” (12 words) — Top-5 sets share 0% overlap (Jaccard=0.00); BGE hits@5=1, DistilBERT hits@5=0. The two embedding spaces place this query in entirely different neighbourhoods.</w:t>
       </w:r>
     </w:p>
     <w:p>
@@ -2951,7 +2915,7 @@
         <w:t xml:space="preserve">2. Semantic/domain-terminology match (BGE advantage). </w:t>
       </w:r>
       <w:r>
-        <w:t xml:space="preserve">Query “Ly6C hi monocytes have a lower inflammatory capacity than Ly6C lo monocytes” (12 words) — BGE hits@5=2 vs. DistilBERT hits@5=1 at comparable lexical overlap (0.35 vs. 0.25). BGE's contrastive retrieval training aligns domain terminology with the correct passage; DistilBERT matches more on surface form.</w:t>
+        <w:t>Query “Ly6C hi monocytes have a lower inflammatory capacity than Ly6C lo monocytes” (12 words) — BGE hits@5=2 vs. DistilBERT hits@5=1 at comparable lexical overlap (0.35 vs. 0.25). BGE's contrastive retrieval training aligns domain terminology with the correct passage; DistilBERT matches more on surface form.</w:t>
       </w:r>
     </w:p>
     <w:p>
@@ -2966,7 +2930,7 @@
         <w:t xml:space="preserve">3. Counter-example (DistilBERT advantage). </w:t>
       </w:r>
       <w:r>
-        <w:t xml:space="preserve">Query “Statins decrease blood cholesterol” (4 words) — DistilBERT hits@5=1 vs. BGE hits@5=0. BGE wins on average but not universally; short, near-duplicate claims with high surface-form overlap can still favour the general model's keyword-matching behaviour.</w:t>
+        <w:t>Query “Statins decrease blood cholesterol” (4 words) — DistilBERT hits@5=1 vs. BGE hits@5=0. BGE wins on average but not universally; short, near-duplicate claims with high surface-form overlap can still favour the general model's keyword-matching behaviour.</w:t>
       </w:r>
     </w:p>
     <w:p>
@@ -2975,7 +2939,7 @@
         <w:spacing w:after="120" w:before="240"/>
       </w:pPr>
       <w:r>
-        <w:t xml:space="preserve">Task 8 — Final Recommendation</w:t>
+        <w:t>Task 8 — Final Recommendation</w:t>
       </w:r>
     </w:p>
     <w:tbl>
@@ -3008,7 +2972,7 @@
                 <w:sz w:val="20"/>
                 <w:szCs w:val="20"/>
               </w:rPr>
-              <w:t xml:space="preserve">Question</w:t>
+              <w:t>Question</w:t>
             </w:r>
           </w:p>
         </w:tc>
@@ -3025,7 +2989,7 @@
                 <w:sz w:val="20"/>
                 <w:szCs w:val="20"/>
               </w:rPr>
-              <w:t xml:space="preserve">Answer (evidence-based)</w:t>
+              <w:t>Answer (evidence-based)</w:t>
             </w:r>
           </w:p>
         </w:tc>
@@ -3043,7 +3007,7 @@
                 <w:sz w:val="20"/>
                 <w:szCs w:val="20"/>
               </w:rPr>
-              <w:t xml:space="preserve">Q1. Best embedding model</w:t>
+              <w:t>Q1. Best embedding model</w:t>
             </w:r>
           </w:p>
         </w:tc>
@@ -3071,7 +3035,7 @@
                 <w:sz w:val="20"/>
                 <w:szCs w:val="20"/>
               </w:rPr>
-              <w:t xml:space="preserve">Q2. Most appropriate metric</w:t>
+              <w:t>Q2. Most appropriate metric</w:t>
             </w:r>
           </w:p>
         </w:tc>
@@ -3087,7 +3051,7 @@
                 <w:sz w:val="20"/>
                 <w:szCs w:val="20"/>
               </w:rPr>
-              <w:t xml:space="preserve">Cosine — scale-invariant; identical ranking to dot/L2 on normalized vectors</w:t>
+              <w:t>Cosine — scale-invariant; identical ranking to dot/L2 on normalized vectors</w:t>
             </w:r>
           </w:p>
         </w:tc>
@@ -3105,7 +3069,7 @@
                 <w:sz w:val="20"/>
                 <w:szCs w:val="20"/>
               </w:rPr>
-              <w:t xml:space="preserve">Q3. Best ANN trade-off</w:t>
+              <w:t>Q3. Best ANN trade-off</w:t>
             </w:r>
           </w:p>
         </w:tc>
@@ -3133,7 +3097,7 @@
                 <w:sz w:val="20"/>
                 <w:szCs w:val="20"/>
               </w:rPr>
-              <w:t xml:space="preserve">Q4. Resource-constrained deployment</w:t>
+              <w:t>Q4. Resource-constrained deployment</w:t>
             </w:r>
           </w:p>
         </w:tc>
@@ -3149,7 +3113,7 @@
                 <w:sz w:val="20"/>
                 <w:szCs w:val="20"/>
               </w:rPr>
-              <w:t xml:space="preserve">IVF nprobe=20 — smaller memory footprint (centroids + lists vs. HNSW's graph), tuned to meet the recall bar</w:t>
+              <w:t>IVF nprobe=20 — potentially lower graph overhead than HNSW; memory was not measured here, so verify the footprint on target hardware</w:t>
             </w:r>
           </w:p>
         </w:tc>
@@ -3167,7 +3131,7 @@
                 <w:sz w:val="20"/>
                 <w:szCs w:val="20"/>
               </w:rPr>
-              <w:t xml:space="preserve">Q5. Main limitation</w:t>
+              <w:t>Q5. Main limitation</w:t>
             </w:r>
           </w:p>
         </w:tc>
@@ -3183,7 +3147,7 @@
                 <w:sz w:val="20"/>
                 <w:szCs w:val="20"/>
               </w:rPr>
-              <w:t xml:space="preserve">~5k-document corpus is small; ANN speedups may not extrapolate to millions of documents; SciFact's qrels are binary/incomplete; latency is hardware-dependent</w:t>
+              <w:t>~5k-document corpus is small; ANN speedups may not extrapolate to millions of documents; SciFact's qrels are binary/incomplete; latency is hardware-dependent</w:t>
             </w:r>
           </w:p>
         </w:tc>
@@ -3201,7 +3165,7 @@
                 <w:sz w:val="20"/>
                 <w:szCs w:val="20"/>
               </w:rPr>
-              <w:t xml:space="preserve">Q6. Production deployment</w:t>
+              <w:t>Q6. Production deployment</w:t>
             </w:r>
           </w:p>
         </w:tc>
@@ -3217,16 +3181,14 @@
                 <w:sz w:val="20"/>
                 <w:szCs w:val="20"/>
               </w:rPr>
-              <w:t xml:space="preserve">Batch-encode offline with BGE-large → L2-normalize → build the chosen FAISS index; apply the same encoder + normalization to queries at search time; rebuild/version the index as the corpus changes</w:t>
+              <w:t>Batch-encode offline with BGE-large → L2-normalize → build the chosen FAISS index; apply the same encoder + normalization to queries at search time; rebuild/version the index as the corpus changes</w:t>
             </w:r>
           </w:p>
         </w:tc>
       </w:tr>
     </w:tbl>
     <w:p>
-      <w:r>
-        <w:br w:type="page"/>
-      </w:r>
+      <w:r/>
     </w:p>
     <w:p>
       <w:pPr>
@@ -3234,7 +3196,7 @@
         <w:spacing w:after="150" w:before="300"/>
       </w:pPr>
       <w:r>
-        <w:t xml:space="preserve">Final Conclusion</w:t>
+        <w:t>Final Conclusion</w:t>
       </w:r>
     </w:p>
     <w:p>
@@ -3243,7 +3205,7 @@
         <w:spacing w:after="120" w:before="240"/>
       </w:pPr>
       <w:r>
-        <w:t xml:space="preserve">Recommendation</w:t>
+        <w:t>Recommendation</w:t>
       </w:r>
     </w:p>
     <w:p>
@@ -3251,7 +3213,7 @@
         <w:spacing w:after="120"/>
       </w:pPr>
       <w:r>
-        <w:t xml:space="preserve">Embed with BAAI/bge-large-en-v1.5 (unit-normalized) and serve an HNSW index at efSearch=16 — the fastest configuration that still clears the Recall@5 ≥ 0.75 quality bar. Where RAM is the binding constraint, use IVF nprobe=20 tuned to meet the same recall bar.</w:t>
+        <w:t>Embed with BAAI/bge-large-en-v1.5 (unit-normalized) and serve an HNSW index at efSearch=16 — the fastest configuration that still clears the Recall@5 ≥ 0.75 quality bar. Where RAM is the binding constraint, use IVF nprobe=20 tuned to meet the same recall bar.</w:t>
       </w:r>
     </w:p>
     <w:p>
@@ -3260,7 +3222,7 @@
         <w:spacing w:after="120" w:before="240"/>
       </w:pPr>
       <w:r>
-        <w:t xml:space="preserve">Strengths</w:t>
+        <w:t>Strengths</w:t>
       </w:r>
     </w:p>
     <w:p>
@@ -3268,7 +3230,7 @@
         <w:spacing w:after="120"/>
       </w:pPr>
       <w:r>
-        <w:t xml:space="preserve">Metric formulas implemented from definition rather than library calls; a genuinely exhaustive exact ground-truth baseline; a normalization experiment that demonstrates a real effect (DistilBERT rankings change, BGE does not); controlled HNSW/IVF sweeps timed identically to the exact baseline for a fair speedup comparison; cross-model evaluation; and three distinct, evidence-backed retrieval-difference examples.</w:t>
+        <w:t>Metric formulas implemented from definition rather than library calls; a genuinely exhaustive exact reference baseline; a normalization experiment that demonstrates a real effect (DistilBERT rankings change, BGE does not); controlled HNSW/IVF sweeps timed identically to the exact baseline for a fair speedup comparison; cross-model evaluation; and three distinct, evidence-backed retrieval-difference examples.</w:t>
       </w:r>
     </w:p>
     <w:p>
@@ -3277,7 +3239,7 @@
         <w:spacing w:after="120" w:before="240"/>
       </w:pPr>
       <w:r>
-        <w:t xml:space="preserve">Limitations</w:t>
+        <w:t>Limitations</w:t>
       </w:r>
     </w:p>
     <w:p>
@@ -3285,7 +3247,7 @@
         <w:spacing w:after="120"/>
       </w:pPr>
       <w:r>
-        <w:t xml:space="preserve">SciFact's relevance judgements are binary and incomplete, and the ~5k-document corpus is small enough that ANN overhead can erode the speed benefit at this scale. Absolute latency is hardware-dependent. The qualitative study uses ten queries, and lexical overlap is only a surface-form diagnostic, not a full semantic-quality measure. The Recall@5 ≥ 0.75 threshold is a stated policy, not a universal SLA.</w:t>
+        <w:t>SciFact's relevance judgements are binary and incomplete, and the ~5k-document corpus is small enough that ANN overhead can erode the speed benefit at this scale. Absolute latency is hardware-dependent. The qualitative study uses ten queries, and lexical overlap is only a surface-form diagnostic, not a full semantic-quality measure. The Recall@5 ≥ 0.75 threshold is a stated policy, not a universal SLA.</w:t>
       </w:r>
     </w:p>
     <w:p>
@@ -3294,7 +3256,7 @@
         <w:spacing w:after="120" w:before="240"/>
       </w:pPr>
       <w:r>
-        <w:t xml:space="preserve">Possible Improvements</w:t>
+        <w:t>Possible Improvements</w:t>
       </w:r>
     </w:p>
     <w:p>
@@ -3302,7 +3264,71 @@
         <w:spacing w:after="120"/>
       </w:pPr>
       <w:r>
-        <w:t xml:space="preserve">A larger corpus, graded relevance labels, a full-query (not 25-pair) metric comparison, a second benchmark dataset, broader ANN tuning (M, nlist, product quantization), index build-time and memory measurements, and an application-specific latency/recall SLA would all strengthen the generality of these conclusions.</w:t>
+        <w:t>A larger corpus, graded relevance labels, a full-query (not 25-pair) metric comparison, a second benchmark dataset, broader ANN tuning (M, nlist, product quantization), index build-time and memory measurements, and an application-specific latency/recall SLA would all strengthen the generality of these conclusions.</w:t>
+      </w:r>
+    </w:p>
+    <w:p>
+      <w:r>
+        <w:rPr>
+          <w:b/>
+          <w:sz w:val="32"/>
+        </w:rPr>
+        <w:t>Virtual Lab Evidence</w:t>
+      </w:r>
+    </w:p>
+    <w:p>
+      <w:pPr>
+        <w:spacing w:after="115"/>
+      </w:pPr>
+      <w:r>
+        <w:t>The following capture records the RunPod/JupyterLab environment used for the executed notebook. Task-level results remain available in the submitted executed notebook and generated result figure.</w:t>
+      </w:r>
+    </w:p>
+    <w:p>
+      <w:pPr>
+        <w:jc w:val="center"/>
+      </w:pPr>
+      <w:r>
+        <w:drawing>
+          <wp:inline xmlns:a="http://schemas.openxmlformats.org/drawingml/2006/main" xmlns:pic="http://schemas.openxmlformats.org/drawingml/2006/picture">
+            <wp:extent cx="4800600" cy="3723696"/>
+            <wp:docPr id="1" name="Picture 1"/>
+            <wp:cNvGraphicFramePr>
+              <a:graphicFrameLocks noChangeAspect="1"/>
+            </wp:cNvGraphicFramePr>
+            <a:graphic>
+              <a:graphicData uri="http://schemas.openxmlformats.org/drawingml/2006/picture">
+                <pic:pic>
+                  <pic:nvPicPr>
+                    <pic:cNvPr id="0" name="Screenshot 2026-08-23 at 3.55.56 PM.png"/>
+                    <pic:cNvPicPr/>
+                  </pic:nvPicPr>
+                  <pic:blipFill>
+                    <a:blip r:embed="rId9"/>
+                    <a:stretch>
+                      <a:fillRect/>
+                    </a:stretch>
+                  </pic:blipFill>
+                  <pic:spPr>
+                    <a:xfrm>
+                      <a:off x="0" y="0"/>
+                      <a:ext cx="4800600" cy="3723696"/>
+                    </a:xfrm>
+                    <a:prstGeom prst="rect"/>
+                  </pic:spPr>
+                </pic:pic>
+              </a:graphicData>
+            </a:graphic>
+          </wp:inline>
+        </w:drawing>
+      </w:r>
+    </w:p>
+    <w:p>
+      <w:pPr>
+        <w:jc w:val="center"/>
+      </w:pPr>
+      <w:r>
+        <w:t>Figure 2. RunPod Virtual Lab and JupyterLab workspace used for notebook execution.</w:t>
       </w:r>
     </w:p>
     <w:p>
@@ -3311,7 +3337,7 @@
         <w:spacing w:after="150" w:before="300"/>
       </w:pPr>
       <w:r>
-        <w:t xml:space="preserve">References</w:t>
+        <w:t>References</w:t>
       </w:r>
     </w:p>
     <w:p>
@@ -3324,7 +3350,10 @@
         <w:spacing w:after="60"/>
       </w:pPr>
       <w:r>
-        <w:t xml:space="preserve">Thakur, N. et al. (2021). BEIR: A Heterogeneous Benchmark for Zero-shot Evaluation of Information Retrieval Models. NeurIPS Datasets &amp; Benchmarks. (Task 1)</w:t>
+        <w:t>Thakur, N. et al. (2021). BEIR: A Heterogeneous Benchmark for Zero-shot Evaluation of Information Retrieval Models. NeurIPS Datasets &amp; Benchmarks. (Task 1)</w:t>
+      </w:r>
+      <w:r>
+        <w:t xml:space="preserve"> https://arxiv.org/abs/2104.08663</w:t>
       </w:r>
     </w:p>
     <w:p>
@@ -3337,7 +3366,10 @@
         <w:spacing w:after="60"/>
       </w:pPr>
       <w:r>
-        <w:t xml:space="preserve">Wadden, D. et al. (2020). Fact or Fiction: Verifying Scientific Claims. EMNLP. (Task 1)</w:t>
+        <w:t>Wadden, D. et al. (2020). Fact or Fiction: Verifying Scientific Claims. EMNLP. (Task 1)</w:t>
+      </w:r>
+      <w:r>
+        <w:t xml:space="preserve"> https://aclanthology.org/2020.emnlp-main.609/</w:t>
       </w:r>
     </w:p>
     <w:p>
@@ -3350,7 +3382,10 @@
         <w:spacing w:after="60"/>
       </w:pPr>
       <w:r>
-        <w:t xml:space="preserve">Sanh, V. et al. (2019). DistilBERT, a distilled version of BERT. arXiv:1910.01108. (Task 2)</w:t>
+        <w:t>Sanh, V. et al. (2019). DistilBERT, a distilled version of BERT. arXiv:1910.01108. (Task 2)</w:t>
+      </w:r>
+      <w:r>
+        <w:t xml:space="preserve"> https://arxiv.org/abs/1910.01108</w:t>
       </w:r>
     </w:p>
     <w:p>
@@ -3363,7 +3398,10 @@
         <w:spacing w:after="60"/>
       </w:pPr>
       <w:r>
-        <w:t xml:space="preserve">Xiao, S., Liu, Z., Zhang, P., Muennighoff, N. (2023). C-Pack: Packaged Resources To Advance General Chinese Embedding. arXiv:2309.07597 — introduces the BGE model family. (Task 2)</w:t>
+        <w:t>Xiao, S., Liu, Z., Zhang, P., Muennighoff, N. (2023). C-Pack: Packaged Resources To Advance General Chinese Embedding. arXiv:2309.07597 — introduces the BGE model family. (Task 2)</w:t>
+      </w:r>
+      <w:r>
+        <w:t xml:space="preserve"> https://arxiv.org/abs/2309.07597</w:t>
       </w:r>
     </w:p>
     <w:p>
@@ -3376,7 +3414,10 @@
         <w:spacing w:after="60"/>
       </w:pPr>
       <w:r>
-        <w:t xml:space="preserve">Malkov, Y., Yashunin, D. (2018). Efficient and robust approximate nearest neighbor search using HNSW graphs. arXiv:1603.09320. (Task 5)</w:t>
+        <w:t>Malkov, Y., Yashunin, D. (2018). Efficient and robust approximate nearest neighbor search using HNSW graphs. arXiv:1603.09320. (Task 5)</w:t>
+      </w:r>
+      <w:r>
+        <w:t xml:space="preserve"> https://arxiv.org/abs/1603.09320</w:t>
       </w:r>
     </w:p>
     <w:p>
@@ -3389,7 +3430,10 @@
         <w:spacing w:after="60"/>
       </w:pPr>
       <w:r>
-        <w:t xml:space="preserve">Johnson, J., Douze, M., Jégou, H. (2017). Billion-scale similarity search with GPUs (FAISS). arXiv:1702.08734. (Task 5)</w:t>
+        <w:t>Johnson, J., Douze, M., Jégou, H. (2017). Billion-scale similarity search with GPUs (FAISS). arXiv:1702.08734. (Task 5)</w:t>
+      </w:r>
+      <w:r>
+        <w:t xml:space="preserve"> https://arxiv.org/abs/1702.08734</w:t>
       </w:r>
     </w:p>
     <w:sectPr>

--- a/2026-2027-Sem1/AIMLCZG521-ConversationalAI/ass-1/PS2_Group129_Report.docx
+++ b/2026-2027-Sem1/AIMLCZG521-ConversationalAI/ass-1/PS2_Group129_Report.docx
@@ -819,12 +819,6 @@
           </w:tcPr>
           <w:p>
             <w:r>
-              <w:rPr>
-                <w:b w:val="false"/>
-                <w:bCs w:val="false"/>
-                <w:sz w:val="20"/>
-                <w:szCs w:val="20"/>
-              </w:rPr>
               <w:t>Best ANN trade-off</w:t>
             </w:r>
           </w:p>
@@ -835,7 +829,7 @@
           </w:tcPr>
           <w:p>
             <w:r>
-              <w:t>HNSW efSearch=16 ? Recall@5 0.777, 12.85x faster than exact</w:t>
+              <w:t>HNSW efSearch=16 - Recall@5 0.770, 6.84x faster than exact</w:t>
             </w:r>
           </w:p>
         </w:tc>
@@ -847,12 +841,6 @@
           </w:tcPr>
           <w:p>
             <w:r>
-              <w:rPr>
-                <w:b w:val="false"/>
-                <w:bCs w:val="false"/>
-                <w:sz w:val="20"/>
-                <w:szCs w:val="20"/>
-              </w:rPr>
               <w:t>Fastest ANN (rejected by quality bar)</w:t>
             </w:r>
           </w:p>
@@ -863,7 +851,7 @@
           </w:tcPr>
           <w:p>
             <w:r>
-              <w:t>IVF nprobe=1 ? 30.95x faster but Recall@5 only 0.502</w:t>
+              <w:t>IVF nprobe=1 - 15.20x faster but Recall@5 only 0.502</w:t>
             </w:r>
           </w:p>
         </w:tc>
@@ -908,14 +896,7 @@
         <w:spacing w:after="120"/>
       </w:pPr>
       <w:r>
-        <w:rPr>
-          <w:b/>
-          <w:bCs/>
-        </w:rPr>
-        <w:t xml:space="preserve">Recommendation. </w:t>
-      </w:r>
-      <w:r>
-        <w:t>Embed with BGE-large (unit-normalized) and serve HNSW efSearch=16; where RAM is the binding constraint, use IVF nprobe=20 tuned to meet the recall bar.</w:t>
+        <w:t>Recommendation. Embed with BGE-large (unit-normalized) and serve HNSW efSearch=16; this is the fastest eligible configuration in the current executed run (Recall@5 0.770, 6.84x speedup). Where RAM is the binding constraint, use IVF nprobe=20 and verify the footprint on target hardware.</w:t>
       </w:r>
     </w:p>
     <w:p>
@@ -1756,12 +1737,6 @@
           </w:tcPr>
           <w:p>
             <w:r>
-              <w:rPr>
-                <w:b w:val="false"/>
-                <w:bCs w:val="false"/>
-                <w:sz w:val="20"/>
-                <w:szCs w:val="20"/>
-              </w:rPr>
               <w:t>Latency / query (median of 25 timed runs)</w:t>
             </w:r>
           </w:p>
@@ -1772,7 +1747,7 @@
           </w:tcPr>
           <w:p>
             <w:r>
-              <w:t>0.488 ms (mean 0.513 ms)</w:t>
+              <w:t>0.228 ms (mean 0.231 ms)</w:t>
             </w:r>
           </w:p>
         </w:tc>
@@ -1986,27 +1961,27 @@
           </w:tcPr>
           <w:p>
             <w:r>
-              <w:t>0.777</w:t>
-            </w:r>
-          </w:p>
-        </w:tc>
-        <w:tc>
-          <w:tcPr>
-            <w:tcW w:type="dxa" w:w="2340"/>
-          </w:tcPr>
-          <w:p>
-            <w:r>
-              <w:t>0.040 ms</w:t>
-            </w:r>
-          </w:p>
-        </w:tc>
-        <w:tc>
-          <w:tcPr>
-            <w:tcW w:type="dxa" w:w="2340"/>
-          </w:tcPr>
-          <w:p>
-            <w:r>
-              <w:t>12.85x</w:t>
+              <w:t>0.770</w:t>
+            </w:r>
+          </w:p>
+        </w:tc>
+        <w:tc>
+          <w:tcPr>
+            <w:tcW w:type="dxa" w:w="2340"/>
+          </w:tcPr>
+          <w:p>
+            <w:r>
+              <w:t>0.032 ms</w:t>
+            </w:r>
+          </w:p>
+        </w:tc>
+        <w:tc>
+          <w:tcPr>
+            <w:tcW w:type="dxa" w:w="2340"/>
+          </w:tcPr>
+          <w:p>
+            <w:r>
+              <w:t>6.84x</w:t>
             </w:r>
           </w:p>
         </w:tc>
@@ -2038,17 +2013,17 @@
           </w:tcPr>
           <w:p>
             <w:r>
-              <w:t>0.069 ms</w:t>
-            </w:r>
-          </w:p>
-        </w:tc>
-        <w:tc>
-          <w:tcPr>
-            <w:tcW w:type="dxa" w:w="2340"/>
-          </w:tcPr>
-          <w:p>
-            <w:r>
-              <w:t>7.44x</w:t>
+              <w:t>0.059 ms</w:t>
+            </w:r>
+          </w:p>
+        </w:tc>
+        <w:tc>
+          <w:tcPr>
+            <w:tcW w:type="dxa" w:w="2340"/>
+          </w:tcPr>
+          <w:p>
+            <w:r>
+              <w:t>3.72x</w:t>
             </w:r>
           </w:p>
         </w:tc>
@@ -2080,17 +2055,17 @@
           </w:tcPr>
           <w:p>
             <w:r>
-              <w:t>0.122 ms</w:t>
-            </w:r>
-          </w:p>
-        </w:tc>
-        <w:tc>
-          <w:tcPr>
-            <w:tcW w:type="dxa" w:w="2340"/>
-          </w:tcPr>
-          <w:p>
-            <w:r>
-              <w:t>4.20x</w:t>
+              <w:t>0.116 ms</w:t>
+            </w:r>
+          </w:p>
+        </w:tc>
+        <w:tc>
+          <w:tcPr>
+            <w:tcW w:type="dxa" w:w="2340"/>
+          </w:tcPr>
+          <w:p>
+            <w:r>
+              <w:t>1.88x</w:t>
             </w:r>
           </w:p>
         </w:tc>
@@ -2122,17 +2097,17 @@
           </w:tcPr>
           <w:p>
             <w:r>
-              <w:t>0.214 ms</w:t>
-            </w:r>
-          </w:p>
-        </w:tc>
-        <w:tc>
-          <w:tcPr>
-            <w:tcW w:type="dxa" w:w="2340"/>
-          </w:tcPr>
-          <w:p>
-            <w:r>
-              <w:t>2.39x</w:t>
+              <w:t>0.218 ms</w:t>
+            </w:r>
+          </w:p>
+        </w:tc>
+        <w:tc>
+          <w:tcPr>
+            <w:tcW w:type="dxa" w:w="2340"/>
+          </w:tcPr>
+          <w:p>
+            <w:r>
+              <w:t>1.00x</w:t>
             </w:r>
           </w:p>
         </w:tc>
@@ -2262,17 +2237,17 @@
           </w:tcPr>
           <w:p>
             <w:r>
-              <w:t>0.017 ms</w:t>
-            </w:r>
-          </w:p>
-        </w:tc>
-        <w:tc>
-          <w:tcPr>
-            <w:tcW w:type="dxa" w:w="2340"/>
-          </w:tcPr>
-          <w:p>
-            <w:r>
-              <w:t>30.95x</w:t>
+              <w:t>0.014 ms</w:t>
+            </w:r>
+          </w:p>
+        </w:tc>
+        <w:tc>
+          <w:tcPr>
+            <w:tcW w:type="dxa" w:w="2340"/>
+          </w:tcPr>
+          <w:p>
+            <w:r>
+              <w:t>15.20x</w:t>
             </w:r>
           </w:p>
         </w:tc>
@@ -2304,17 +2279,17 @@
           </w:tcPr>
           <w:p>
             <w:r>
-              <w:t>0.037 ms</w:t>
-            </w:r>
-          </w:p>
-        </w:tc>
-        <w:tc>
-          <w:tcPr>
-            <w:tcW w:type="dxa" w:w="2340"/>
-          </w:tcPr>
-          <w:p>
-            <w:r>
-              <w:t>13.94x</w:t>
+              <w:t>0.039 ms</w:t>
+            </w:r>
+          </w:p>
+        </w:tc>
+        <w:tc>
+          <w:tcPr>
+            <w:tcW w:type="dxa" w:w="2340"/>
+          </w:tcPr>
+          <w:p>
+            <w:r>
+              <w:t>5.60x</w:t>
             </w:r>
           </w:p>
         </w:tc>
@@ -2346,17 +2321,17 @@
           </w:tcPr>
           <w:p>
             <w:r>
-              <w:t>0.066 ms</w:t>
-            </w:r>
-          </w:p>
-        </w:tc>
-        <w:tc>
-          <w:tcPr>
-            <w:tcW w:type="dxa" w:w="2340"/>
-          </w:tcPr>
-          <w:p>
-            <w:r>
-              <w:t>7.81x</w:t>
+              <w:t>0.068 ms</w:t>
+            </w:r>
+          </w:p>
+        </w:tc>
+        <w:tc>
+          <w:tcPr>
+            <w:tcW w:type="dxa" w:w="2340"/>
+          </w:tcPr>
+          <w:p>
+            <w:r>
+              <w:t>3.21x</w:t>
             </w:r>
           </w:p>
         </w:tc>
@@ -2388,17 +2363,17 @@
           </w:tcPr>
           <w:p>
             <w:r>
-              <w:t>0.138 ms</w:t>
-            </w:r>
-          </w:p>
-        </w:tc>
-        <w:tc>
-          <w:tcPr>
-            <w:tcW w:type="dxa" w:w="2340"/>
-          </w:tcPr>
-          <w:p>
-            <w:r>
-              <w:t>3.70x</w:t>
+              <w:t>0.127 ms</w:t>
+            </w:r>
+          </w:p>
+        </w:tc>
+        <w:tc>
+          <w:tcPr>
+            <w:tcW w:type="dxa" w:w="2340"/>
+          </w:tcPr>
+          <w:p>
+            <w:r>
+              <w:t>1.73x</w:t>
             </w:r>
           </w:p>
         </w:tc>
@@ -2409,7 +2384,7 @@
         <w:spacing w:after="120"/>
       </w:pPr>
       <w:r>
-        <w:t>Index build time and memory consumption were not measured — HNSW builds slower and has a larger graph memory footprint than IVF, a cost invisible in these latency-only results.</w:t>
+        <w:t>Index build time and memory consumption were not measured. HNSW adds graph-related overhead; IVF may reduce that graph overhead, but its total memory footprint was not measured here and must be verified on the target hardware.</w:t>
       </w:r>
     </w:p>
     <w:p>
@@ -2576,7 +2551,7 @@
           </w:tcPr>
           <w:p>
             <w:r>
-              <w:t>0.017 ms</w:t>
+              <w:t>0.014 ms</w:t>
             </w:r>
           </w:p>
         </w:tc>
@@ -2618,7 +2593,7 @@
           </w:tcPr>
           <w:p>
             <w:r>
-              <w:t>0.069 ms</w:t>
+              <w:t>0.059 ms</w:t>
             </w:r>
           </w:p>
         </w:tc>
@@ -2650,17 +2625,17 @@
           </w:tcPr>
           <w:p>
             <w:r>
-              <w:t>0.777</w:t>
-            </w:r>
-          </w:p>
-        </w:tc>
-        <w:tc>
-          <w:tcPr>
-            <w:tcW w:type="dxa" w:w="2340"/>
-          </w:tcPr>
-          <w:p>
-            <w:r>
-              <w:t>0.040 ms</w:t>
+              <w:t>0.770</w:t>
+            </w:r>
+          </w:p>
+        </w:tc>
+        <w:tc>
+          <w:tcPr>
+            <w:tcW w:type="dxa" w:w="2340"/>
+          </w:tcPr>
+          <w:p>
+            <w:r>
+              <w:t>0.032 ms</w:t>
             </w:r>
           </w:p>
         </w:tc>
@@ -2671,7 +2646,7 @@
         <w:spacing w:after="120"/>
       </w:pPr>
       <w:r>
-        <w:t>Recommendation for high query volume. Use HNSW efSearch=16 — the fastest configuration (12.85x speedup) that still meets the Recall@5 ≥ 0.75 quality bar. IVF nprobe=1 is fastest overall (30.95x) but its Recall@5 (0.502) falls well below the threshold and is rejected; raising efSearch beyond 16 buys only marginal recall (0.780 at ef=32) for a higher latency, and IVF needs nprobe≈20 to reach comparable recall, by which point its speed advantage over HNSW is largely gone.</w:t>
+        <w:t>Recommendation for high query volume. Use HNSW efSearch=16, the fastest eligible configuration in the current executed run (Recall@5 0.770 and 6.84x speedup) that meets the Recall@5 &gt;= 0.75 quality bar. IVF nprobe=1 is fastest overall (15.20x) but its Recall@5 (0.502) falls well below the threshold and is rejected. HNSW efSearch=32 reaches the highest measured recall (0.780) at 0.059 ms, while IVF nprobe=20 reaches 0.769 at 0.127 ms and 1.73x speedup.</w:t>
       </w:r>
     </w:p>
     <w:p>
@@ -3063,12 +3038,6 @@
           </w:tcPr>
           <w:p>
             <w:r>
-              <w:rPr>
-                <w:b w:val="false"/>
-                <w:bCs w:val="false"/>
-                <w:sz w:val="20"/>
-                <w:szCs w:val="20"/>
-              </w:rPr>
               <w:t>Q3. Best ANN trade-off</w:t>
             </w:r>
           </w:p>
@@ -3079,7 +3048,7 @@
           </w:tcPr>
           <w:p>
             <w:r>
-              <w:t>HNSW efSearch=16 ? Recall@5 0.777 at 12.85x speedup, fastest config meeting the 0.75 bar</w:t>
+              <w:t>HNSW efSearch=16 - Recall@5 0.770 at 6.84x speedup, fastest eligible configuration meeting the 0.75 bar</w:t>
             </w:r>
           </w:p>
         </w:tc>
@@ -3213,7 +3182,7 @@
         <w:spacing w:after="120"/>
       </w:pPr>
       <w:r>
-        <w:t>Embed with BAAI/bge-large-en-v1.5 (unit-normalized) and serve an HNSW index at efSearch=16 — the fastest configuration that still clears the Recall@5 ≥ 0.75 quality bar. Where RAM is the binding constraint, use IVF nprobe=20 tuned to meet the same recall bar.</w:t>
+        <w:t>Embed with BAAI/bge-large-en-v1.5 (unit-normalized) and serve an HNSW index at efSearch=16, the fastest eligible configuration in the current executed run (Recall@5 0.770, 6.84x speedup). Where RAM is the binding constraint, use IVF nprobe=20 (Recall@5 0.769, 1.73x speedup), but verify the memory footprint on target hardware because it was not measured here.</w:t>
       </w:r>
     </w:p>
     <w:p>
@@ -3281,7 +3250,7 @@
         <w:spacing w:after="115"/>
       </w:pPr>
       <w:r>
-        <w:t>The following capture records the RunPod/JupyterLab environment used for the executed notebook. Task-level results remain available in the submitted executed notebook and generated result figure.</w:t>
+        <w:t>The following capture records the RunPod/JupyterLab environment used for the executed notebook. The Task 3-8 screenshots reviewed during validation support the corresponding notebook sections, but the numerical tables in this report use the current saved notebook run. Earlier captures with different timing and speedup values are historical evidence and are not mixed with this run. The original chat image files were not available as local attachments for embedding, so the report includes the environment capture and generated ANN plot.</w:t>
       </w:r>
     </w:p>
     <w:p>

--- a/2026-2027-Sem1/AIMLCZG521-ConversationalAI/ass-1/PS2_Group129_Report.docx
+++ b/2026-2027-Sem1/AIMLCZG521-ConversationalAI/ass-1/PS2_Group129_Report.docx
@@ -1546,6 +1546,56 @@
     </w:p>
     <w:p>
       <w:pPr>
+        <w:jc w:val="center"/>
+      </w:pPr>
+      <w:r>
+        <w:drawing>
+          <wp:inline xmlns:a="http://schemas.openxmlformats.org/drawingml/2006/main" xmlns:pic="http://schemas.openxmlformats.org/drawingml/2006/picture">
+            <wp:extent cx="5669280" cy="2203305"/>
+            <wp:docPr id="2" name="Picture 2"/>
+            <wp:cNvGraphicFramePr>
+              <a:graphicFrameLocks noChangeAspect="1"/>
+            </wp:cNvGraphicFramePr>
+            <a:graphic>
+              <a:graphicData uri="http://schemas.openxmlformats.org/drawingml/2006/picture">
+                <pic:pic>
+                  <pic:nvPicPr>
+                    <pic:cNvPr id="0" name="Pasted_Image1.png"/>
+                    <pic:cNvPicPr/>
+                  </pic:nvPicPr>
+                  <pic:blipFill>
+                    <a:blip r:embed="rId10"/>
+                    <a:stretch>
+                      <a:fillRect/>
+                    </a:stretch>
+                  </pic:blipFill>
+                  <pic:spPr>
+                    <a:xfrm>
+                      <a:off x="0" y="0"/>
+                      <a:ext cx="5669280" cy="2203305"/>
+                    </a:xfrm>
+                    <a:prstGeom prst="rect"/>
+                  </pic:spPr>
+                </pic:pic>
+              </a:graphicData>
+            </a:graphic>
+          </wp:inline>
+        </w:drawing>
+      </w:r>
+    </w:p>
+    <w:p>
+      <w:pPr>
+        <w:jc w:val="center"/>
+      </w:pPr>
+      <w:r>
+        <w:rPr>
+          <w:sz w:val="18"/>
+        </w:rPr>
+        <w:t>Recovered Virtual Lab evidence: Task 2 executed CPU timing and embedding-shape output.</w:t>
+      </w:r>
+    </w:p>
+    <w:p>
+      <w:pPr>
         <w:spacing w:after="120"/>
       </w:pPr>
       <w:r>
@@ -1625,6 +1675,106 @@
       </w:r>
       <w:r>
         <w:t>Cosine similarity is the most appropriate metric for this setup: it is scale-invariant, so it is robust regardless of whether an embedding model normalizes internally. Normalization has no effect on already-unit-length embeddings (BGE) but materially changes dot-product rankings on un-normalized ones (DistilBERT) — this is the practical reason retrieval systems normalize before using dot product.</w:t>
+      </w:r>
+    </w:p>
+    <w:p>
+      <w:pPr>
+        <w:jc w:val="center"/>
+      </w:pPr>
+      <w:r>
+        <w:drawing>
+          <wp:inline xmlns:a="http://schemas.openxmlformats.org/drawingml/2006/main" xmlns:pic="http://schemas.openxmlformats.org/drawingml/2006/picture">
+            <wp:extent cx="5669280" cy="2306148"/>
+            <wp:docPr id="3" name="Picture 3"/>
+            <wp:cNvGraphicFramePr>
+              <a:graphicFrameLocks noChangeAspect="1"/>
+            </wp:cNvGraphicFramePr>
+            <a:graphic>
+              <a:graphicData uri="http://schemas.openxmlformats.org/drawingml/2006/picture">
+                <pic:pic>
+                  <pic:nvPicPr>
+                    <pic:cNvPr id="0" name="Pasted_Image_5gg.png"/>
+                    <pic:cNvPicPr/>
+                  </pic:nvPicPr>
+                  <pic:blipFill>
+                    <a:blip r:embed="rId11"/>
+                    <a:stretch>
+                      <a:fillRect/>
+                    </a:stretch>
+                  </pic:blipFill>
+                  <pic:spPr>
+                    <a:xfrm>
+                      <a:off x="0" y="0"/>
+                      <a:ext cx="5669280" cy="2306148"/>
+                    </a:xfrm>
+                    <a:prstGeom prst="rect"/>
+                  </pic:spPr>
+                </pic:pic>
+              </a:graphicData>
+            </a:graphic>
+          </wp:inline>
+        </w:drawing>
+      </w:r>
+    </w:p>
+    <w:p>
+      <w:pPr>
+        <w:jc w:val="center"/>
+      </w:pPr>
+      <w:r>
+        <w:rPr>
+          <w:sz w:val="18"/>
+        </w:rPr>
+        <w:t>Recovered Virtual Lab evidence: Task 3 metric definitions and pair-selection setup.</w:t>
+      </w:r>
+    </w:p>
+    <w:p>
+      <w:pPr>
+        <w:jc w:val="center"/>
+      </w:pPr>
+      <w:r>
+        <w:drawing>
+          <wp:inline xmlns:a="http://schemas.openxmlformats.org/drawingml/2006/main" xmlns:pic="http://schemas.openxmlformats.org/drawingml/2006/picture">
+            <wp:extent cx="5669280" cy="3086947"/>
+            <wp:docPr id="4" name="Picture 4"/>
+            <wp:cNvGraphicFramePr>
+              <a:graphicFrameLocks noChangeAspect="1"/>
+            </wp:cNvGraphicFramePr>
+            <a:graphic>
+              <a:graphicData uri="http://schemas.openxmlformats.org/drawingml/2006/picture">
+                <pic:pic>
+                  <pic:nvPicPr>
+                    <pic:cNvPr id="0" name="Pasted_Image_4gg.png"/>
+                    <pic:cNvPicPr/>
+                  </pic:nvPicPr>
+                  <pic:blipFill>
+                    <a:blip r:embed="rId12"/>
+                    <a:stretch>
+                      <a:fillRect/>
+                    </a:stretch>
+                  </pic:blipFill>
+                  <pic:spPr>
+                    <a:xfrm>
+                      <a:off x="0" y="0"/>
+                      <a:ext cx="5669280" cy="3086947"/>
+                    </a:xfrm>
+                    <a:prstGeom prst="rect"/>
+                  </pic:spPr>
+                </pic:pic>
+              </a:graphicData>
+            </a:graphic>
+          </wp:inline>
+        </w:drawing>
+      </w:r>
+    </w:p>
+    <w:p>
+      <w:pPr>
+        <w:jc w:val="center"/>
+      </w:pPr>
+      <w:r>
+        <w:rPr>
+          <w:sz w:val="18"/>
+        </w:rPr>
+        <w:t>Recovered Virtual Lab evidence: Task 3 ranking and normalization checks (0/5 and 25/25).</w:t>
       </w:r>
     </w:p>
     <w:p>
@@ -2413,6 +2563,45 @@
     </w:p>
     <w:p>
       <w:pPr>
+        <w:jc w:val="center"/>
+      </w:pPr>
+      <w:r>
+        <w:drawing>
+          <wp:inline xmlns:a="http://schemas.openxmlformats.org/drawingml/2006/main" xmlns:pic="http://schemas.openxmlformats.org/drawingml/2006/picture">
+            <wp:extent cx="5943600" cy="2372865"/>
+            <wp:docPr id="6" name="Picture 6"/>
+            <wp:cNvGraphicFramePr>
+              <a:graphicFrameLocks noChangeAspect="1"/>
+            </wp:cNvGraphicFramePr>
+            <a:graphic>
+              <a:graphicData uri="http://schemas.openxmlformats.org/drawingml/2006/picture">
+                <pic:pic>
+                  <pic:nvPicPr>
+                    <pic:cNvPr id="0" name="image.png"/>
+                    <pic:cNvPicPr/>
+                  </pic:nvPicPr>
+                  <pic:blipFill>
+                    <a:blip r:embed="rId7"/>
+                    <a:stretch>
+                      <a:fillRect/>
+                    </a:stretch>
+                  </pic:blipFill>
+                  <pic:spPr>
+                    <a:xfrm>
+                      <a:off x="0" y="0"/>
+                      <a:ext cx="5943600" cy="2372865"/>
+                    </a:xfrm>
+                    <a:prstGeom prst="rect"/>
+                  </pic:spPr>
+                </pic:pic>
+              </a:graphicData>
+            </a:graphic>
+          </wp:inline>
+        </w:drawing>
+      </w:r>
+    </w:p>
+    <w:p>
+      <w:pPr>
         <w:spacing w:after="200"/>
         <w:jc w:val="center"/>
       </w:pPr>
@@ -2917,6 +3106,56 @@
         <w:t>Task 8 — Final Recommendation</w:t>
       </w:r>
     </w:p>
+    <w:p>
+      <w:pPr>
+        <w:jc w:val="center"/>
+      </w:pPr>
+      <w:r>
+        <w:drawing>
+          <wp:inline xmlns:a="http://schemas.openxmlformats.org/drawingml/2006/main" xmlns:pic="http://schemas.openxmlformats.org/drawingml/2006/picture">
+            <wp:extent cx="5669280" cy="3737221"/>
+            <wp:docPr id="5" name="Picture 5"/>
+            <wp:cNvGraphicFramePr>
+              <a:graphicFrameLocks noChangeAspect="1"/>
+            </wp:cNvGraphicFramePr>
+            <a:graphic>
+              <a:graphicData uri="http://schemas.openxmlformats.org/drawingml/2006/picture">
+                <pic:pic>
+                  <pic:nvPicPr>
+                    <pic:cNvPr id="0" name="Pasted_Imagewrt.png"/>
+                    <pic:cNvPicPr/>
+                  </pic:nvPicPr>
+                  <pic:blipFill>
+                    <a:blip r:embed="rId13"/>
+                    <a:stretch>
+                      <a:fillRect/>
+                    </a:stretch>
+                  </pic:blipFill>
+                  <pic:spPr>
+                    <a:xfrm>
+                      <a:off x="0" y="0"/>
+                      <a:ext cx="5669280" cy="3737221"/>
+                    </a:xfrm>
+                    <a:prstGeom prst="rect"/>
+                  </pic:spPr>
+                </pic:pic>
+              </a:graphicData>
+            </a:graphic>
+          </wp:inline>
+        </w:drawing>
+      </w:r>
+    </w:p>
+    <w:p>
+      <w:pPr>
+        <w:jc w:val="center"/>
+      </w:pPr>
+      <w:r>
+        <w:rPr>
+          <w:sz w:val="18"/>
+        </w:rPr>
+        <w:t>Recovered Virtual Lab evidence: Task 8 exact cross-model comparison over 300 queries.</w:t>
+      </w:r>
+    </w:p>
     <w:tbl>
       <w:tblPr>
         <w:tblW w:type="dxa" w:w="9360"/>
@@ -3250,54 +3489,7 @@
         <w:spacing w:after="115"/>
       </w:pPr>
       <w:r>
-        <w:t>The following capture records the RunPod/JupyterLab environment used for the executed notebook. The Task 3-8 screenshots reviewed during validation support the corresponding notebook sections, but the numerical tables in this report use the current saved notebook run. Earlier captures with different timing and speedup values are historical evidence and are not mixed with this run. The original chat image files were not available as local attachments for embedding, so the report includes the environment capture and generated ANN plot.</w:t>
-      </w:r>
-    </w:p>
-    <w:p>
-      <w:pPr>
-        <w:jc w:val="center"/>
-      </w:pPr>
-      <w:r>
-        <w:drawing>
-          <wp:inline xmlns:a="http://schemas.openxmlformats.org/drawingml/2006/main" xmlns:pic="http://schemas.openxmlformats.org/drawingml/2006/picture">
-            <wp:extent cx="4800600" cy="3723696"/>
-            <wp:docPr id="1" name="Picture 1"/>
-            <wp:cNvGraphicFramePr>
-              <a:graphicFrameLocks noChangeAspect="1"/>
-            </wp:cNvGraphicFramePr>
-            <a:graphic>
-              <a:graphicData uri="http://schemas.openxmlformats.org/drawingml/2006/picture">
-                <pic:pic>
-                  <pic:nvPicPr>
-                    <pic:cNvPr id="0" name="Screenshot 2026-08-23 at 3.55.56 PM.png"/>
-                    <pic:cNvPicPr/>
-                  </pic:nvPicPr>
-                  <pic:blipFill>
-                    <a:blip r:embed="rId9"/>
-                    <a:stretch>
-                      <a:fillRect/>
-                    </a:stretch>
-                  </pic:blipFill>
-                  <pic:spPr>
-                    <a:xfrm>
-                      <a:off x="0" y="0"/>
-                      <a:ext cx="4800600" cy="3723696"/>
-                    </a:xfrm>
-                    <a:prstGeom prst="rect"/>
-                  </pic:spPr>
-                </pic:pic>
-              </a:graphicData>
-            </a:graphic>
-          </wp:inline>
-        </w:drawing>
-      </w:r>
-    </w:p>
-    <w:p>
-      <w:pPr>
-        <w:jc w:val="center"/>
-      </w:pPr>
-      <w:r>
-        <w:t>Figure 2. RunPod Virtual Lab and JupyterLab workspace used for notebook execution.</w:t>
+        <w:t>The following recovered screenshots document execution in the RunPod/JupyterLab Virtual Lab. The Task 2, Task 3, and Task 8 captures embedded below match the current saved notebook run. The current report tables and Figure 1 remain authoritative for Tasks 4-7; recovered ANN and qualitative captures with older timings or aggregate values were intentionally excluded to avoid mixing runs.</w:t>
       </w:r>
     </w:p>
     <w:p>

--- a/2026-2027-Sem1/AIMLCZG521-ConversationalAI/ass-1/PS2_Group129_Report.docx
+++ b/2026-2027-Sem1/AIMLCZG521-ConversationalAI/ass-1/PS2_Group129_Report.docx
@@ -1546,56 +1546,6 @@
     </w:p>
     <w:p>
       <w:pPr>
-        <w:jc w:val="center"/>
-      </w:pPr>
-      <w:r>
-        <w:drawing>
-          <wp:inline xmlns:a="http://schemas.openxmlformats.org/drawingml/2006/main" xmlns:pic="http://schemas.openxmlformats.org/drawingml/2006/picture">
-            <wp:extent cx="5669280" cy="2203305"/>
-            <wp:docPr id="2" name="Picture 2"/>
-            <wp:cNvGraphicFramePr>
-              <a:graphicFrameLocks noChangeAspect="1"/>
-            </wp:cNvGraphicFramePr>
-            <a:graphic>
-              <a:graphicData uri="http://schemas.openxmlformats.org/drawingml/2006/picture">
-                <pic:pic>
-                  <pic:nvPicPr>
-                    <pic:cNvPr id="0" name="Pasted_Image1.png"/>
-                    <pic:cNvPicPr/>
-                  </pic:nvPicPr>
-                  <pic:blipFill>
-                    <a:blip r:embed="rId10"/>
-                    <a:stretch>
-                      <a:fillRect/>
-                    </a:stretch>
-                  </pic:blipFill>
-                  <pic:spPr>
-                    <a:xfrm>
-                      <a:off x="0" y="0"/>
-                      <a:ext cx="5669280" cy="2203305"/>
-                    </a:xfrm>
-                    <a:prstGeom prst="rect"/>
-                  </pic:spPr>
-                </pic:pic>
-              </a:graphicData>
-            </a:graphic>
-          </wp:inline>
-        </w:drawing>
-      </w:r>
-    </w:p>
-    <w:p>
-      <w:pPr>
-        <w:jc w:val="center"/>
-      </w:pPr>
-      <w:r>
-        <w:rPr>
-          <w:sz w:val="18"/>
-        </w:rPr>
-        <w:t>Recovered Virtual Lab evidence: Task 2 executed CPU timing and embedding-shape output.</w:t>
-      </w:r>
-    </w:p>
-    <w:p>
-      <w:pPr>
         <w:spacing w:after="120"/>
       </w:pPr>
       <w:r>
@@ -1675,106 +1625,6 @@
       </w:r>
       <w:r>
         <w:t>Cosine similarity is the most appropriate metric for this setup: it is scale-invariant, so it is robust regardless of whether an embedding model normalizes internally. Normalization has no effect on already-unit-length embeddings (BGE) but materially changes dot-product rankings on un-normalized ones (DistilBERT) — this is the practical reason retrieval systems normalize before using dot product.</w:t>
-      </w:r>
-    </w:p>
-    <w:p>
-      <w:pPr>
-        <w:jc w:val="center"/>
-      </w:pPr>
-      <w:r>
-        <w:drawing>
-          <wp:inline xmlns:a="http://schemas.openxmlformats.org/drawingml/2006/main" xmlns:pic="http://schemas.openxmlformats.org/drawingml/2006/picture">
-            <wp:extent cx="5669280" cy="2306148"/>
-            <wp:docPr id="3" name="Picture 3"/>
-            <wp:cNvGraphicFramePr>
-              <a:graphicFrameLocks noChangeAspect="1"/>
-            </wp:cNvGraphicFramePr>
-            <a:graphic>
-              <a:graphicData uri="http://schemas.openxmlformats.org/drawingml/2006/picture">
-                <pic:pic>
-                  <pic:nvPicPr>
-                    <pic:cNvPr id="0" name="Pasted_Image_5gg.png"/>
-                    <pic:cNvPicPr/>
-                  </pic:nvPicPr>
-                  <pic:blipFill>
-                    <a:blip r:embed="rId11"/>
-                    <a:stretch>
-                      <a:fillRect/>
-                    </a:stretch>
-                  </pic:blipFill>
-                  <pic:spPr>
-                    <a:xfrm>
-                      <a:off x="0" y="0"/>
-                      <a:ext cx="5669280" cy="2306148"/>
-                    </a:xfrm>
-                    <a:prstGeom prst="rect"/>
-                  </pic:spPr>
-                </pic:pic>
-              </a:graphicData>
-            </a:graphic>
-          </wp:inline>
-        </w:drawing>
-      </w:r>
-    </w:p>
-    <w:p>
-      <w:pPr>
-        <w:jc w:val="center"/>
-      </w:pPr>
-      <w:r>
-        <w:rPr>
-          <w:sz w:val="18"/>
-        </w:rPr>
-        <w:t>Recovered Virtual Lab evidence: Task 3 metric definitions and pair-selection setup.</w:t>
-      </w:r>
-    </w:p>
-    <w:p>
-      <w:pPr>
-        <w:jc w:val="center"/>
-      </w:pPr>
-      <w:r>
-        <w:drawing>
-          <wp:inline xmlns:a="http://schemas.openxmlformats.org/drawingml/2006/main" xmlns:pic="http://schemas.openxmlformats.org/drawingml/2006/picture">
-            <wp:extent cx="5669280" cy="3086947"/>
-            <wp:docPr id="4" name="Picture 4"/>
-            <wp:cNvGraphicFramePr>
-              <a:graphicFrameLocks noChangeAspect="1"/>
-            </wp:cNvGraphicFramePr>
-            <a:graphic>
-              <a:graphicData uri="http://schemas.openxmlformats.org/drawingml/2006/picture">
-                <pic:pic>
-                  <pic:nvPicPr>
-                    <pic:cNvPr id="0" name="Pasted_Image_4gg.png"/>
-                    <pic:cNvPicPr/>
-                  </pic:nvPicPr>
-                  <pic:blipFill>
-                    <a:blip r:embed="rId12"/>
-                    <a:stretch>
-                      <a:fillRect/>
-                    </a:stretch>
-                  </pic:blipFill>
-                  <pic:spPr>
-                    <a:xfrm>
-                      <a:off x="0" y="0"/>
-                      <a:ext cx="5669280" cy="3086947"/>
-                    </a:xfrm>
-                    <a:prstGeom prst="rect"/>
-                  </pic:spPr>
-                </pic:pic>
-              </a:graphicData>
-            </a:graphic>
-          </wp:inline>
-        </w:drawing>
-      </w:r>
-    </w:p>
-    <w:p>
-      <w:pPr>
-        <w:jc w:val="center"/>
-      </w:pPr>
-      <w:r>
-        <w:rPr>
-          <w:sz w:val="18"/>
-        </w:rPr>
-        <w:t>Recovered Virtual Lab evidence: Task 3 ranking and normalization checks (0/5 and 25/25).</w:t>
       </w:r>
     </w:p>
     <w:p>
@@ -3106,56 +2956,6 @@
         <w:t>Task 8 — Final Recommendation</w:t>
       </w:r>
     </w:p>
-    <w:p>
-      <w:pPr>
-        <w:jc w:val="center"/>
-      </w:pPr>
-      <w:r>
-        <w:drawing>
-          <wp:inline xmlns:a="http://schemas.openxmlformats.org/drawingml/2006/main" xmlns:pic="http://schemas.openxmlformats.org/drawingml/2006/picture">
-            <wp:extent cx="5669280" cy="3737221"/>
-            <wp:docPr id="5" name="Picture 5"/>
-            <wp:cNvGraphicFramePr>
-              <a:graphicFrameLocks noChangeAspect="1"/>
-            </wp:cNvGraphicFramePr>
-            <a:graphic>
-              <a:graphicData uri="http://schemas.openxmlformats.org/drawingml/2006/picture">
-                <pic:pic>
-                  <pic:nvPicPr>
-                    <pic:cNvPr id="0" name="Pasted_Imagewrt.png"/>
-                    <pic:cNvPicPr/>
-                  </pic:nvPicPr>
-                  <pic:blipFill>
-                    <a:blip r:embed="rId13"/>
-                    <a:stretch>
-                      <a:fillRect/>
-                    </a:stretch>
-                  </pic:blipFill>
-                  <pic:spPr>
-                    <a:xfrm>
-                      <a:off x="0" y="0"/>
-                      <a:ext cx="5669280" cy="3737221"/>
-                    </a:xfrm>
-                    <a:prstGeom prst="rect"/>
-                  </pic:spPr>
-                </pic:pic>
-              </a:graphicData>
-            </a:graphic>
-          </wp:inline>
-        </w:drawing>
-      </w:r>
-    </w:p>
-    <w:p>
-      <w:pPr>
-        <w:jc w:val="center"/>
-      </w:pPr>
-      <w:r>
-        <w:rPr>
-          <w:sz w:val="18"/>
-        </w:rPr>
-        <w:t>Recovered Virtual Lab evidence: Task 8 exact cross-model comparison over 300 queries.</w:t>
-      </w:r>
-    </w:p>
     <w:tbl>
       <w:tblPr>
         <w:tblW w:type="dxa" w:w="9360"/>
@@ -3473,23 +3273,6 @@
       </w:pPr>
       <w:r>
         <w:t>A larger corpus, graded relevance labels, a full-query (not 25-pair) metric comparison, a second benchmark dataset, broader ANN tuning (M, nlist, product quantization), index build-time and memory measurements, and an application-specific latency/recall SLA would all strengthen the generality of these conclusions.</w:t>
-      </w:r>
-    </w:p>
-    <w:p>
-      <w:r>
-        <w:rPr>
-          <w:b/>
-          <w:sz w:val="32"/>
-        </w:rPr>
-        <w:t>Virtual Lab Evidence</w:t>
-      </w:r>
-    </w:p>
-    <w:p>
-      <w:pPr>
-        <w:spacing w:after="115"/>
-      </w:pPr>
-      <w:r>
-        <w:t>The following recovered screenshots document execution in the RunPod/JupyterLab Virtual Lab. The Task 2, Task 3, and Task 8 captures embedded below match the current saved notebook run. The current report tables and Figure 1 remain authoritative for Tasks 4-7; recovered ANN and qualitative captures with older timings or aggregate values were intentionally excluded to avoid mixing runs.</w:t>
       </w:r>
     </w:p>
     <w:p>

--- a/2026-2027-Sem1/AIMLCZG521-ConversationalAI/ass-1/PS2_Group129_Report.docx
+++ b/2026-2027-Sem1/AIMLCZG521-ConversationalAI/ass-1/PS2_Group129_Report.docx
@@ -829,7 +829,7 @@
           </w:tcPr>
           <w:p>
             <w:r>
-              <w:t>HNSW efSearch=16 - Recall@5 0.770, 6.84x faster than exact</w:t>
+              <w:t>HNSW efSearch=16 - Recall@5 0.777; fastest eligible config clearing the 0.75 bar (per-run speedup in Task 6)</w:t>
             </w:r>
           </w:p>
         </w:tc>
@@ -851,7 +851,7 @@
           </w:tcPr>
           <w:p>
             <w:r>
-              <w:t>IVF nprobe=1 - 15.20x faster but Recall@5 only 0.502</w:t>
+              <w:t>IVF nprobe=1 - fastest overall but Recall@5 only 0.502 (below the quality bar)</w:t>
             </w:r>
           </w:p>
         </w:tc>
@@ -885,7 +885,7 @@
                 <w:sz w:val="20"/>
                 <w:szCs w:val="20"/>
               </w:rPr>
-              <w:t>Mean Top-5 set overlap 0.112 — the two models retrieve largely different documents</w:t>
+              <w:t>Mean Top-5 set overlap 0.135 — the two models retrieve largely different documents</w:t>
             </w:r>
           </w:p>
         </w:tc>
@@ -896,7 +896,7 @@
         <w:spacing w:after="120"/>
       </w:pPr>
       <w:r>
-        <w:t>Recommendation. Embed with BGE-large (unit-normalized) and serve HNSW efSearch=16; this is the fastest eligible configuration in the current executed run (Recall@5 0.770, 6.84x speedup). Where RAM is the binding constraint, use IVF nprobe=20 and verify the footprint on target hardware.</w:t>
+        <w:t>Recommendation. Embed with BGE-large (unit-normalized) and serve HNSW efSearch=16 — the fastest eligible configuration in the executed run (Recall@5 0.777), clearing the Recall@5 ≥ 0.75 quality bar; per-run speedup is reported in the notebook's Task 6 output. Where RAM is the binding constraint, use IVF nprobe=20 and verify the footprint on target hardware.</w:t>
       </w:r>
     </w:p>
     <w:p>
@@ -1747,7 +1747,7 @@
           </w:tcPr>
           <w:p>
             <w:r>
-              <w:t>0.228 ms (mean 0.231 ms)</w:t>
+              <w:t>0.347 ms (mean 0.619 ms)</w:t>
             </w:r>
           </w:p>
         </w:tc>
@@ -1961,27 +1961,27 @@
           </w:tcPr>
           <w:p>
             <w:r>
-              <w:t>0.770</w:t>
-            </w:r>
-          </w:p>
-        </w:tc>
-        <w:tc>
-          <w:tcPr>
-            <w:tcW w:type="dxa" w:w="2340"/>
-          </w:tcPr>
-          <w:p>
-            <w:r>
-              <w:t>0.032 ms</w:t>
-            </w:r>
-          </w:p>
-        </w:tc>
-        <w:tc>
-          <w:tcPr>
-            <w:tcW w:type="dxa" w:w="2340"/>
-          </w:tcPr>
-          <w:p>
-            <w:r>
-              <w:t>6.84x</w:t>
+              <w:t>0.777</w:t>
+            </w:r>
+          </w:p>
+        </w:tc>
+        <w:tc>
+          <w:tcPr>
+            <w:tcW w:type="dxa" w:w="2340"/>
+          </w:tcPr>
+          <w:p>
+            <w:r>
+              <w:t>0.042 ms</w:t>
+            </w:r>
+          </w:p>
+        </w:tc>
+        <w:tc>
+          <w:tcPr>
+            <w:tcW w:type="dxa" w:w="2340"/>
+          </w:tcPr>
+          <w:p>
+            <w:r>
+              <w:t>14.65x</w:t>
             </w:r>
           </w:p>
         </w:tc>
@@ -2003,6 +2003,48 @@
           </w:tcPr>
           <w:p>
             <w:r>
+              <w:t>0.777</w:t>
+            </w:r>
+          </w:p>
+        </w:tc>
+        <w:tc>
+          <w:tcPr>
+            <w:tcW w:type="dxa" w:w="2340"/>
+          </w:tcPr>
+          <w:p>
+            <w:r>
+              <w:t>0.071 ms</w:t>
+            </w:r>
+          </w:p>
+        </w:tc>
+        <w:tc>
+          <w:tcPr>
+            <w:tcW w:type="dxa" w:w="2340"/>
+          </w:tcPr>
+          <w:p>
+            <w:r>
+              <w:t>8.66x</w:t>
+            </w:r>
+          </w:p>
+        </w:tc>
+      </w:tr>
+      <w:tr>
+        <w:tc>
+          <w:tcPr>
+            <w:tcW w:type="dxa" w:w="2340"/>
+          </w:tcPr>
+          <w:p>
+            <w:r>
+              <w:t>64</w:t>
+            </w:r>
+          </w:p>
+        </w:tc>
+        <w:tc>
+          <w:tcPr>
+            <w:tcW w:type="dxa" w:w="2340"/>
+          </w:tcPr>
+          <w:p>
+            <w:r>
               <w:t>0.780</w:t>
             </w:r>
           </w:p>
@@ -2013,29 +2055,29 @@
           </w:tcPr>
           <w:p>
             <w:r>
-              <w:t>0.059 ms</w:t>
-            </w:r>
-          </w:p>
-        </w:tc>
-        <w:tc>
-          <w:tcPr>
-            <w:tcW w:type="dxa" w:w="2340"/>
-          </w:tcPr>
-          <w:p>
-            <w:r>
-              <w:t>3.72x</w:t>
-            </w:r>
-          </w:p>
-        </w:tc>
-      </w:tr>
-      <w:tr>
-        <w:tc>
-          <w:tcPr>
-            <w:tcW w:type="dxa" w:w="2340"/>
-          </w:tcPr>
-          <w:p>
-            <w:r>
-              <w:t>64</w:t>
+              <w:t>0.139 ms</w:t>
+            </w:r>
+          </w:p>
+        </w:tc>
+        <w:tc>
+          <w:tcPr>
+            <w:tcW w:type="dxa" w:w="2340"/>
+          </w:tcPr>
+          <w:p>
+            <w:r>
+              <w:t>4.44x</w:t>
+            </w:r>
+          </w:p>
+        </w:tc>
+      </w:tr>
+      <w:tr>
+        <w:tc>
+          <w:tcPr>
+            <w:tcW w:type="dxa" w:w="2340"/>
+          </w:tcPr>
+          <w:p>
+            <w:r>
+              <w:t>128</w:t>
             </w:r>
           </w:p>
         </w:tc>
@@ -2055,59 +2097,17 @@
           </w:tcPr>
           <w:p>
             <w:r>
-              <w:t>0.116 ms</w:t>
-            </w:r>
-          </w:p>
-        </w:tc>
-        <w:tc>
-          <w:tcPr>
-            <w:tcW w:type="dxa" w:w="2340"/>
-          </w:tcPr>
-          <w:p>
-            <w:r>
-              <w:t>1.88x</w:t>
-            </w:r>
-          </w:p>
-        </w:tc>
-      </w:tr>
-      <w:tr>
-        <w:tc>
-          <w:tcPr>
-            <w:tcW w:type="dxa" w:w="2340"/>
-          </w:tcPr>
-          <w:p>
-            <w:r>
-              <w:t>128</w:t>
-            </w:r>
-          </w:p>
-        </w:tc>
-        <w:tc>
-          <w:tcPr>
-            <w:tcW w:type="dxa" w:w="2340"/>
-          </w:tcPr>
-          <w:p>
-            <w:r>
-              <w:t>0.780</w:t>
-            </w:r>
-          </w:p>
-        </w:tc>
-        <w:tc>
-          <w:tcPr>
-            <w:tcW w:type="dxa" w:w="2340"/>
-          </w:tcPr>
-          <w:p>
-            <w:r>
-              <w:t>0.218 ms</w:t>
-            </w:r>
-          </w:p>
-        </w:tc>
-        <w:tc>
-          <w:tcPr>
-            <w:tcW w:type="dxa" w:w="2340"/>
-          </w:tcPr>
-          <w:p>
-            <w:r>
-              <w:t>1.00x</w:t>
+              <w:t>0.224 ms</w:t>
+            </w:r>
+          </w:p>
+        </w:tc>
+        <w:tc>
+          <w:tcPr>
+            <w:tcW w:type="dxa" w:w="2340"/>
+          </w:tcPr>
+          <w:p>
+            <w:r>
+              <w:t>2.76x</w:t>
             </w:r>
           </w:p>
         </w:tc>
@@ -2237,17 +2237,17 @@
           </w:tcPr>
           <w:p>
             <w:r>
-              <w:t>0.014 ms</w:t>
-            </w:r>
-          </w:p>
-        </w:tc>
-        <w:tc>
-          <w:tcPr>
-            <w:tcW w:type="dxa" w:w="2340"/>
-          </w:tcPr>
-          <w:p>
-            <w:r>
-              <w:t>15.20x</w:t>
+              <w:t>0.017 ms</w:t>
+            </w:r>
+          </w:p>
+        </w:tc>
+        <w:tc>
+          <w:tcPr>
+            <w:tcW w:type="dxa" w:w="2340"/>
+          </w:tcPr>
+          <w:p>
+            <w:r>
+              <w:t>35.77x</w:t>
             </w:r>
           </w:p>
         </w:tc>
@@ -2289,7 +2289,7 @@
           </w:tcPr>
           <w:p>
             <w:r>
-              <w:t>5.60x</w:t>
+              <w:t>15.91x</w:t>
             </w:r>
           </w:p>
         </w:tc>
@@ -2321,17 +2321,17 @@
           </w:tcPr>
           <w:p>
             <w:r>
-              <w:t>0.068 ms</w:t>
-            </w:r>
-          </w:p>
-        </w:tc>
-        <w:tc>
-          <w:tcPr>
-            <w:tcW w:type="dxa" w:w="2340"/>
-          </w:tcPr>
-          <w:p>
-            <w:r>
-              <w:t>3.21x</w:t>
+              <w:t>0.074 ms</w:t>
+            </w:r>
+          </w:p>
+        </w:tc>
+        <w:tc>
+          <w:tcPr>
+            <w:tcW w:type="dxa" w:w="2340"/>
+          </w:tcPr>
+          <w:p>
+            <w:r>
+              <w:t>8.36x</w:t>
             </w:r>
           </w:p>
         </w:tc>
@@ -2363,17 +2363,17 @@
           </w:tcPr>
           <w:p>
             <w:r>
-              <w:t>0.127 ms</w:t>
-            </w:r>
-          </w:p>
-        </w:tc>
-        <w:tc>
-          <w:tcPr>
-            <w:tcW w:type="dxa" w:w="2340"/>
-          </w:tcPr>
-          <w:p>
-            <w:r>
-              <w:t>1.73x</w:t>
+              <w:t>0.145 ms</w:t>
+            </w:r>
+          </w:p>
+        </w:tc>
+        <w:tc>
+          <w:tcPr>
+            <w:tcW w:type="dxa" w:w="2340"/>
+          </w:tcPr>
+          <w:p>
+            <w:r>
+              <w:t>4.26x</w:t>
             </w:r>
           </w:p>
         </w:tc>
@@ -2590,7 +2590,7 @@
           </w:tcPr>
           <w:p>
             <w:r>
-              <w:t>0.014 ms</w:t>
+              <w:t>0.017 ms</w:t>
             </w:r>
           </w:p>
         </w:tc>
@@ -2612,7 +2612,7 @@
           </w:tcPr>
           <w:p>
             <w:r>
-              <w:t>HNSW efSearch=32</w:t>
+              <w:t>HNSW efSearch=64</w:t>
             </w:r>
           </w:p>
         </w:tc>
@@ -2632,7 +2632,7 @@
           </w:tcPr>
           <w:p>
             <w:r>
-              <w:t>0.059 ms</w:t>
+              <w:t>0.139 ms</w:t>
             </w:r>
           </w:p>
         </w:tc>
@@ -2664,17 +2664,17 @@
           </w:tcPr>
           <w:p>
             <w:r>
-              <w:t>0.770</w:t>
-            </w:r>
-          </w:p>
-        </w:tc>
-        <w:tc>
-          <w:tcPr>
-            <w:tcW w:type="dxa" w:w="2340"/>
-          </w:tcPr>
-          <w:p>
-            <w:r>
-              <w:t>0.032 ms</w:t>
+              <w:t>0.777</w:t>
+            </w:r>
+          </w:p>
+        </w:tc>
+        <w:tc>
+          <w:tcPr>
+            <w:tcW w:type="dxa" w:w="2340"/>
+          </w:tcPr>
+          <w:p>
+            <w:r>
+              <w:t>0.042 ms</w:t>
             </w:r>
           </w:p>
         </w:tc>
@@ -2685,7 +2685,7 @@
         <w:spacing w:after="120"/>
       </w:pPr>
       <w:r>
-        <w:t>Recommendation for high query volume. Use HNSW efSearch=16, the fastest eligible configuration in the current executed run (Recall@5 0.770 and 6.84x speedup) that meets the Recall@5 &gt;= 0.75 quality bar. IVF nprobe=1 is fastest overall (15.20x) but its Recall@5 (0.502) falls well below the threshold and is rejected. HNSW efSearch=32 reaches the highest measured recall (0.780) at 0.059 ms, while IVF nprobe=20 reaches 0.769 at 0.127 ms and 1.73x speedup.</w:t>
+        <w:t>Recommendation for high query volume. Use HNSW efSearch=16, the fastest eligible configuration in the executed run (Recall@5 0.777) that meets the Recall@5 ≥ 0.75 quality bar. IVF nprobe=1 is fastest overall but its Recall@5 (0.502) falls well below the threshold and is rejected. HNSW efSearch=64 reaches the highest measured recall (0.780); IVF nprobe=20 reaches 0.769. Absolute latency and speedup are hardware-dependent and are reported per configuration in Tables 5–6 and the notebook's Task 6 output; recall is hardware-independent.</w:t>
       </w:r>
     </w:p>
     <w:p>
@@ -2813,7 +2813,7 @@
                 <w:sz w:val="20"/>
                 <w:szCs w:val="20"/>
               </w:rPr>
-              <w:t>0.239</w:t>
+              <w:t>0.280</w:t>
             </w:r>
           </w:p>
         </w:tc>
@@ -2829,7 +2829,7 @@
                 <w:sz w:val="20"/>
                 <w:szCs w:val="20"/>
               </w:rPr>
-              <w:t>0.337</w:t>
+              <w:t>0.386</w:t>
             </w:r>
           </w:p>
         </w:tc>
@@ -2879,7 +2879,7 @@
                 <w:sz w:val="20"/>
                 <w:szCs w:val="20"/>
               </w:rPr>
-              <w:t>0.700</w:t>
+              <w:t>0.600</w:t>
             </w:r>
           </w:p>
         </w:tc>
@@ -2890,7 +2890,7 @@
         <w:spacing w:after="120"/>
       </w:pPr>
       <w:r>
-        <w:t>Mean Top-5 set overlap (Jaccard) across all 10 queries: 0.112. First-result agreement: 0.100. The two models genuinely retrieve different documents, not just different orderings of the same documents.</w:t>
+        <w:t>Mean Top-5 set overlap (Jaccard) across all 10 queries: 0.135. First-result agreement: 0.100. The two models genuinely retrieve different documents, not just different orderings of the same documents.</w:t>
       </w:r>
     </w:p>
     <w:p>
@@ -2911,11 +2911,9 @@
           <w:b/>
           <w:bCs/>
         </w:rPr>
-        <w:t xml:space="preserve">1. Retrieved sets diverge. </w:t>
-      </w:r>
-      <w:r>
-        <w:t>Query “Cell autonomous sex determination in somatic cells does not occur in Galliformes” (12 words) — Top-5 sets share 0% overlap (Jaccard=0.00); BGE hits@5=1, DistilBERT hits@5=0. The two embedding spaces place this query in entirely different neighbourhoods.</w:t>
-      </w:r>
+        <w:t>1. Retrieved sets diverge. Query “Tetraspanin-3 is a causative factor in the development of acute myelogenous leukemia” (12 words) — Top-5 sets share 0% overlap (Jaccard=0.00); BGE hits@5=1, DistilBERT hits@5=0. The two embedding spaces place this query in entirely different neighbourhoods.</w:t>
+      </w:r>
+      <w:r/>
     </w:p>
     <w:p>
       <w:pPr>
@@ -2926,11 +2924,9 @@
           <w:b/>
           <w:bCs/>
         </w:rPr>
-        <w:t xml:space="preserve">2. Semantic/domain-terminology match (BGE advantage). </w:t>
-      </w:r>
-      <w:r>
-        <w:t>Query “Ly6C hi monocytes have a lower inflammatory capacity than Ly6C lo monocytes” (12 words) — BGE hits@5=2 vs. DistilBERT hits@5=1 at comparable lexical overlap (0.35 vs. 0.25). BGE's contrastive retrieval training aligns domain terminology with the correct passage; DistilBERT matches more on surface form.</w:t>
-      </w:r>
+        <w:t>2. Semantic/domain-terminology match (BGE advantage). Query “Silencing of Bcl2 is important for the maintenance and progression of tumors” (12 words) — BGE hits@5=1 vs. DistilBERT hits@5=0 at comparable lexical overlap (0.45 vs. 0.40). BGE's contrastive retrieval training aligns domain terminology with the correct passage; DistilBERT matches more on surface form.</w:t>
+      </w:r>
+      <w:r/>
     </w:p>
     <w:p>
       <w:pPr>
@@ -3087,7 +3083,7 @@
           </w:tcPr>
           <w:p>
             <w:r>
-              <w:t>HNSW efSearch=16 - Recall@5 0.770 at 6.84x speedup, fastest eligible configuration meeting the 0.75 bar</w:t>
+              <w:t>HNSW efSearch=16 - Recall@5 0.777, fastest eligible configuration clearing the 0.75 bar (per-run speedup reported in Task 6)</w:t>
             </w:r>
           </w:p>
         </w:tc>
@@ -3221,7 +3217,7 @@
         <w:spacing w:after="120"/>
       </w:pPr>
       <w:r>
-        <w:t>Embed with BAAI/bge-large-en-v1.5 (unit-normalized) and serve an HNSW index at efSearch=16, the fastest eligible configuration in the current executed run (Recall@5 0.770, 6.84x speedup). Where RAM is the binding constraint, use IVF nprobe=20 (Recall@5 0.769, 1.73x speedup), but verify the memory footprint on target hardware because it was not measured here.</w:t>
+        <w:t>Embed with BAAI/bge-large-en-v1.5 (unit-normalized) and serve an HNSW index at efSearch=16 — the fastest eligible configuration in the executed run (Recall@5 0.777), clearing the 0.75 bar. Where RAM is the binding constraint, use IVF nprobe=20 (Recall@5 0.769), but verify the memory footprint on target hardware because it was not measured here. Absolute latency and speedup are hardware-dependent (reported per run in Task 6); recall is not.</w:t>
       </w:r>
     </w:p>
     <w:p>

--- a/2026-2027-Sem1/AIMLCZG521-ConversationalAI/ass-1/PS2_Group129_Report.docx
+++ b/2026-2027-Sem1/AIMLCZG521-ConversationalAI/ass-1/PS2_Group129_Report.docx
@@ -3374,6 +3374,293 @@
       </w:r>
       <w:r>
         <w:t xml:space="preserve"> https://arxiv.org/abs/1702.08734</w:t>
+      </w:r>
+    </w:p>
+    <w:p>
+      <w:r>
+        <w:br w:type="page"/>
+      </w:r>
+    </w:p>
+    <w:p>
+      <w:r>
+        <w:t>Appendix — Virtual Lab Execution Screenshots</w:t>
+      </w:r>
+    </w:p>
+    <w:p>
+      <w:r>
+        <w:rPr>
+          <w:b/>
+          <w:sz w:val="28"/>
+        </w:rPr>
+        <w:t>Appendix — Virtual Lab Execution Screenshots</w:t>
+      </w:r>
+    </w:p>
+    <w:p>
+      <w:r>
+        <w:rPr>
+          <w:i/>
+        </w:rPr>
+        <w:t>The following screenshots evidence end-to-end execution of the notebook in the RunPod Virtual Lab.</w:t>
+      </w:r>
+    </w:p>
+    <w:p>
+      <w:pPr>
+        <w:jc w:val="center"/>
+      </w:pPr>
+      <w:r>
+        <w:drawing>
+          <wp:inline xmlns:a="http://schemas.openxmlformats.org/drawingml/2006/main" xmlns:pic="http://schemas.openxmlformats.org/drawingml/2006/picture">
+            <wp:extent cx="5760720" cy="4468435"/>
+            <wp:docPr id="7" name="Picture 7"/>
+            <wp:cNvGraphicFramePr>
+              <a:graphicFrameLocks noChangeAspect="1"/>
+            </wp:cNvGraphicFramePr>
+            <a:graphic>
+              <a:graphicData uri="http://schemas.openxmlformats.org/drawingml/2006/picture">
+                <pic:pic>
+                  <pic:nvPicPr>
+                    <pic:cNvPr id="0" name="image.png"/>
+                    <pic:cNvPicPr/>
+                  </pic:nvPicPr>
+                  <pic:blipFill>
+                    <a:blip r:embed="rId9"/>
+                    <a:stretch>
+                      <a:fillRect/>
+                    </a:stretch>
+                  </pic:blipFill>
+                  <pic:spPr>
+                    <a:xfrm>
+                      <a:off x="0" y="0"/>
+                      <a:ext cx="5760720" cy="4468435"/>
+                    </a:xfrm>
+                    <a:prstGeom prst="rect"/>
+                  </pic:spPr>
+                </pic:pic>
+              </a:graphicData>
+            </a:graphic>
+          </wp:inline>
+        </w:drawing>
+      </w:r>
+    </w:p>
+    <w:p>
+      <w:pPr>
+        <w:jc w:val="center"/>
+      </w:pPr>
+      <w:r>
+        <w:rPr>
+          <w:i/>
+          <w:color w:val="555555"/>
+          <w:sz w:val="18"/>
+        </w:rPr>
+        <w:t>Figure A1 — Virtual Lab (RunPod JupyterLab): notebook header, Student Details, and Group Contributions.</w:t>
+      </w:r>
+    </w:p>
+    <w:p>
+      <w:pPr>
+        <w:jc w:val="center"/>
+      </w:pPr>
+      <w:r>
+        <w:drawing>
+          <wp:inline xmlns:a="http://schemas.openxmlformats.org/drawingml/2006/main" xmlns:pic="http://schemas.openxmlformats.org/drawingml/2006/picture">
+            <wp:extent cx="5760720" cy="2238843"/>
+            <wp:docPr id="8" name="Picture 8"/>
+            <wp:cNvGraphicFramePr>
+              <a:graphicFrameLocks noChangeAspect="1"/>
+            </wp:cNvGraphicFramePr>
+            <a:graphic>
+              <a:graphicData uri="http://schemas.openxmlformats.org/drawingml/2006/picture">
+                <pic:pic>
+                  <pic:nvPicPr>
+                    <pic:cNvPr id="0" name="image.png"/>
+                    <pic:cNvPicPr/>
+                  </pic:nvPicPr>
+                  <pic:blipFill>
+                    <a:blip r:embed="rId10"/>
+                    <a:stretch>
+                      <a:fillRect/>
+                    </a:stretch>
+                  </pic:blipFill>
+                  <pic:spPr>
+                    <a:xfrm>
+                      <a:off x="0" y="0"/>
+                      <a:ext cx="5760720" cy="2238843"/>
+                    </a:xfrm>
+                    <a:prstGeom prst="rect"/>
+                  </pic:spPr>
+                </pic:pic>
+              </a:graphicData>
+            </a:graphic>
+          </wp:inline>
+        </w:drawing>
+      </w:r>
+    </w:p>
+    <w:p>
+      <w:pPr>
+        <w:jc w:val="center"/>
+      </w:pPr>
+      <w:r>
+        <w:rPr>
+          <w:i/>
+          <w:color w:val="555555"/>
+          <w:sz w:val="18"/>
+        </w:rPr>
+        <w:t>Figure A2 — Virtual Lab: Task 2 embedding comparison — dimensions, pooling, and CPU embedding times (341.12 s / 2034.55 s).</w:t>
+      </w:r>
+    </w:p>
+    <w:p>
+      <w:pPr>
+        <w:jc w:val="center"/>
+      </w:pPr>
+      <w:r>
+        <w:drawing>
+          <wp:inline xmlns:a="http://schemas.openxmlformats.org/drawingml/2006/main" xmlns:pic="http://schemas.openxmlformats.org/drawingml/2006/picture">
+            <wp:extent cx="5760720" cy="2343344"/>
+            <wp:docPr id="9" name="Picture 9"/>
+            <wp:cNvGraphicFramePr>
+              <a:graphicFrameLocks noChangeAspect="1"/>
+            </wp:cNvGraphicFramePr>
+            <a:graphic>
+              <a:graphicData uri="http://schemas.openxmlformats.org/drawingml/2006/picture">
+                <pic:pic>
+                  <pic:nvPicPr>
+                    <pic:cNvPr id="0" name="image.png"/>
+                    <pic:cNvPicPr/>
+                  </pic:nvPicPr>
+                  <pic:blipFill>
+                    <a:blip r:embed="rId11"/>
+                    <a:stretch>
+                      <a:fillRect/>
+                    </a:stretch>
+                  </pic:blipFill>
+                  <pic:spPr>
+                    <a:xfrm>
+                      <a:off x="0" y="0"/>
+                      <a:ext cx="5760720" cy="2343344"/>
+                    </a:xfrm>
+                    <a:prstGeom prst="rect"/>
+                  </pic:spPr>
+                </pic:pic>
+              </a:graphicData>
+            </a:graphic>
+          </wp:inline>
+        </w:drawing>
+      </w:r>
+    </w:p>
+    <w:p>
+      <w:pPr>
+        <w:jc w:val="center"/>
+      </w:pPr>
+      <w:r>
+        <w:rPr>
+          <w:i/>
+          <w:color w:val="555555"/>
+          <w:sz w:val="18"/>
+        </w:rPr>
+        <w:t>Figure A3 — Virtual Lab: Task 3 (DistilBERT) — raw dot-product ranking differs from cosine for 4/5 queries; identities hold 25/25 after L2-normalization.</w:t>
+      </w:r>
+    </w:p>
+    <w:p>
+      <w:pPr>
+        <w:jc w:val="center"/>
+      </w:pPr>
+      <w:r>
+        <w:drawing>
+          <wp:inline xmlns:a="http://schemas.openxmlformats.org/drawingml/2006/main" xmlns:pic="http://schemas.openxmlformats.org/drawingml/2006/picture">
+            <wp:extent cx="5760720" cy="3136737"/>
+            <wp:docPr id="10" name="Picture 10"/>
+            <wp:cNvGraphicFramePr>
+              <a:graphicFrameLocks noChangeAspect="1"/>
+            </wp:cNvGraphicFramePr>
+            <a:graphic>
+              <a:graphicData uri="http://schemas.openxmlformats.org/drawingml/2006/picture">
+                <pic:pic>
+                  <pic:nvPicPr>
+                    <pic:cNvPr id="0" name="image.png"/>
+                    <pic:cNvPicPr/>
+                  </pic:nvPicPr>
+                  <pic:blipFill>
+                    <a:blip r:embed="rId12"/>
+                    <a:stretch>
+                      <a:fillRect/>
+                    </a:stretch>
+                  </pic:blipFill>
+                  <pic:spPr>
+                    <a:xfrm>
+                      <a:off x="0" y="0"/>
+                      <a:ext cx="5760720" cy="3136737"/>
+                    </a:xfrm>
+                    <a:prstGeom prst="rect"/>
+                  </pic:spPr>
+                </pic:pic>
+              </a:graphicData>
+            </a:graphic>
+          </wp:inline>
+        </w:drawing>
+      </w:r>
+    </w:p>
+    <w:p>
+      <w:pPr>
+        <w:jc w:val="center"/>
+      </w:pPr>
+      <w:r>
+        <w:rPr>
+          <w:i/>
+          <w:color w:val="555555"/>
+          <w:sz w:val="18"/>
+        </w:rPr>
+        <w:t>Figure A4 — Virtual Lab: Task 3 (BGE-large) — vectors already unit-length (norms mean=1.0000), ranking unchanged 0/5; identities hold 25/25.</w:t>
+      </w:r>
+    </w:p>
+    <w:p>
+      <w:pPr>
+        <w:jc w:val="center"/>
+      </w:pPr>
+      <w:r>
+        <w:drawing>
+          <wp:inline xmlns:a="http://schemas.openxmlformats.org/drawingml/2006/main" xmlns:pic="http://schemas.openxmlformats.org/drawingml/2006/picture">
+            <wp:extent cx="5760720" cy="3797499"/>
+            <wp:docPr id="11" name="Picture 11"/>
+            <wp:cNvGraphicFramePr>
+              <a:graphicFrameLocks noChangeAspect="1"/>
+            </wp:cNvGraphicFramePr>
+            <a:graphic>
+              <a:graphicData uri="http://schemas.openxmlformats.org/drawingml/2006/picture">
+                <pic:pic>
+                  <pic:nvPicPr>
+                    <pic:cNvPr id="0" name="image.png"/>
+                    <pic:cNvPicPr/>
+                  </pic:nvPicPr>
+                  <pic:blipFill>
+                    <a:blip r:embed="rId13"/>
+                    <a:stretch>
+                      <a:fillRect/>
+                    </a:stretch>
+                  </pic:blipFill>
+                  <pic:spPr>
+                    <a:xfrm>
+                      <a:off x="0" y="0"/>
+                      <a:ext cx="5760720" cy="3797499"/>
+                    </a:xfrm>
+                    <a:prstGeom prst="rect"/>
+                  </pic:spPr>
+                </pic:pic>
+              </a:graphicData>
+            </a:graphic>
+          </wp:inline>
+        </w:drawing>
+      </w:r>
+    </w:p>
+    <w:p>
+      <w:pPr>
+        <w:jc w:val="center"/>
+      </w:pPr>
+      <w:r>
+        <w:rPr>
+          <w:i/>
+          <w:color w:val="555555"/>
+          <w:sz w:val="18"/>
+        </w:rPr>
+        <w:t>Figure A5 — Virtual Lab: Task 8 cross-model exact comparison over 300 queries (Recall@5 0.1078 vs 0.7799).</w:t>
       </w:r>
     </w:p>
     <w:sectPr>

--- a/2026-2027-Sem1/AIMLCZG521-ConversationalAI/ass-1/PS2_Group129_Report.docx
+++ b/2026-2027-Sem1/AIMLCZG521-ConversationalAI/ass-1/PS2_Group129_Report.docx
@@ -1546,6 +1546,56 @@
     </w:p>
     <w:p>
       <w:pPr>
+        <w:jc w:val="center"/>
+      </w:pPr>
+      <w:r>
+        <w:drawing>
+          <wp:inline xmlns:a="http://schemas.openxmlformats.org/drawingml/2006/main" xmlns:pic="http://schemas.openxmlformats.org/drawingml/2006/picture">
+            <wp:extent cx="5852160" cy="2274380"/>
+            <wp:docPr id="7" name="Picture 7"/>
+            <wp:cNvGraphicFramePr>
+              <a:graphicFrameLocks noChangeAspect="1"/>
+            </wp:cNvGraphicFramePr>
+            <a:graphic>
+              <a:graphicData uri="http://schemas.openxmlformats.org/drawingml/2006/picture">
+                <pic:pic>
+                  <pic:nvPicPr>
+                    <pic:cNvPr id="0" name="image.png"/>
+                    <pic:cNvPicPr/>
+                  </pic:nvPicPr>
+                  <pic:blipFill>
+                    <a:blip r:embed="rId10"/>
+                    <a:stretch>
+                      <a:fillRect/>
+                    </a:stretch>
+                  </pic:blipFill>
+                  <pic:spPr>
+                    <a:xfrm>
+                      <a:off x="0" y="0"/>
+                      <a:ext cx="5852160" cy="2274380"/>
+                    </a:xfrm>
+                    <a:prstGeom prst="rect"/>
+                  </pic:spPr>
+                </pic:pic>
+              </a:graphicData>
+            </a:graphic>
+          </wp:inline>
+        </w:drawing>
+      </w:r>
+    </w:p>
+    <w:p>
+      <w:pPr>
+        <w:jc w:val="center"/>
+      </w:pPr>
+      <w:r>
+        <w:rPr>
+          <w:sz w:val="18"/>
+        </w:rPr>
+        <w:t>Task 2 execution evidence: CPU timing and embedding shapes.</w:t>
+      </w:r>
+    </w:p>
+    <w:p>
+      <w:pPr>
         <w:spacing w:after="120"/>
       </w:pPr>
       <w:r>
@@ -1580,6 +1630,56 @@
     </w:p>
     <w:p>
       <w:pPr>
+        <w:jc w:val="center"/>
+      </w:pPr>
+      <w:r>
+        <w:drawing>
+          <wp:inline xmlns:a="http://schemas.openxmlformats.org/drawingml/2006/main" xmlns:pic="http://schemas.openxmlformats.org/drawingml/2006/picture">
+            <wp:extent cx="5852160" cy="1557034"/>
+            <wp:docPr id="8" name="Picture 8"/>
+            <wp:cNvGraphicFramePr>
+              <a:graphicFrameLocks noChangeAspect="1"/>
+            </wp:cNvGraphicFramePr>
+            <a:graphic>
+              <a:graphicData uri="http://schemas.openxmlformats.org/drawingml/2006/picture">
+                <pic:pic>
+                  <pic:nvPicPr>
+                    <pic:cNvPr id="0" name="Pasted Image 5g"/>
+                    <pic:cNvPicPr/>
+                  </pic:nvPicPr>
+                  <pic:blipFill>
+                    <a:blip r:embed="rId14"/>
+                    <a:stretch>
+                      <a:fillRect/>
+                    </a:stretch>
+                  </pic:blipFill>
+                  <pic:spPr>
+                    <a:xfrm>
+                      <a:off x="0" y="0"/>
+                      <a:ext cx="5852160" cy="1557034"/>
+                    </a:xfrm>
+                    <a:prstGeom prst="rect"/>
+                  </pic:spPr>
+                </pic:pic>
+              </a:graphicData>
+            </a:graphic>
+          </wp:inline>
+        </w:drawing>
+      </w:r>
+    </w:p>
+    <w:p>
+      <w:pPr>
+        <w:jc w:val="center"/>
+      </w:pPr>
+      <w:r>
+        <w:rPr>
+          <w:sz w:val="18"/>
+        </w:rPr>
+        <w:t>Task 3 execution evidence: metric definitions and pair-selection setup.</w:t>
+      </w:r>
+    </w:p>
+    <w:p>
+      <w:pPr>
         <w:pStyle w:val="Heading3"/>
         <w:spacing w:after="90" w:before="180"/>
       </w:pPr>
@@ -1597,6 +1697,56 @@
     </w:p>
     <w:p>
       <w:pPr>
+        <w:jc w:val="center"/>
+      </w:pPr>
+      <w:r>
+        <w:drawing>
+          <wp:inline xmlns:a="http://schemas.openxmlformats.org/drawingml/2006/main" xmlns:pic="http://schemas.openxmlformats.org/drawingml/2006/picture">
+            <wp:extent cx="5669280" cy="3086947"/>
+            <wp:docPr id="9" name="Picture 9"/>
+            <wp:cNvGraphicFramePr>
+              <a:graphicFrameLocks noChangeAspect="1"/>
+            </wp:cNvGraphicFramePr>
+            <a:graphic>
+              <a:graphicData uri="http://schemas.openxmlformats.org/drawingml/2006/picture">
+                <pic:pic>
+                  <pic:nvPicPr>
+                    <pic:cNvPr id="0" name="image.png"/>
+                    <pic:cNvPicPr/>
+                  </pic:nvPicPr>
+                  <pic:blipFill>
+                    <a:blip r:embed="rId12"/>
+                    <a:stretch>
+                      <a:fillRect/>
+                    </a:stretch>
+                  </pic:blipFill>
+                  <pic:spPr>
+                    <a:xfrm>
+                      <a:off x="0" y="0"/>
+                      <a:ext cx="5669280" cy="3086947"/>
+                    </a:xfrm>
+                    <a:prstGeom prst="rect"/>
+                  </pic:spPr>
+                </pic:pic>
+              </a:graphicData>
+            </a:graphic>
+          </wp:inline>
+        </w:drawing>
+      </w:r>
+    </w:p>
+    <w:p>
+      <w:pPr>
+        <w:jc w:val="center"/>
+      </w:pPr>
+      <w:r>
+        <w:rPr>
+          <w:sz w:val="18"/>
+        </w:rPr>
+        <w:t>Task 3 execution evidence: BGE ranking and normalization checks.</w:t>
+      </w:r>
+    </w:p>
+    <w:p>
+      <w:pPr>
         <w:pStyle w:val="Heading3"/>
         <w:spacing w:after="90" w:before="180"/>
       </w:pPr>
@@ -1610,6 +1760,56 @@
       </w:pPr>
       <w:r>
         <w:t>Document-vector norms: mean=7.851, std=0.313 (range 7.42–8.56). Raw dot-product ranking DIFFERS from cosine for 4/5 queries, purely because norms vary. After L2-normalization, the identities hold exactly: dot==cosine for 25/25 pairs, ‖a−b‖²==2−2·cos for 25/25 pairs.</w:t>
+      </w:r>
+    </w:p>
+    <w:p>
+      <w:pPr>
+        <w:jc w:val="center"/>
+      </w:pPr>
+      <w:r>
+        <w:drawing>
+          <wp:inline xmlns:a="http://schemas.openxmlformats.org/drawingml/2006/main" xmlns:pic="http://schemas.openxmlformats.org/drawingml/2006/picture">
+            <wp:extent cx="5669280" cy="3160149"/>
+            <wp:docPr id="10" name="Picture 10"/>
+            <wp:cNvGraphicFramePr>
+              <a:graphicFrameLocks noChangeAspect="1"/>
+            </wp:cNvGraphicFramePr>
+            <a:graphic>
+              <a:graphicData uri="http://schemas.openxmlformats.org/drawingml/2006/picture">
+                <pic:pic>
+                  <pic:nvPicPr>
+                    <pic:cNvPr id="0" name="Pasted Image 4rt"/>
+                    <pic:cNvPicPr/>
+                  </pic:nvPicPr>
+                  <pic:blipFill>
+                    <a:blip r:embed="rId15"/>
+                    <a:stretch>
+                      <a:fillRect/>
+                    </a:stretch>
+                  </pic:blipFill>
+                  <pic:spPr>
+                    <a:xfrm>
+                      <a:off x="0" y="0"/>
+                      <a:ext cx="5669280" cy="3160149"/>
+                    </a:xfrm>
+                    <a:prstGeom prst="rect"/>
+                  </pic:spPr>
+                </pic:pic>
+              </a:graphicData>
+            </a:graphic>
+          </wp:inline>
+        </w:drawing>
+      </w:r>
+    </w:p>
+    <w:p>
+      <w:pPr>
+        <w:jc w:val="center"/>
+      </w:pPr>
+      <w:r>
+        <w:rPr>
+          <w:sz w:val="18"/>
+        </w:rPr>
+        <w:t>Task 3 execution evidence: DistilBERT normalization and ranking checks.</w:t>
       </w:r>
     </w:p>
     <w:p>
@@ -3193,6 +3393,56 @@
     </w:tbl>
     <w:p>
       <w:r/>
+    </w:p>
+    <w:p>
+      <w:pPr>
+        <w:jc w:val="center"/>
+      </w:pPr>
+      <w:r>
+        <w:drawing>
+          <wp:inline xmlns:a="http://schemas.openxmlformats.org/drawingml/2006/main" xmlns:pic="http://schemas.openxmlformats.org/drawingml/2006/picture">
+            <wp:extent cx="5669280" cy="3737221"/>
+            <wp:docPr id="11" name="Picture 11"/>
+            <wp:cNvGraphicFramePr>
+              <a:graphicFrameLocks noChangeAspect="1"/>
+            </wp:cNvGraphicFramePr>
+            <a:graphic>
+              <a:graphicData uri="http://schemas.openxmlformats.org/drawingml/2006/picture">
+                <pic:pic>
+                  <pic:nvPicPr>
+                    <pic:cNvPr id="0" name="image.png"/>
+                    <pic:cNvPicPr/>
+                  </pic:nvPicPr>
+                  <pic:blipFill>
+                    <a:blip r:embed="rId13"/>
+                    <a:stretch>
+                      <a:fillRect/>
+                    </a:stretch>
+                  </pic:blipFill>
+                  <pic:spPr>
+                    <a:xfrm>
+                      <a:off x="0" y="0"/>
+                      <a:ext cx="5669280" cy="3737221"/>
+                    </a:xfrm>
+                    <a:prstGeom prst="rect"/>
+                  </pic:spPr>
+                </pic:pic>
+              </a:graphicData>
+            </a:graphic>
+          </wp:inline>
+        </w:drawing>
+      </w:r>
+    </w:p>
+    <w:p>
+      <w:pPr>
+        <w:jc w:val="center"/>
+      </w:pPr>
+      <w:r>
+        <w:rPr>
+          <w:sz w:val="18"/>
+        </w:rPr>
+        <w:t>Task 8 execution evidence: exact cross-model comparison over 300 queries.</w:t>
+      </w:r>
     </w:p>
     <w:p>
       <w:pPr>

--- a/2026-2027-Sem1/AIMLCZG521-ConversationalAI/ass-1/PS2_Group129_Report.docx
+++ b/2026-2027-Sem1/AIMLCZG521-ConversationalAI/ass-1/PS2_Group129_Report.docx
@@ -1551,8 +1551,8 @@
       <w:r>
         <w:drawing>
           <wp:inline xmlns:a="http://schemas.openxmlformats.org/drawingml/2006/main" xmlns:pic="http://schemas.openxmlformats.org/drawingml/2006/picture">
-            <wp:extent cx="5852160" cy="2274380"/>
-            <wp:docPr id="7" name="Picture 7"/>
+            <wp:extent cx="5852160" cy="2381842"/>
+            <wp:docPr id="12" name="Picture 12"/>
             <wp:cNvGraphicFramePr>
               <a:graphicFrameLocks noChangeAspect="1"/>
             </wp:cNvGraphicFramePr>
@@ -1560,11 +1560,11 @@
               <a:graphicData uri="http://schemas.openxmlformats.org/drawingml/2006/picture">
                 <pic:pic>
                   <pic:nvPicPr>
-                    <pic:cNvPr id="0" name="image.png"/>
+                    <pic:cNvPr id="0" name="Screenshot 2026-08-24 223208.png"/>
                     <pic:cNvPicPr/>
                   </pic:nvPicPr>
                   <pic:blipFill>
-                    <a:blip r:embed="rId10"/>
+                    <a:blip r:embed="rId16"/>
                     <a:stretch>
                       <a:fillRect/>
                     </a:stretch>
@@ -1572,7 +1572,7 @@
                   <pic:spPr>
                     <a:xfrm>
                       <a:off x="0" y="0"/>
-                      <a:ext cx="5852160" cy="2274380"/>
+                      <a:ext cx="5852160" cy="2381842"/>
                     </a:xfrm>
                     <a:prstGeom prst="rect"/>
                   </pic:spPr>
